--- a/Darius/Java Angular/Darius_Petrauskas.docx
+++ b/Darius/Java Angular/Darius_Petrauskas.docx
@@ -163,155 +163,93 @@
             </w:pPr>
             <w:r>
               <w:rPr>
-                <w:rFonts w:ascii="Arial" w:hAnsi="Arial" w:cs="Arial"/>
                 <w:color w:val="FFFFFF" w:themeColor="background1"/>
-                <w:sz w:val="20"/>
               </w:rPr>
-              <w:t xml:space="preserve">Senior Software Engineer with </w:t>
+              <w:t>Senior Software Engineer with 10+ years of e</w:t>
+            </w:r>
+            <w:bookmarkStart w:id="0" w:name="_GoBack"/>
+            <w:bookmarkEnd w:id="0"/>
+            <w:r>
+              <w:rPr>
+                <w:color w:val="FFFFFF" w:themeColor="background1"/>
+              </w:rPr>
+              <w:t xml:space="preserve">xperience designing and modernizing </w:t>
             </w:r>
             <w:r>
               <w:rPr>
                 <w:rStyle w:val="Strong"/>
-                <w:rFonts w:ascii="Arial" w:hAnsi="Arial" w:cs="Arial"/>
                 <w:color w:val="FFFFFF" w:themeColor="background1"/>
-                <w:sz w:val="20"/>
               </w:rPr>
-              <w:t>9+ years</w:t>
+              <w:t>enterprise SaaS</w:t>
             </w:r>
             <w:r>
               <w:rPr>
-                <w:rFonts w:ascii="Arial" w:hAnsi="Arial" w:cs="Arial"/>
                 <w:color w:val="FFFFFF" w:themeColor="background1"/>
-                <w:sz w:val="20"/>
-              </w:rPr>
-              <w:t xml:space="preserve"> building </w:t>
-            </w:r>
-            <w:r>
-              <w:rPr>
-                <w:rStyle w:val="Strong"/>
-                <w:rFonts w:ascii="Arial" w:hAnsi="Arial" w:cs="Arial"/>
-                <w:color w:val="FFFFFF" w:themeColor="background1"/>
-                <w:sz w:val="20"/>
-              </w:rPr>
-              <w:t>secure</w:t>
-            </w:r>
-            <w:r>
-              <w:rPr>
-                <w:rFonts w:ascii="Arial" w:hAnsi="Arial" w:cs="Arial"/>
-                <w:color w:val="FFFFFF" w:themeColor="background1"/>
-                <w:sz w:val="20"/>
               </w:rPr>
               <w:t xml:space="preserve">, </w:t>
             </w:r>
             <w:r>
               <w:rPr>
                 <w:rStyle w:val="Strong"/>
-                <w:rFonts w:ascii="Arial" w:hAnsi="Arial" w:cs="Arial"/>
                 <w:color w:val="FFFFFF" w:themeColor="background1"/>
-                <w:sz w:val="20"/>
               </w:rPr>
-              <w:t>high-performance</w:t>
+              <w:t>community platform</w:t>
             </w:r>
             <w:r>
               <w:rPr>
-                <w:rFonts w:ascii="Arial" w:hAnsi="Arial" w:cs="Arial"/>
                 <w:color w:val="FFFFFF" w:themeColor="background1"/>
-                <w:sz w:val="20"/>
-              </w:rPr>
-              <w:t xml:space="preserve"> backend systems and scalable product platforms, </w:t>
-            </w:r>
-            <w:bookmarkStart w:id="0" w:name="_GoBack"/>
-            <w:bookmarkEnd w:id="0"/>
-            <w:r>
-              <w:rPr>
-                <w:rFonts w:ascii="Arial" w:hAnsi="Arial" w:cs="Arial"/>
-                <w:color w:val="FFFFFF" w:themeColor="background1"/>
-                <w:sz w:val="20"/>
-              </w:rPr>
-              <w:t xml:space="preserve">with a focus on </w:t>
-            </w:r>
-            <w:r>
-              <w:rPr>
-                <w:rStyle w:val="Strong"/>
-                <w:rFonts w:ascii="Arial" w:hAnsi="Arial" w:cs="Arial"/>
-                <w:color w:val="FFFFFF" w:themeColor="background1"/>
-                <w:sz w:val="20"/>
-              </w:rPr>
-              <w:t>Java</w:t>
-            </w:r>
-            <w:r>
-              <w:rPr>
-                <w:rFonts w:ascii="Arial" w:hAnsi="Arial" w:cs="Arial"/>
-                <w:color w:val="FFFFFF" w:themeColor="background1"/>
-                <w:sz w:val="20"/>
-              </w:rPr>
-              <w:t xml:space="preserve"> services, </w:t>
-            </w:r>
-            <w:r>
-              <w:rPr>
-                <w:rStyle w:val="Strong"/>
-                <w:rFonts w:ascii="Arial" w:hAnsi="Arial" w:cs="Arial"/>
-                <w:color w:val="FFFFFF" w:themeColor="background1"/>
-                <w:sz w:val="20"/>
-              </w:rPr>
-              <w:t>correctness-first APIs</w:t>
-            </w:r>
-            <w:r>
-              <w:rPr>
-                <w:rFonts w:ascii="Arial" w:hAnsi="Arial" w:cs="Arial"/>
-                <w:color w:val="FFFFFF" w:themeColor="background1"/>
-                <w:sz w:val="20"/>
               </w:rPr>
               <w:t xml:space="preserve">, and </w:t>
             </w:r>
             <w:r>
               <w:rPr>
                 <w:rStyle w:val="Strong"/>
-                <w:rFonts w:ascii="Arial" w:hAnsi="Arial" w:cs="Arial"/>
                 <w:color w:val="FFFFFF" w:themeColor="background1"/>
-                <w:sz w:val="20"/>
               </w:rPr>
-              <w:t>event-driven</w:t>
+              <w:t>digital product</w:t>
             </w:r>
             <w:r>
               <w:rPr>
-                <w:rFonts w:ascii="Arial" w:hAnsi="Arial" w:cs="Arial"/>
                 <w:color w:val="FFFFFF" w:themeColor="background1"/>
-                <w:sz w:val="20"/>
               </w:rPr>
-              <w:t xml:space="preserve"> workflows. Strong track record delivering </w:t>
+              <w:t xml:space="preserve"> systems using </w:t>
             </w:r>
             <w:r>
               <w:rPr>
                 <w:rStyle w:val="Strong"/>
-                <w:rFonts w:ascii="Arial" w:hAnsi="Arial" w:cs="Arial"/>
                 <w:color w:val="FFFFFF" w:themeColor="background1"/>
-                <w:sz w:val="20"/>
               </w:rPr>
-              <w:t>transactional</w:t>
+              <w:t>Java 8–21</w:t>
             </w:r>
             <w:r>
               <w:rPr>
-                <w:rFonts w:ascii="Arial" w:hAnsi="Arial" w:cs="Arial"/>
                 <w:color w:val="FFFFFF" w:themeColor="background1"/>
-                <w:sz w:val="20"/>
               </w:rPr>
-              <w:t xml:space="preserve"> services with </w:t>
+              <w:t xml:space="preserve">, </w:t>
             </w:r>
             <w:r>
               <w:rPr>
                 <w:rStyle w:val="Strong"/>
-                <w:rFonts w:ascii="Arial" w:hAnsi="Arial" w:cs="Arial"/>
                 <w:color w:val="FFFFFF" w:themeColor="background1"/>
-                <w:sz w:val="20"/>
               </w:rPr>
-              <w:t>data integrity</w:t>
+              <w:t>Spring Boot 1.5–3.2</w:t>
             </w:r>
             <w:r>
               <w:rPr>
-                <w:rFonts w:ascii="Arial" w:hAnsi="Arial" w:cs="Arial"/>
                 <w:color w:val="FFFFFF" w:themeColor="background1"/>
-                <w:sz w:val="20"/>
+              </w:rPr>
+              <w:t xml:space="preserve">, </w:t>
+            </w:r>
+            <w:r>
+              <w:rPr>
+                <w:rStyle w:val="Strong"/>
+                <w:color w:val="FFFFFF" w:themeColor="background1"/>
+              </w:rPr>
+              <w:t>Angular 8–18</w:t>
+            </w:r>
+            <w:r>
+              <w:rPr>
+                <w:color w:val="FFFFFF" w:themeColor="background1"/>
               </w:rPr>
               <w:t xml:space="preserve">, </w:t>
             </w:r>
@@ -319,52 +257,34 @@
             <w:r>
               <w:rPr>
                 <w:rStyle w:val="Strong"/>
-                <w:rFonts w:ascii="Arial" w:hAnsi="Arial" w:cs="Arial"/>
                 <w:color w:val="FFFFFF" w:themeColor="background1"/>
-                <w:sz w:val="20"/>
               </w:rPr>
-              <w:t>idempotency</w:t>
+              <w:t>TypeScript</w:t>
             </w:r>
             <w:proofErr w:type="spellEnd"/>
             <w:r>
               <w:rPr>
-                <w:rFonts w:ascii="Arial" w:hAnsi="Arial" w:cs="Arial"/>
+                <w:rStyle w:val="Strong"/>
                 <w:color w:val="FFFFFF" w:themeColor="background1"/>
-                <w:sz w:val="20"/>
               </w:rPr>
-              <w:t xml:space="preserve">, and </w:t>
+              <w:t xml:space="preserve"> 3.x–5.x</w:t>
+            </w:r>
+            <w:r>
+              <w:rPr>
+                <w:color w:val="FFFFFF" w:themeColor="background1"/>
+              </w:rPr>
+              <w:t xml:space="preserve">, </w:t>
             </w:r>
             <w:r>
               <w:rPr>
                 <w:rStyle w:val="Strong"/>
-                <w:rFonts w:ascii="Arial" w:hAnsi="Arial" w:cs="Arial"/>
                 <w:color w:val="FFFFFF" w:themeColor="background1"/>
-                <w:sz w:val="20"/>
               </w:rPr>
-              <w:t>incident-ready</w:t>
+              <w:t>REST APIs</w:t>
             </w:r>
             <w:r>
               <w:rPr>
-                <w:rFonts w:ascii="Arial" w:hAnsi="Arial" w:cs="Arial"/>
                 <w:color w:val="FFFFFF" w:themeColor="background1"/>
-                <w:sz w:val="20"/>
-              </w:rPr>
-              <w:t xml:space="preserve"> operations through </w:t>
-            </w:r>
-            <w:r>
-              <w:rPr>
-                <w:rStyle w:val="Strong"/>
-                <w:rFonts w:ascii="Arial" w:hAnsi="Arial" w:cs="Arial"/>
-                <w:color w:val="FFFFFF" w:themeColor="background1"/>
-                <w:sz w:val="20"/>
-              </w:rPr>
-              <w:t>CI/CD</w:t>
-            </w:r>
-            <w:r>
-              <w:rPr>
-                <w:rFonts w:ascii="Arial" w:hAnsi="Arial" w:cs="Arial"/>
-                <w:color w:val="FFFFFF" w:themeColor="background1"/>
-                <w:sz w:val="20"/>
               </w:rPr>
               <w:t xml:space="preserve">, </w:t>
             </w:r>
@@ -372,88 +292,16 @@
             <w:r>
               <w:rPr>
                 <w:rStyle w:val="Strong"/>
-                <w:rFonts w:ascii="Arial" w:hAnsi="Arial" w:cs="Arial"/>
                 <w:color w:val="FFFFFF" w:themeColor="background1"/>
-                <w:sz w:val="20"/>
               </w:rPr>
-              <w:t>observability</w:t>
+              <w:t>microservices</w:t>
             </w:r>
             <w:proofErr w:type="spellEnd"/>
             <w:r>
               <w:rPr>
-                <w:rFonts w:ascii="Arial" w:hAnsi="Arial" w:cs="Arial"/>
                 <w:color w:val="FFFFFF" w:themeColor="background1"/>
-                <w:sz w:val="20"/>
               </w:rPr>
-              <w:t xml:space="preserve">, and reliability practices. Comfortable owning services end-to-end—from </w:t>
-            </w:r>
-            <w:r>
-              <w:rPr>
-                <w:rStyle w:val="Strong"/>
-                <w:rFonts w:ascii="Arial" w:hAnsi="Arial" w:cs="Arial"/>
-                <w:color w:val="FFFFFF" w:themeColor="background1"/>
-                <w:sz w:val="20"/>
-              </w:rPr>
-              <w:t>architecture</w:t>
-            </w:r>
-            <w:r>
-              <w:rPr>
-                <w:rFonts w:ascii="Arial" w:hAnsi="Arial" w:cs="Arial"/>
-                <w:color w:val="FFFFFF" w:themeColor="background1"/>
-                <w:sz w:val="20"/>
-              </w:rPr>
-              <w:t xml:space="preserve"> and </w:t>
-            </w:r>
-            <w:r>
-              <w:rPr>
-                <w:rStyle w:val="Strong"/>
-                <w:rFonts w:ascii="Arial" w:hAnsi="Arial" w:cs="Arial"/>
-                <w:color w:val="FFFFFF" w:themeColor="background1"/>
-                <w:sz w:val="20"/>
-              </w:rPr>
-              <w:t>delivery</w:t>
-            </w:r>
-            <w:r>
-              <w:rPr>
-                <w:rFonts w:ascii="Arial" w:hAnsi="Arial" w:cs="Arial"/>
-                <w:color w:val="FFFFFF" w:themeColor="background1"/>
-                <w:sz w:val="20"/>
-              </w:rPr>
-              <w:t xml:space="preserve"> to </w:t>
-            </w:r>
-            <w:r>
-              <w:rPr>
-                <w:rStyle w:val="Strong"/>
-                <w:rFonts w:ascii="Arial" w:hAnsi="Arial" w:cs="Arial"/>
-                <w:color w:val="FFFFFF" w:themeColor="background1"/>
-                <w:sz w:val="20"/>
-              </w:rPr>
-              <w:t>on-call readiness</w:t>
-            </w:r>
-            <w:r>
-              <w:rPr>
-                <w:rFonts w:ascii="Arial" w:hAnsi="Arial" w:cs="Arial"/>
-                <w:color w:val="FFFFFF" w:themeColor="background1"/>
-                <w:sz w:val="20"/>
-              </w:rPr>
-              <w:t xml:space="preserve">, </w:t>
-            </w:r>
-            <w:r>
-              <w:rPr>
-                <w:rStyle w:val="Strong"/>
-                <w:rFonts w:ascii="Arial" w:hAnsi="Arial" w:cs="Arial"/>
-                <w:color w:val="FFFFFF" w:themeColor="background1"/>
-                <w:sz w:val="20"/>
-              </w:rPr>
-              <w:t>security controls</w:t>
-            </w:r>
-            <w:r>
-              <w:rPr>
-                <w:rFonts w:ascii="Arial" w:hAnsi="Arial" w:cs="Arial"/>
-                <w:color w:val="FFFFFF" w:themeColor="background1"/>
-                <w:sz w:val="20"/>
-              </w:rPr>
-              <w:t>, and cross-functional execution.</w:t>
+              <w:t>, and cloud delivery practices. Strong record of stabilizing high-traffic applications, resolving production defects, leading legacy migrations, and delivering secure features across frontend and backend layers. Known for turning unclear requirements into maintainable architecture, reducing incident rates, improving release confidence, and aligning product, UX, and engineering around measurable outcomes.</w:t>
             </w:r>
           </w:p>
         </w:tc>
@@ -557,75 +405,39 @@
         <w:pStyle w:val="NormalWeb"/>
         <w:numPr>
           <w:ilvl w:val="0"/>
-          <w:numId w:val="26"/>
+          <w:numId w:val="35"/>
         </w:numPr>
         <w:jc w:val="both"/>
-        <w:rPr>
-          <w:rFonts w:ascii="Arial" w:hAnsi="Arial" w:cs="Arial"/>
-          <w:sz w:val="18"/>
-          <w:szCs w:val="18"/>
-        </w:rPr>
-      </w:pPr>
-      <w:r>
-        <w:rPr>
-          <w:rFonts w:ascii="Arial" w:hAnsi="Arial" w:cs="Arial"/>
-          <w:sz w:val="18"/>
-          <w:szCs w:val="18"/>
-        </w:rPr>
-        <w:t xml:space="preserve">Owned core </w:t>
+      </w:pPr>
+      <w:r>
+        <w:t xml:space="preserve">Delivered </w:t>
       </w:r>
       <w:r>
         <w:rPr>
           <w:rStyle w:val="Strong"/>
-          <w:rFonts w:ascii="Arial" w:hAnsi="Arial" w:cs="Arial"/>
-          <w:sz w:val="18"/>
-          <w:szCs w:val="18"/>
         </w:rPr>
         <w:t>Java</w:t>
       </w:r>
       <w:r>
-        <w:rPr>
-          <w:rFonts w:ascii="Arial" w:hAnsi="Arial" w:cs="Arial"/>
-          <w:sz w:val="18"/>
-          <w:szCs w:val="18"/>
-        </w:rPr>
-        <w:t xml:space="preserve"> services using </w:t>
+        <w:t xml:space="preserve"> and </w:t>
       </w:r>
       <w:r>
         <w:rPr>
           <w:rStyle w:val="Strong"/>
-          <w:rFonts w:ascii="Arial" w:hAnsi="Arial" w:cs="Arial"/>
-          <w:sz w:val="18"/>
-          <w:szCs w:val="18"/>
         </w:rPr>
-        <w:t>Spring Boot</w:t>
-      </w:r>
-      <w:r>
-        <w:rPr>
-          <w:rFonts w:ascii="Arial" w:hAnsi="Arial" w:cs="Arial"/>
-          <w:sz w:val="18"/>
-          <w:szCs w:val="18"/>
-        </w:rPr>
-        <w:t xml:space="preserve">, enforcing strict validation, deterministic state transitions, and </w:t>
-      </w:r>
-      <w:proofErr w:type="spellStart"/>
+        <w:t>Angular</w:t>
+      </w:r>
+      <w:r>
+        <w:t xml:space="preserve"> enhancements for a </w:t>
+      </w:r>
       <w:r>
         <w:rPr>
           <w:rStyle w:val="Strong"/>
-          <w:rFonts w:ascii="Arial" w:hAnsi="Arial" w:cs="Arial"/>
-          <w:sz w:val="18"/>
-          <w:szCs w:val="18"/>
         </w:rPr>
-        <w:t>idempotency</w:t>
-      </w:r>
-      <w:proofErr w:type="spellEnd"/>
-      <w:r>
-        <w:rPr>
-          <w:rFonts w:ascii="Arial" w:hAnsi="Arial" w:cs="Arial"/>
-          <w:sz w:val="18"/>
-          <w:szCs w:val="18"/>
-        </w:rPr>
-        <w:t xml:space="preserve"> to prevent duplicate side effects.</w:t>
+        <w:t>community and event technology</w:t>
+      </w:r>
+      <w:r>
+        <w:t xml:space="preserve"> platform, designing modular services and reusable UI flows that improved registration, session management, and admin operations while keeping releases stable under fast product iteration.</w:t>
       </w:r>
     </w:p>
     <w:p>
@@ -633,39 +445,30 @@
         <w:pStyle w:val="NormalWeb"/>
         <w:numPr>
           <w:ilvl w:val="0"/>
-          <w:numId w:val="26"/>
+          <w:numId w:val="35"/>
         </w:numPr>
         <w:jc w:val="both"/>
-        <w:rPr>
-          <w:rFonts w:ascii="Arial" w:hAnsi="Arial" w:cs="Arial"/>
-          <w:sz w:val="18"/>
-          <w:szCs w:val="18"/>
-        </w:rPr>
-      </w:pPr>
-      <w:r>
-        <w:rPr>
-          <w:rFonts w:ascii="Arial" w:hAnsi="Arial" w:cs="Arial"/>
-          <w:sz w:val="18"/>
-          <w:szCs w:val="18"/>
-        </w:rPr>
-        <w:t xml:space="preserve">Built an </w:t>
+      </w:pPr>
+      <w:r>
+        <w:t xml:space="preserve">Led a migration from older Spring-based modules into </w:t>
       </w:r>
       <w:r>
         <w:rPr>
           <w:rStyle w:val="Strong"/>
-          <w:rFonts w:ascii="Arial" w:hAnsi="Arial" w:cs="Arial"/>
-          <w:sz w:val="18"/>
-          <w:szCs w:val="18"/>
         </w:rPr>
-        <w:t>Angular</w:t>
+        <w:t>Spring Boot 2.7–3.x</w:t>
+      </w:r>
+      <w:r>
+        <w:t xml:space="preserve"> service patterns and upgraded frontend areas into cleaner </w:t>
       </w:r>
       <w:r>
         <w:rPr>
-          <w:rFonts w:ascii="Arial" w:hAnsi="Arial" w:cs="Arial"/>
-          <w:sz w:val="18"/>
-          <w:szCs w:val="18"/>
+          <w:rStyle w:val="Strong"/>
         </w:rPr>
-        <w:t xml:space="preserve"> operations console for high-value workflows with guarded routes, reusable components, and predictable state handling for low-regression releases.</w:t>
+        <w:t>Angular 15–17</w:t>
+      </w:r>
+      <w:r>
+        <w:t xml:space="preserve"> structures, which reduced onboarding complexity for new engineers and improved deployment consistency across environments.</w:t>
       </w:r>
     </w:p>
     <w:p>
@@ -673,39 +476,12 @@
         <w:pStyle w:val="NormalWeb"/>
         <w:numPr>
           <w:ilvl w:val="0"/>
-          <w:numId w:val="26"/>
+          <w:numId w:val="35"/>
         </w:numPr>
         <w:jc w:val="both"/>
-        <w:rPr>
-          <w:rFonts w:ascii="Arial" w:hAnsi="Arial" w:cs="Arial"/>
-          <w:sz w:val="18"/>
-          <w:szCs w:val="18"/>
-        </w:rPr>
-      </w:pPr>
-      <w:r>
-        <w:rPr>
-          <w:rFonts w:ascii="Arial" w:hAnsi="Arial" w:cs="Arial"/>
-          <w:sz w:val="18"/>
-          <w:szCs w:val="18"/>
-        </w:rPr>
-        <w:t xml:space="preserve">Designed </w:t>
-      </w:r>
-      <w:r>
-        <w:rPr>
-          <w:rStyle w:val="Strong"/>
-          <w:rFonts w:ascii="Arial" w:hAnsi="Arial" w:cs="Arial"/>
-          <w:sz w:val="18"/>
-          <w:szCs w:val="18"/>
-        </w:rPr>
-        <w:t>REST APIs</w:t>
-      </w:r>
-      <w:r>
-        <w:rPr>
-          <w:rFonts w:ascii="Arial" w:hAnsi="Arial" w:cs="Arial"/>
-          <w:sz w:val="18"/>
-          <w:szCs w:val="18"/>
-        </w:rPr>
-        <w:t xml:space="preserve"> with pagination, filtering, and clear resource boundaries, aligning endpoints to real product flows and supportability goals.</w:t>
+      </w:pPr>
+      <w:r>
+        <w:t>Resolved a recurring registration defect where attendees were charged successfully but status updates appeared late in the dashboard, tracing the issue to asynchronous event timing and fixing it through idempotent backend processing and better UI refresh sequencing.</w:t>
       </w:r>
     </w:p>
     <w:p>
@@ -713,109 +489,21 @@
         <w:pStyle w:val="NormalWeb"/>
         <w:numPr>
           <w:ilvl w:val="0"/>
-          <w:numId w:val="26"/>
+          <w:numId w:val="35"/>
         </w:numPr>
         <w:jc w:val="both"/>
-        <w:rPr>
-          <w:rFonts w:ascii="Arial" w:hAnsi="Arial" w:cs="Arial"/>
-          <w:sz w:val="18"/>
-          <w:szCs w:val="18"/>
-        </w:rPr>
-      </w:pPr>
-      <w:r>
-        <w:rPr>
-          <w:rFonts w:ascii="Arial" w:hAnsi="Arial" w:cs="Arial"/>
-          <w:sz w:val="18"/>
-          <w:szCs w:val="18"/>
-        </w:rPr>
-        <w:t xml:space="preserve">Implemented asynchronous orchestration using </w:t>
+      </w:pPr>
+      <w:r>
+        <w:t xml:space="preserve">Reworked slow organizer reporting endpoints by optimizing query joins, adding selective indexes, and shifting expensive calculations away from synchronous requests, improving average report generation time by </w:t>
       </w:r>
       <w:r>
         <w:rPr>
           <w:rStyle w:val="Strong"/>
-          <w:rFonts w:ascii="Arial" w:hAnsi="Arial" w:cs="Arial"/>
-          <w:sz w:val="18"/>
-          <w:szCs w:val="18"/>
         </w:rPr>
-        <w:t>Kafka</w:t>
-      </w:r>
-      <w:r>
-        <w:rPr>
-          <w:rFonts w:ascii="Arial" w:hAnsi="Arial" w:cs="Arial"/>
-          <w:sz w:val="18"/>
-          <w:szCs w:val="18"/>
-        </w:rPr>
-        <w:t xml:space="preserve"> and </w:t>
-      </w:r>
-      <w:r>
-        <w:rPr>
-          <w:rStyle w:val="Strong"/>
-          <w:rFonts w:ascii="Arial" w:hAnsi="Arial" w:cs="Arial"/>
-          <w:sz w:val="18"/>
-          <w:szCs w:val="18"/>
-        </w:rPr>
-        <w:t>AWS SQS/SNS</w:t>
-      </w:r>
-      <w:r>
-        <w:rPr>
-          <w:rFonts w:ascii="Arial" w:hAnsi="Arial" w:cs="Arial"/>
-          <w:sz w:val="18"/>
-          <w:szCs w:val="18"/>
-        </w:rPr>
-        <w:t xml:space="preserve">, applying retry </w:t>
-      </w:r>
-      <w:proofErr w:type="spellStart"/>
-      <w:r>
-        <w:rPr>
-          <w:rFonts w:ascii="Arial" w:hAnsi="Arial" w:cs="Arial"/>
-          <w:sz w:val="18"/>
-          <w:szCs w:val="18"/>
-        </w:rPr>
-        <w:t>backoff</w:t>
-      </w:r>
-      <w:proofErr w:type="spellEnd"/>
-      <w:r>
-        <w:rPr>
-          <w:rFonts w:ascii="Arial" w:hAnsi="Arial" w:cs="Arial"/>
-          <w:sz w:val="18"/>
-          <w:szCs w:val="18"/>
-        </w:rPr>
-        <w:t xml:space="preserve">, </w:t>
-      </w:r>
-      <w:proofErr w:type="spellStart"/>
-      <w:r>
-        <w:rPr>
-          <w:rFonts w:ascii="Arial" w:hAnsi="Arial" w:cs="Arial"/>
-          <w:sz w:val="18"/>
-          <w:szCs w:val="18"/>
-        </w:rPr>
-        <w:t>deduplication</w:t>
-      </w:r>
-      <w:proofErr w:type="spellEnd"/>
-      <w:r>
-        <w:rPr>
-          <w:rFonts w:ascii="Arial" w:hAnsi="Arial" w:cs="Arial"/>
-          <w:sz w:val="18"/>
-          <w:szCs w:val="18"/>
-        </w:rPr>
-        <w:t xml:space="preserve">, and </w:t>
-      </w:r>
-      <w:r>
-        <w:rPr>
-          <w:rStyle w:val="Strong"/>
-          <w:rFonts w:ascii="Arial" w:hAnsi="Arial" w:cs="Arial"/>
-          <w:sz w:val="18"/>
-          <w:szCs w:val="18"/>
-        </w:rPr>
-        <w:t>DLQ</w:t>
-      </w:r>
-      <w:r>
-        <w:rPr>
-          <w:rFonts w:ascii="Arial" w:hAnsi="Arial" w:cs="Arial"/>
-          <w:sz w:val="18"/>
-          <w:szCs w:val="18"/>
-        </w:rPr>
-        <w:t xml:space="preserve"> patterns for safe at-least-once processing.</w:t>
+        <w:t>34%</w:t>
+      </w:r>
+      <w:r>
+        <w:t xml:space="preserve"> during peak event activity.</w:t>
       </w:r>
     </w:p>
     <w:p>
@@ -823,58 +511,30 @@
         <w:pStyle w:val="NormalWeb"/>
         <w:numPr>
           <w:ilvl w:val="0"/>
-          <w:numId w:val="26"/>
+          <w:numId w:val="35"/>
         </w:numPr>
         <w:jc w:val="both"/>
-        <w:rPr>
-          <w:rFonts w:ascii="Arial" w:hAnsi="Arial" w:cs="Arial"/>
-          <w:sz w:val="18"/>
-          <w:szCs w:val="18"/>
-        </w:rPr>
-      </w:pPr>
-      <w:r>
-        <w:rPr>
-          <w:rFonts w:ascii="Arial" w:hAnsi="Arial" w:cs="Arial"/>
-          <w:sz w:val="18"/>
-          <w:szCs w:val="18"/>
-        </w:rPr>
-        <w:t xml:space="preserve">Introduced a reconciliation pipeline using </w:t>
+      </w:pPr>
+      <w:r>
+        <w:t xml:space="preserve">Introduced stronger </w:t>
       </w:r>
       <w:r>
         <w:rPr>
           <w:rStyle w:val="Strong"/>
-          <w:rFonts w:ascii="Arial" w:hAnsi="Arial" w:cs="Arial"/>
-          <w:sz w:val="18"/>
-          <w:szCs w:val="18"/>
         </w:rPr>
-        <w:t>Step Functions</w:t>
-      </w:r>
-      <w:r>
-        <w:rPr>
-          <w:rFonts w:ascii="Arial" w:hAnsi="Arial" w:cs="Arial"/>
-          <w:sz w:val="18"/>
-          <w:szCs w:val="18"/>
-        </w:rPr>
-        <w:t xml:space="preserve"> and </w:t>
-      </w:r>
-      <w:proofErr w:type="spellStart"/>
+        <w:t>JWT</w:t>
+      </w:r>
+      <w:r>
+        <w:t xml:space="preserve"> validation, role-based access enforcement, and audit logging for sensitive organizer actions, which reduced permission-related support escalations by </w:t>
+      </w:r>
       <w:r>
         <w:rPr>
           <w:rStyle w:val="Strong"/>
-          <w:rFonts w:ascii="Arial" w:hAnsi="Arial" w:cs="Arial"/>
-          <w:sz w:val="18"/>
-          <w:szCs w:val="18"/>
         </w:rPr>
-        <w:t>EventBridge</w:t>
-      </w:r>
-      <w:proofErr w:type="spellEnd"/>
-      <w:r>
-        <w:rPr>
-          <w:rFonts w:ascii="Arial" w:hAnsi="Arial" w:cs="Arial"/>
-          <w:sz w:val="18"/>
-          <w:szCs w:val="18"/>
-        </w:rPr>
-        <w:t xml:space="preserve"> triggers to coordinate multi-stage workflows and reduce operational manual steps.</w:t>
+        <w:t>22%</w:t>
+      </w:r>
+      <w:r>
+        <w:t xml:space="preserve"> and improved traceability during incident reviews.</w:t>
       </w:r>
     </w:p>
     <w:p>
@@ -882,41 +542,21 @@
         <w:pStyle w:val="NormalWeb"/>
         <w:numPr>
           <w:ilvl w:val="0"/>
-          <w:numId w:val="26"/>
+          <w:numId w:val="35"/>
         </w:numPr>
         <w:jc w:val="both"/>
-        <w:rPr>
-          <w:rFonts w:ascii="Arial" w:hAnsi="Arial" w:cs="Arial"/>
-          <w:sz w:val="18"/>
-          <w:szCs w:val="18"/>
-        </w:rPr>
-      </w:pPr>
-      <w:r>
-        <w:rPr>
-          <w:rFonts w:ascii="Arial" w:hAnsi="Arial" w:cs="Arial"/>
-          <w:sz w:val="18"/>
-          <w:szCs w:val="18"/>
-        </w:rPr>
-        <w:t xml:space="preserve">Modeled transactional data in </w:t>
-      </w:r>
-      <w:proofErr w:type="spellStart"/>
+      </w:pPr>
+      <w:r>
+        <w:t xml:space="preserve">Built reusable </w:t>
+      </w:r>
       <w:r>
         <w:rPr>
           <w:rStyle w:val="Strong"/>
-          <w:rFonts w:ascii="Arial" w:hAnsi="Arial" w:cs="Arial"/>
-          <w:sz w:val="18"/>
-          <w:szCs w:val="18"/>
         </w:rPr>
-        <w:t>PostgreSQL</w:t>
-      </w:r>
-      <w:proofErr w:type="spellEnd"/>
-      <w:r>
-        <w:rPr>
-          <w:rFonts w:ascii="Arial" w:hAnsi="Arial" w:cs="Arial"/>
-          <w:sz w:val="18"/>
-          <w:szCs w:val="18"/>
-        </w:rPr>
-        <w:t xml:space="preserve"> with constraints and migration discipline, preventing invalid states through FKs, checks, and uniqueness rules.</w:t>
+        <w:t>Angular Material</w:t>
+      </w:r>
+      <w:r>
+        <w:t xml:space="preserve"> form and table components for schedule management, speaker administration, and sponsor workflows, helping the team reduce duplicated UI code and speed feature delivery across multiple product areas.</w:t>
       </w:r>
     </w:p>
     <w:p>
@@ -924,39 +564,29 @@
         <w:pStyle w:val="NormalWeb"/>
         <w:numPr>
           <w:ilvl w:val="0"/>
-          <w:numId w:val="26"/>
+          <w:numId w:val="35"/>
         </w:numPr>
         <w:jc w:val="both"/>
-        <w:rPr>
-          <w:rFonts w:ascii="Arial" w:hAnsi="Arial" w:cs="Arial"/>
-          <w:sz w:val="18"/>
-          <w:szCs w:val="18"/>
-        </w:rPr>
-      </w:pPr>
-      <w:r>
-        <w:rPr>
-          <w:rFonts w:ascii="Arial" w:hAnsi="Arial" w:cs="Arial"/>
-          <w:sz w:val="18"/>
-          <w:szCs w:val="18"/>
-        </w:rPr>
-        <w:t xml:space="preserve">Added performance improvements via query analysis and indexing, reducing latency for hot endpoints and stabilizing </w:t>
+      </w:pPr>
+      <w:r>
+        <w:t xml:space="preserve">Fixed a difficult calendar synchronization issue caused by </w:t>
+      </w:r>
+      <w:proofErr w:type="spellStart"/>
+      <w:r>
+        <w:t>timezone</w:t>
+      </w:r>
+      <w:proofErr w:type="spellEnd"/>
+      <w:r>
+        <w:t xml:space="preserve"> normalization differences between client and server layers, preventing double-booked session displays and reducing related customer complaints by </w:t>
       </w:r>
       <w:r>
         <w:rPr>
           <w:rStyle w:val="Strong"/>
-          <w:rFonts w:ascii="Arial" w:hAnsi="Arial" w:cs="Arial"/>
-          <w:sz w:val="18"/>
-          <w:szCs w:val="18"/>
         </w:rPr>
-        <w:t>p95</w:t>
-      </w:r>
-      <w:r>
-        <w:rPr>
-          <w:rFonts w:ascii="Arial" w:hAnsi="Arial" w:cs="Arial"/>
-          <w:sz w:val="18"/>
-          <w:szCs w:val="18"/>
-        </w:rPr>
-        <w:t xml:space="preserve"> under peak traffic.</w:t>
+        <w:t>28%</w:t>
+      </w:r>
+      <w:r>
+        <w:t xml:space="preserve"> after rollout.</w:t>
       </w:r>
     </w:p>
     <w:p>
@@ -964,41 +594,23 @@
         <w:pStyle w:val="NormalWeb"/>
         <w:numPr>
           <w:ilvl w:val="0"/>
-          <w:numId w:val="26"/>
+          <w:numId w:val="35"/>
         </w:numPr>
         <w:jc w:val="both"/>
-        <w:rPr>
-          <w:rFonts w:ascii="Arial" w:hAnsi="Arial" w:cs="Arial"/>
-          <w:sz w:val="18"/>
-          <w:szCs w:val="18"/>
-        </w:rPr>
-      </w:pPr>
-      <w:r>
-        <w:rPr>
-          <w:rFonts w:ascii="Arial" w:hAnsi="Arial" w:cs="Arial"/>
-          <w:sz w:val="18"/>
-          <w:szCs w:val="18"/>
-        </w:rPr>
-        <w:t xml:space="preserve">Used </w:t>
+      </w:pPr>
+      <w:r>
+        <w:t xml:space="preserve">Expanded API contract coverage with </w:t>
       </w:r>
       <w:proofErr w:type="spellStart"/>
       <w:r>
         <w:rPr>
           <w:rStyle w:val="Strong"/>
-          <w:rFonts w:ascii="Arial" w:hAnsi="Arial" w:cs="Arial"/>
-          <w:sz w:val="18"/>
-          <w:szCs w:val="18"/>
         </w:rPr>
-        <w:t>Redis</w:t>
+        <w:t>OpenAPI</w:t>
       </w:r>
       <w:proofErr w:type="spellEnd"/>
       <w:r>
-        <w:rPr>
-          <w:rFonts w:ascii="Arial" w:hAnsi="Arial" w:cs="Arial"/>
-          <w:sz w:val="18"/>
-          <w:szCs w:val="18"/>
-        </w:rPr>
-        <w:t xml:space="preserve"> caching and rate-control primitives to reduce read amplification and protect downstream dependencies during spikes.</w:t>
+        <w:t xml:space="preserve"> checks, integration tests, and CI validation rules so that frontend and backend changes could be released with lower coordination overhead and fewer downstream regressions.</w:t>
       </w:r>
     </w:p>
     <w:p>
@@ -1006,58 +618,32 @@
         <w:pStyle w:val="NormalWeb"/>
         <w:numPr>
           <w:ilvl w:val="0"/>
-          <w:numId w:val="26"/>
+          <w:numId w:val="35"/>
         </w:numPr>
         <w:jc w:val="both"/>
-        <w:rPr>
-          <w:rFonts w:ascii="Arial" w:hAnsi="Arial" w:cs="Arial"/>
-          <w:sz w:val="18"/>
-          <w:szCs w:val="18"/>
-        </w:rPr>
-      </w:pPr>
-      <w:r>
-        <w:rPr>
-          <w:rFonts w:ascii="Arial" w:hAnsi="Arial" w:cs="Arial"/>
-          <w:sz w:val="18"/>
-          <w:szCs w:val="18"/>
-        </w:rPr>
-        <w:t xml:space="preserve">Integrated search-backed flows using </w:t>
-      </w:r>
-      <w:proofErr w:type="spellStart"/>
+      </w:pPr>
+      <w:r>
+        <w:t xml:space="preserve">Improved observability with structured logs, error grouping, and service-level dashboards using </w:t>
+      </w:r>
       <w:r>
         <w:rPr>
           <w:rStyle w:val="Strong"/>
-          <w:rFonts w:ascii="Arial" w:hAnsi="Arial" w:cs="Arial"/>
-          <w:sz w:val="18"/>
-          <w:szCs w:val="18"/>
         </w:rPr>
-        <w:t>Elasticsearch</w:t>
-      </w:r>
-      <w:proofErr w:type="spellEnd"/>
-      <w:r>
-        <w:rPr>
-          <w:rFonts w:ascii="Arial" w:hAnsi="Arial" w:cs="Arial"/>
-          <w:sz w:val="18"/>
-          <w:szCs w:val="18"/>
-        </w:rPr>
-        <w:t xml:space="preserve"> / </w:t>
-      </w:r>
+        <w:t>Prometheus</w:t>
+      </w:r>
+      <w:r>
+        <w:t xml:space="preserve">, </w:t>
+      </w:r>
+      <w:proofErr w:type="spellStart"/>
       <w:r>
         <w:rPr>
           <w:rStyle w:val="Strong"/>
-          <w:rFonts w:ascii="Arial" w:hAnsi="Arial" w:cs="Arial"/>
-          <w:sz w:val="18"/>
-          <w:szCs w:val="18"/>
         </w:rPr>
-        <w:t>OpenSearch</w:t>
-      </w:r>
-      <w:r>
-        <w:rPr>
-          <w:rFonts w:ascii="Arial" w:hAnsi="Arial" w:cs="Arial"/>
-          <w:sz w:val="18"/>
-          <w:szCs w:val="18"/>
-        </w:rPr>
-        <w:t>, enabling fast filtering while keeping transactional reads predictable.</w:t>
+        <w:t>Grafana</w:t>
+      </w:r>
+      <w:proofErr w:type="spellEnd"/>
+      <w:r>
+        <w:t>, and centralized log analysis, making production troubleshooting faster and reducing mean time to resolution for critical issues.</w:t>
       </w:r>
     </w:p>
     <w:p>
@@ -1065,94 +651,12 @@
         <w:pStyle w:val="NormalWeb"/>
         <w:numPr>
           <w:ilvl w:val="0"/>
-          <w:numId w:val="26"/>
+          <w:numId w:val="35"/>
         </w:numPr>
         <w:jc w:val="both"/>
-        <w:rPr>
-          <w:rFonts w:ascii="Arial" w:hAnsi="Arial" w:cs="Arial"/>
-          <w:sz w:val="18"/>
-          <w:szCs w:val="18"/>
-        </w:rPr>
-      </w:pPr>
-      <w:r>
-        <w:rPr>
-          <w:rFonts w:ascii="Arial" w:hAnsi="Arial" w:cs="Arial"/>
-          <w:sz w:val="18"/>
-          <w:szCs w:val="18"/>
-        </w:rPr>
-        <w:t xml:space="preserve">Delivered cloud-native deployments on </w:t>
-      </w:r>
-      <w:r>
-        <w:rPr>
-          <w:rStyle w:val="Strong"/>
-          <w:rFonts w:ascii="Arial" w:hAnsi="Arial" w:cs="Arial"/>
-          <w:sz w:val="18"/>
-          <w:szCs w:val="18"/>
-        </w:rPr>
-        <w:t>AWS EKS</w:t>
-      </w:r>
-      <w:r>
-        <w:rPr>
-          <w:rFonts w:ascii="Arial" w:hAnsi="Arial" w:cs="Arial"/>
-          <w:sz w:val="18"/>
-          <w:szCs w:val="18"/>
-        </w:rPr>
-        <w:t xml:space="preserve"> with </w:t>
-      </w:r>
-      <w:proofErr w:type="spellStart"/>
-      <w:r>
-        <w:rPr>
-          <w:rStyle w:val="Strong"/>
-          <w:rFonts w:ascii="Arial" w:hAnsi="Arial" w:cs="Arial"/>
-          <w:sz w:val="18"/>
-          <w:szCs w:val="18"/>
-        </w:rPr>
-        <w:t>Docker</w:t>
-      </w:r>
-      <w:proofErr w:type="spellEnd"/>
-      <w:r>
-        <w:rPr>
-          <w:rFonts w:ascii="Arial" w:hAnsi="Arial" w:cs="Arial"/>
-          <w:sz w:val="18"/>
-          <w:szCs w:val="18"/>
-        </w:rPr>
-        <w:t xml:space="preserve">, </w:t>
-      </w:r>
-      <w:proofErr w:type="spellStart"/>
-      <w:r>
-        <w:rPr>
-          <w:rStyle w:val="Strong"/>
-          <w:rFonts w:ascii="Arial" w:hAnsi="Arial" w:cs="Arial"/>
-          <w:sz w:val="18"/>
-          <w:szCs w:val="18"/>
-        </w:rPr>
-        <w:t>Kubernetes</w:t>
-      </w:r>
-      <w:proofErr w:type="spellEnd"/>
-      <w:r>
-        <w:rPr>
-          <w:rFonts w:ascii="Arial" w:hAnsi="Arial" w:cs="Arial"/>
-          <w:sz w:val="18"/>
-          <w:szCs w:val="18"/>
-        </w:rPr>
-        <w:t xml:space="preserve">, and </w:t>
-      </w:r>
-      <w:r>
-        <w:rPr>
-          <w:rStyle w:val="Strong"/>
-          <w:rFonts w:ascii="Arial" w:hAnsi="Arial" w:cs="Arial"/>
-          <w:sz w:val="18"/>
-          <w:szCs w:val="18"/>
-        </w:rPr>
-        <w:t>Helm</w:t>
-      </w:r>
-      <w:r>
-        <w:rPr>
-          <w:rFonts w:ascii="Arial" w:hAnsi="Arial" w:cs="Arial"/>
-          <w:sz w:val="18"/>
-          <w:szCs w:val="18"/>
-        </w:rPr>
-        <w:t>, standardizing build artifacts and environment parity.</w:t>
+      </w:pPr>
+      <w:r>
+        <w:t>Implemented feature-flagged rollout patterns for high-impact registration and payment-adjacent updates, giving product teams safer experimentation paths while protecting live organizer traffic from unstable behavior during releases.</w:t>
       </w:r>
     </w:p>
     <w:p>
@@ -1160,60 +664,13 @@
         <w:pStyle w:val="NormalWeb"/>
         <w:numPr>
           <w:ilvl w:val="0"/>
-          <w:numId w:val="26"/>
+          <w:numId w:val="35"/>
         </w:numPr>
         <w:jc w:val="both"/>
-        <w:rPr>
-          <w:rFonts w:ascii="Arial" w:hAnsi="Arial" w:cs="Arial"/>
-          <w:sz w:val="18"/>
-          <w:szCs w:val="18"/>
-        </w:rPr>
-      </w:pPr>
-      <w:r>
-        <w:rPr>
-          <w:rFonts w:ascii="Arial" w:hAnsi="Arial" w:cs="Arial"/>
-          <w:sz w:val="18"/>
-          <w:szCs w:val="18"/>
-        </w:rPr>
-        <w:t xml:space="preserve">Automated infrastructure changes using </w:t>
-      </w:r>
-      <w:proofErr w:type="spellStart"/>
-      <w:r>
-        <w:rPr>
-          <w:rStyle w:val="Strong"/>
-          <w:rFonts w:ascii="Arial" w:hAnsi="Arial" w:cs="Arial"/>
-          <w:sz w:val="18"/>
-          <w:szCs w:val="18"/>
-        </w:rPr>
-        <w:t>Terraform</w:t>
-      </w:r>
-      <w:proofErr w:type="spellEnd"/>
-      <w:r>
-        <w:rPr>
-          <w:rFonts w:ascii="Arial" w:hAnsi="Arial" w:cs="Arial"/>
-          <w:sz w:val="18"/>
-          <w:szCs w:val="18"/>
-        </w:rPr>
-        <w:t xml:space="preserve"> and </w:t>
-      </w:r>
-      <w:proofErr w:type="spellStart"/>
-      <w:r>
-        <w:rPr>
-          <w:rStyle w:val="Strong"/>
-          <w:rFonts w:ascii="Arial" w:hAnsi="Arial" w:cs="Arial"/>
-          <w:sz w:val="18"/>
-          <w:szCs w:val="18"/>
-        </w:rPr>
-        <w:t>CloudFormation</w:t>
-      </w:r>
-      <w:proofErr w:type="spellEnd"/>
-      <w:r>
-        <w:rPr>
-          <w:rFonts w:ascii="Arial" w:hAnsi="Arial" w:cs="Arial"/>
-          <w:sz w:val="18"/>
-          <w:szCs w:val="18"/>
-        </w:rPr>
-        <w:t>, keeping environments reproducible and reviewable through PR workflows.</w:t>
+      </w:pPr>
+      <w:r>
+        <w:lastRenderedPageBreak/>
+        <w:t>Worked flexibly across frontend defects, backend logic, database tuning, and deployment review, which made it possible to unblock releases quickly when issues crossed team boundaries and required full-stack diagnosis instead of isolated fixes.</w:t>
       </w:r>
     </w:p>
     <w:p>
@@ -1221,349 +678,21 @@
         <w:pStyle w:val="NormalWeb"/>
         <w:numPr>
           <w:ilvl w:val="0"/>
-          <w:numId w:val="26"/>
+          <w:numId w:val="35"/>
         </w:numPr>
         <w:jc w:val="both"/>
-        <w:rPr>
-          <w:rFonts w:ascii="Arial" w:hAnsi="Arial" w:cs="Arial"/>
-          <w:sz w:val="18"/>
-          <w:szCs w:val="18"/>
-        </w:rPr>
-      </w:pPr>
-      <w:r>
-        <w:rPr>
-          <w:rFonts w:ascii="Arial" w:hAnsi="Arial" w:cs="Arial"/>
-          <w:sz w:val="18"/>
-          <w:szCs w:val="18"/>
-        </w:rPr>
-        <w:t xml:space="preserve">Hardened access controls using </w:t>
+      </w:pPr>
+      <w:r>
+        <w:t xml:space="preserve">Partnered closely with product and design on operationally realistic solutions, turning ambitious requests into maintainable deliverables that balanced UX quality, engineering effort, and scalability requirements for a growing </w:t>
       </w:r>
       <w:r>
         <w:rPr>
           <w:rStyle w:val="Strong"/>
-          <w:rFonts w:ascii="Arial" w:hAnsi="Arial" w:cs="Arial"/>
-          <w:sz w:val="18"/>
-          <w:szCs w:val="18"/>
         </w:rPr>
-        <w:t>OAuth2</w:t>
-      </w:r>
-      <w:r>
-        <w:rPr>
-          <w:rFonts w:ascii="Arial" w:hAnsi="Arial" w:cs="Arial"/>
-          <w:sz w:val="18"/>
-          <w:szCs w:val="18"/>
-        </w:rPr>
-        <w:t xml:space="preserve">, </w:t>
-      </w:r>
-      <w:proofErr w:type="spellStart"/>
-      <w:r>
-        <w:rPr>
-          <w:rStyle w:val="Strong"/>
-          <w:rFonts w:ascii="Arial" w:hAnsi="Arial" w:cs="Arial"/>
-          <w:sz w:val="18"/>
-          <w:szCs w:val="18"/>
-        </w:rPr>
-        <w:t>OpenID</w:t>
-      </w:r>
-      <w:proofErr w:type="spellEnd"/>
-      <w:r>
-        <w:rPr>
-          <w:rStyle w:val="Strong"/>
-          <w:rFonts w:ascii="Arial" w:hAnsi="Arial" w:cs="Arial"/>
-          <w:sz w:val="18"/>
-          <w:szCs w:val="18"/>
-        </w:rPr>
-        <w:t xml:space="preserve"> Connect</w:t>
-      </w:r>
-      <w:r>
-        <w:rPr>
-          <w:rFonts w:ascii="Arial" w:hAnsi="Arial" w:cs="Arial"/>
-          <w:sz w:val="18"/>
-          <w:szCs w:val="18"/>
-        </w:rPr>
-        <w:t xml:space="preserve">, </w:t>
-      </w:r>
-      <w:r>
-        <w:rPr>
-          <w:rStyle w:val="Strong"/>
-          <w:rFonts w:ascii="Arial" w:hAnsi="Arial" w:cs="Arial"/>
-          <w:sz w:val="18"/>
-          <w:szCs w:val="18"/>
-        </w:rPr>
-        <w:t>JWT</w:t>
-      </w:r>
-      <w:r>
-        <w:rPr>
-          <w:rFonts w:ascii="Arial" w:hAnsi="Arial" w:cs="Arial"/>
-          <w:sz w:val="18"/>
-          <w:szCs w:val="18"/>
-        </w:rPr>
-        <w:t xml:space="preserve">, and </w:t>
-      </w:r>
-      <w:r>
-        <w:rPr>
-          <w:rStyle w:val="Strong"/>
-          <w:rFonts w:ascii="Arial" w:hAnsi="Arial" w:cs="Arial"/>
-          <w:sz w:val="18"/>
-          <w:szCs w:val="18"/>
-        </w:rPr>
-        <w:t>RBAC/ABAC</w:t>
-      </w:r>
-      <w:r>
-        <w:rPr>
-          <w:rFonts w:ascii="Arial" w:hAnsi="Arial" w:cs="Arial"/>
-          <w:sz w:val="18"/>
-          <w:szCs w:val="18"/>
-        </w:rPr>
-        <w:t xml:space="preserve">, adding </w:t>
-      </w:r>
-      <w:r>
-        <w:rPr>
-          <w:rStyle w:val="Strong"/>
-          <w:rFonts w:ascii="Arial" w:hAnsi="Arial" w:cs="Arial"/>
-          <w:sz w:val="18"/>
-          <w:szCs w:val="18"/>
-        </w:rPr>
-        <w:t>audit logging</w:t>
-      </w:r>
-      <w:r>
-        <w:rPr>
-          <w:rFonts w:ascii="Arial" w:hAnsi="Arial" w:cs="Arial"/>
-          <w:sz w:val="18"/>
-          <w:szCs w:val="18"/>
-        </w:rPr>
-        <w:t xml:space="preserve"> for sensitive operations.</w:t>
-      </w:r>
-    </w:p>
-    <w:p>
-      <w:pPr>
-        <w:pStyle w:val="NormalWeb"/>
-        <w:numPr>
-          <w:ilvl w:val="0"/>
-          <w:numId w:val="26"/>
-        </w:numPr>
-        <w:jc w:val="both"/>
-        <w:rPr>
-          <w:rFonts w:ascii="Arial" w:hAnsi="Arial" w:cs="Arial"/>
-          <w:sz w:val="18"/>
-          <w:szCs w:val="18"/>
-        </w:rPr>
-      </w:pPr>
-      <w:r>
-        <w:rPr>
-          <w:rFonts w:ascii="Arial" w:hAnsi="Arial" w:cs="Arial"/>
-          <w:sz w:val="18"/>
-          <w:szCs w:val="18"/>
-        </w:rPr>
-        <w:t xml:space="preserve">Built end-to-end </w:t>
-      </w:r>
-      <w:proofErr w:type="spellStart"/>
-      <w:r>
-        <w:rPr>
-          <w:rFonts w:ascii="Arial" w:hAnsi="Arial" w:cs="Arial"/>
-          <w:sz w:val="18"/>
-          <w:szCs w:val="18"/>
-        </w:rPr>
-        <w:t>observability</w:t>
-      </w:r>
-      <w:proofErr w:type="spellEnd"/>
-      <w:r>
-        <w:rPr>
-          <w:rFonts w:ascii="Arial" w:hAnsi="Arial" w:cs="Arial"/>
-          <w:sz w:val="18"/>
-          <w:szCs w:val="18"/>
-        </w:rPr>
-        <w:t xml:space="preserve"> with </w:t>
-      </w:r>
-      <w:proofErr w:type="spellStart"/>
-      <w:r>
-        <w:rPr>
-          <w:rStyle w:val="Strong"/>
-          <w:rFonts w:ascii="Arial" w:hAnsi="Arial" w:cs="Arial"/>
-          <w:sz w:val="18"/>
-          <w:szCs w:val="18"/>
-        </w:rPr>
-        <w:t>OpenTelemetry</w:t>
-      </w:r>
-      <w:proofErr w:type="spellEnd"/>
-      <w:r>
-        <w:rPr>
-          <w:rFonts w:ascii="Arial" w:hAnsi="Arial" w:cs="Arial"/>
-          <w:sz w:val="18"/>
-          <w:szCs w:val="18"/>
-        </w:rPr>
-        <w:t xml:space="preserve"> traces, structured logs, and service metrics exported to </w:t>
-      </w:r>
-      <w:proofErr w:type="spellStart"/>
-      <w:r>
-        <w:rPr>
-          <w:rStyle w:val="Strong"/>
-          <w:rFonts w:ascii="Arial" w:hAnsi="Arial" w:cs="Arial"/>
-          <w:sz w:val="18"/>
-          <w:szCs w:val="18"/>
-        </w:rPr>
-        <w:t>Datadog</w:t>
-      </w:r>
-      <w:proofErr w:type="spellEnd"/>
-      <w:r>
-        <w:rPr>
-          <w:rFonts w:ascii="Arial" w:hAnsi="Arial" w:cs="Arial"/>
-          <w:sz w:val="18"/>
-          <w:szCs w:val="18"/>
-        </w:rPr>
-        <w:t xml:space="preserve">, </w:t>
-      </w:r>
-      <w:r>
-        <w:rPr>
-          <w:rStyle w:val="Strong"/>
-          <w:rFonts w:ascii="Arial" w:hAnsi="Arial" w:cs="Arial"/>
-          <w:sz w:val="18"/>
-          <w:szCs w:val="18"/>
-        </w:rPr>
-        <w:t>Prometheus</w:t>
-      </w:r>
-      <w:r>
-        <w:rPr>
-          <w:rFonts w:ascii="Arial" w:hAnsi="Arial" w:cs="Arial"/>
-          <w:sz w:val="18"/>
-          <w:szCs w:val="18"/>
-        </w:rPr>
-        <w:t xml:space="preserve">, and </w:t>
-      </w:r>
-      <w:proofErr w:type="spellStart"/>
-      <w:r>
-        <w:rPr>
-          <w:rStyle w:val="Strong"/>
-          <w:rFonts w:ascii="Arial" w:hAnsi="Arial" w:cs="Arial"/>
-          <w:sz w:val="18"/>
-          <w:szCs w:val="18"/>
-        </w:rPr>
-        <w:t>Grafana</w:t>
-      </w:r>
-      <w:proofErr w:type="spellEnd"/>
-      <w:r>
-        <w:rPr>
-          <w:rFonts w:ascii="Arial" w:hAnsi="Arial" w:cs="Arial"/>
-          <w:sz w:val="18"/>
-          <w:szCs w:val="18"/>
-        </w:rPr>
-        <w:t>.</w:t>
-      </w:r>
-    </w:p>
-    <w:p>
-      <w:pPr>
-        <w:pStyle w:val="NormalWeb"/>
-        <w:numPr>
-          <w:ilvl w:val="0"/>
-          <w:numId w:val="26"/>
-        </w:numPr>
-        <w:jc w:val="both"/>
-        <w:rPr>
-          <w:rFonts w:ascii="Arial" w:hAnsi="Arial" w:cs="Arial"/>
-          <w:sz w:val="18"/>
-          <w:szCs w:val="18"/>
-        </w:rPr>
-      </w:pPr>
-      <w:r>
-        <w:rPr>
-          <w:rFonts w:ascii="Arial" w:hAnsi="Arial" w:cs="Arial"/>
-          <w:sz w:val="18"/>
-          <w:szCs w:val="18"/>
-        </w:rPr>
-        <w:t xml:space="preserve">Established alerting and </w:t>
-      </w:r>
-      <w:proofErr w:type="spellStart"/>
-      <w:r>
-        <w:rPr>
-          <w:rFonts w:ascii="Arial" w:hAnsi="Arial" w:cs="Arial"/>
-          <w:sz w:val="18"/>
-          <w:szCs w:val="18"/>
-        </w:rPr>
-        <w:t>runbook</w:t>
-      </w:r>
-      <w:proofErr w:type="spellEnd"/>
-      <w:r>
-        <w:rPr>
-          <w:rFonts w:ascii="Arial" w:hAnsi="Arial" w:cs="Arial"/>
-          <w:sz w:val="18"/>
-          <w:szCs w:val="18"/>
-        </w:rPr>
-        <w:t xml:space="preserve"> practices using </w:t>
-      </w:r>
-      <w:proofErr w:type="spellStart"/>
-      <w:r>
-        <w:rPr>
-          <w:rStyle w:val="Strong"/>
-          <w:rFonts w:ascii="Arial" w:hAnsi="Arial" w:cs="Arial"/>
-          <w:sz w:val="18"/>
-          <w:szCs w:val="18"/>
-        </w:rPr>
-        <w:t>CloudWatch</w:t>
-      </w:r>
-      <w:proofErr w:type="spellEnd"/>
-      <w:r>
-        <w:rPr>
-          <w:rFonts w:ascii="Arial" w:hAnsi="Arial" w:cs="Arial"/>
-          <w:sz w:val="18"/>
-          <w:szCs w:val="18"/>
-        </w:rPr>
-        <w:t xml:space="preserve"> and dashboard-driven incident triage, improving </w:t>
-      </w:r>
-      <w:r>
-        <w:rPr>
-          <w:rStyle w:val="Strong"/>
-          <w:rFonts w:ascii="Arial" w:hAnsi="Arial" w:cs="Arial"/>
-          <w:sz w:val="18"/>
-          <w:szCs w:val="18"/>
-        </w:rPr>
-        <w:t>MTTR</w:t>
-      </w:r>
-      <w:r>
-        <w:rPr>
-          <w:rFonts w:ascii="Arial" w:hAnsi="Arial" w:cs="Arial"/>
-          <w:sz w:val="18"/>
-          <w:szCs w:val="18"/>
-        </w:rPr>
-        <w:t xml:space="preserve"> during production issues.</w:t>
-      </w:r>
-    </w:p>
-    <w:p>
-      <w:pPr>
-        <w:pStyle w:val="NormalWeb"/>
-        <w:numPr>
-          <w:ilvl w:val="0"/>
-          <w:numId w:val="26"/>
-        </w:numPr>
-        <w:jc w:val="both"/>
-        <w:rPr>
-          <w:sz w:val="18"/>
-          <w:szCs w:val="18"/>
-        </w:rPr>
-      </w:pPr>
-      <w:r>
-        <w:rPr>
-          <w:rFonts w:ascii="Arial" w:hAnsi="Arial" w:cs="Arial"/>
-          <w:sz w:val="18"/>
-          <w:szCs w:val="18"/>
-        </w:rPr>
-        <w:t xml:space="preserve">Partnered with QA and product to define edge cases and contract tests using </w:t>
-      </w:r>
-      <w:r>
-        <w:rPr>
-          <w:rStyle w:val="Strong"/>
-          <w:rFonts w:ascii="Arial" w:hAnsi="Arial" w:cs="Arial"/>
-          <w:sz w:val="18"/>
-          <w:szCs w:val="18"/>
-        </w:rPr>
-        <w:t>Pact-style</w:t>
-      </w:r>
-      <w:r>
-        <w:rPr>
-          <w:rFonts w:ascii="Arial" w:hAnsi="Arial" w:cs="Arial"/>
-          <w:sz w:val="18"/>
-          <w:szCs w:val="18"/>
-        </w:rPr>
-        <w:t xml:space="preserve"> checks, keeping UI + API changes backward compatible.</w:t>
+        <w:t>SaaS</w:t>
+      </w:r>
+      <w:r>
+        <w:t xml:space="preserve"> business.</w:t>
       </w:r>
     </w:p>
     <w:p>
@@ -1608,50 +737,30 @@
         <w:pStyle w:val="NormalWeb"/>
         <w:numPr>
           <w:ilvl w:val="0"/>
-          <w:numId w:val="15"/>
+          <w:numId w:val="36"/>
         </w:numPr>
         <w:jc w:val="both"/>
-        <w:rPr>
-          <w:rFonts w:ascii="Arial" w:hAnsi="Arial" w:cs="Arial"/>
-          <w:sz w:val="18"/>
-        </w:rPr>
-      </w:pPr>
-      <w:r>
-        <w:rPr>
-          <w:rFonts w:ascii="Arial" w:hAnsi="Arial" w:cs="Arial"/>
-          <w:sz w:val="18"/>
-        </w:rPr>
-        <w:t xml:space="preserve">Delivered backend capabilities in </w:t>
+      </w:pPr>
+      <w:r>
+        <w:t xml:space="preserve">Built and maintained </w:t>
       </w:r>
       <w:r>
         <w:rPr>
           <w:rStyle w:val="Strong"/>
-          <w:rFonts w:ascii="Arial" w:hAnsi="Arial" w:cs="Arial"/>
-          <w:sz w:val="18"/>
         </w:rPr>
         <w:t>Java</w:t>
       </w:r>
       <w:r>
-        <w:rPr>
-          <w:rFonts w:ascii="Arial" w:hAnsi="Arial" w:cs="Arial"/>
-          <w:sz w:val="18"/>
-        </w:rPr>
-        <w:t xml:space="preserve"> services using </w:t>
+        <w:t xml:space="preserve"> backend services and </w:t>
       </w:r>
       <w:r>
         <w:rPr>
           <w:rStyle w:val="Strong"/>
-          <w:rFonts w:ascii="Arial" w:hAnsi="Arial" w:cs="Arial"/>
-          <w:sz w:val="18"/>
         </w:rPr>
-        <w:t>Spring Boot</w:t>
-      </w:r>
-      <w:r>
-        <w:rPr>
-          <w:rFonts w:ascii="Arial" w:hAnsi="Arial" w:cs="Arial"/>
-          <w:sz w:val="18"/>
-        </w:rPr>
-        <w:t>, focusing on correctness-first domain rules and predictable failure handling.</w:t>
+        <w:t>Angular</w:t>
+      </w:r>
+      <w:r>
+        <w:t xml:space="preserve"> client applications for custom digital products across multiple business domains, translating evolving customer requirements into stable technical solutions with clear release boundaries.</w:t>
       </w:r>
     </w:p>
     <w:p>
@@ -1659,20 +768,21 @@
         <w:pStyle w:val="NormalWeb"/>
         <w:numPr>
           <w:ilvl w:val="0"/>
-          <w:numId w:val="15"/>
+          <w:numId w:val="36"/>
         </w:numPr>
         <w:jc w:val="both"/>
+      </w:pPr>
+      <w:r>
+        <w:t xml:space="preserve">Modernized a legacy monolithic codebase by extracting high-change modules into smaller </w:t>
+      </w:r>
+      <w:r>
         <w:rPr>
-          <w:rFonts w:ascii="Arial" w:hAnsi="Arial" w:cs="Arial"/>
-          <w:sz w:val="18"/>
+          <w:rStyle w:val="Strong"/>
         </w:rPr>
-      </w:pPr>
-      <w:r>
-        <w:rPr>
-          <w:rFonts w:ascii="Arial" w:hAnsi="Arial" w:cs="Arial"/>
-          <w:sz w:val="18"/>
-        </w:rPr>
-        <w:t>Built integration layers to third-party systems with normalized payloads, strict timeouts, and retries to prevent silent data corruption.</w:t>
+        <w:t>Spring Boot 2.x</w:t>
+      </w:r>
+      <w:r>
+        <w:t xml:space="preserve"> services and standardizing shared API contracts, which improved team parallelism and reduced deployment risk for frequently updated features.</w:t>
       </w:r>
     </w:p>
     <w:p>
@@ -1680,52 +790,12 @@
         <w:pStyle w:val="NormalWeb"/>
         <w:numPr>
           <w:ilvl w:val="0"/>
-          <w:numId w:val="15"/>
+          <w:numId w:val="36"/>
         </w:numPr>
         <w:jc w:val="both"/>
-        <w:rPr>
-          <w:rFonts w:ascii="Arial" w:hAnsi="Arial" w:cs="Arial"/>
-          <w:sz w:val="18"/>
-        </w:rPr>
-      </w:pPr>
-      <w:r>
-        <w:rPr>
-          <w:rFonts w:ascii="Arial" w:hAnsi="Arial" w:cs="Arial"/>
-          <w:sz w:val="18"/>
-        </w:rPr>
-        <w:t xml:space="preserve">Implemented background processing with </w:t>
-      </w:r>
-      <w:proofErr w:type="spellStart"/>
-      <w:r>
-        <w:rPr>
-          <w:rStyle w:val="Strong"/>
-          <w:rFonts w:ascii="Arial" w:hAnsi="Arial" w:cs="Arial"/>
-          <w:sz w:val="18"/>
-        </w:rPr>
-        <w:t>RabbitMQ</w:t>
-      </w:r>
-      <w:proofErr w:type="spellEnd"/>
-      <w:r>
-        <w:rPr>
-          <w:rFonts w:ascii="Arial" w:hAnsi="Arial" w:cs="Arial"/>
-          <w:sz w:val="18"/>
-        </w:rPr>
-        <w:t xml:space="preserve"> and </w:t>
-      </w:r>
-      <w:r>
-        <w:rPr>
-          <w:rStyle w:val="Strong"/>
-          <w:rFonts w:ascii="Arial" w:hAnsi="Arial" w:cs="Arial"/>
-          <w:sz w:val="18"/>
-        </w:rPr>
-        <w:t>Kafka</w:t>
-      </w:r>
-      <w:r>
-        <w:rPr>
-          <w:rFonts w:ascii="Arial" w:hAnsi="Arial" w:cs="Arial"/>
-          <w:sz w:val="18"/>
-        </w:rPr>
-        <w:t xml:space="preserve"> consumers, ensuring idempotent handlers and safe replay behavior.</w:t>
+      </w:pPr>
+      <w:r>
+        <w:t>Addressed a persistent bug where saved records intermittently disappeared from filtered lists until a manual refresh, identifying stale cache interaction and inconsistent query parameters as the cause before correcting both backend and frontend behavior.</w:t>
       </w:r>
     </w:p>
     <w:p>
@@ -1733,52 +803,21 @@
         <w:pStyle w:val="NormalWeb"/>
         <w:numPr>
           <w:ilvl w:val="0"/>
-          <w:numId w:val="15"/>
+          <w:numId w:val="36"/>
         </w:numPr>
         <w:jc w:val="both"/>
-        <w:rPr>
-          <w:rFonts w:ascii="Arial" w:hAnsi="Arial" w:cs="Arial"/>
-          <w:sz w:val="18"/>
-        </w:rPr>
-      </w:pPr>
-      <w:r>
-        <w:rPr>
-          <w:rFonts w:ascii="Arial" w:hAnsi="Arial" w:cs="Arial"/>
-          <w:sz w:val="18"/>
-        </w:rPr>
-        <w:t xml:space="preserve">Owned relational persistence in </w:t>
-      </w:r>
-      <w:proofErr w:type="spellStart"/>
+      </w:pPr>
+      <w:r>
+        <w:t xml:space="preserve">Implemented reusable </w:t>
+      </w:r>
       <w:r>
         <w:rPr>
           <w:rStyle w:val="Strong"/>
-          <w:rFonts w:ascii="Arial" w:hAnsi="Arial" w:cs="Arial"/>
-          <w:sz w:val="18"/>
         </w:rPr>
-        <w:t>PostgreSQL</w:t>
-      </w:r>
-      <w:proofErr w:type="spellEnd"/>
-      <w:r>
-        <w:rPr>
-          <w:rFonts w:ascii="Arial" w:hAnsi="Arial" w:cs="Arial"/>
-          <w:sz w:val="18"/>
-        </w:rPr>
-        <w:t xml:space="preserve"> and </w:t>
-      </w:r>
-      <w:r>
-        <w:rPr>
-          <w:rStyle w:val="Strong"/>
-          <w:rFonts w:ascii="Arial" w:hAnsi="Arial" w:cs="Arial"/>
-          <w:sz w:val="18"/>
-        </w:rPr>
-        <w:t>MySQL</w:t>
-      </w:r>
-      <w:r>
-        <w:rPr>
-          <w:rFonts w:ascii="Arial" w:hAnsi="Arial" w:cs="Arial"/>
-          <w:sz w:val="18"/>
-        </w:rPr>
-        <w:t>, adding schema constraints and migrations that preserved data integrity at the storage layer.</w:t>
+        <w:t>Angular 11–14</w:t>
+      </w:r>
+      <w:r>
+        <w:t xml:space="preserve"> component patterns with stronger state handling, validation, and error messaging so complex form-heavy workflows became easier to extend and less prone to UI regressions during client-specific customization.</w:t>
       </w:r>
     </w:p>
     <w:p>
@@ -1786,39 +825,29 @@
         <w:pStyle w:val="NormalWeb"/>
         <w:numPr>
           <w:ilvl w:val="0"/>
-          <w:numId w:val="15"/>
+          <w:numId w:val="36"/>
         </w:numPr>
         <w:jc w:val="both"/>
-        <w:rPr>
-          <w:rFonts w:ascii="Arial" w:hAnsi="Arial" w:cs="Arial"/>
-          <w:sz w:val="18"/>
-        </w:rPr>
-      </w:pPr>
-      <w:r>
-        <w:rPr>
-          <w:rFonts w:ascii="Arial" w:hAnsi="Arial" w:cs="Arial"/>
-          <w:sz w:val="18"/>
-        </w:rPr>
-        <w:t xml:space="preserve">Added selective caching and throttling using </w:t>
-      </w:r>
-      <w:proofErr w:type="spellStart"/>
+      </w:pPr>
+      <w:r>
+        <w:t xml:space="preserve">Improved heavy search and listing endpoints by refining pagination logic, reducing </w:t>
+      </w:r>
       <w:proofErr w:type="gramStart"/>
+      <w:r>
+        <w:t>over-fetching,</w:t>
+      </w:r>
+      <w:proofErr w:type="gramEnd"/>
+      <w:r>
+        <w:t xml:space="preserve"> and tuning SQL execution plans, which lowered average response times by </w:t>
+      </w:r>
       <w:r>
         <w:rPr>
           <w:rStyle w:val="Strong"/>
-          <w:rFonts w:ascii="Arial" w:hAnsi="Arial" w:cs="Arial"/>
-          <w:sz w:val="18"/>
         </w:rPr>
-        <w:t>Redis</w:t>
-      </w:r>
-      <w:proofErr w:type="spellEnd"/>
-      <w:proofErr w:type="gramEnd"/>
-      <w:r>
-        <w:rPr>
-          <w:rFonts w:ascii="Arial" w:hAnsi="Arial" w:cs="Arial"/>
-          <w:sz w:val="18"/>
-        </w:rPr>
-        <w:t xml:space="preserve"> to protect databases and stabilize latency during high read traffic.</w:t>
+        <w:t>31%</w:t>
+      </w:r>
+      <w:r>
+        <w:t xml:space="preserve"> and made admin screens noticeably more responsive.</w:t>
       </w:r>
     </w:p>
     <w:p>
@@ -1826,35 +855,12 @@
         <w:pStyle w:val="NormalWeb"/>
         <w:numPr>
           <w:ilvl w:val="0"/>
-          <w:numId w:val="15"/>
+          <w:numId w:val="36"/>
         </w:numPr>
         <w:jc w:val="both"/>
-        <w:rPr>
-          <w:rFonts w:ascii="Arial" w:hAnsi="Arial" w:cs="Arial"/>
-          <w:sz w:val="18"/>
-        </w:rPr>
-      </w:pPr>
-      <w:r>
-        <w:rPr>
-          <w:rFonts w:ascii="Arial" w:hAnsi="Arial" w:cs="Arial"/>
-          <w:sz w:val="18"/>
-        </w:rPr>
-        <w:t xml:space="preserve">Built event-driven workflows using </w:t>
-      </w:r>
-      <w:r>
-        <w:rPr>
-          <w:rStyle w:val="Strong"/>
-          <w:rFonts w:ascii="Arial" w:hAnsi="Arial" w:cs="Arial"/>
-          <w:sz w:val="18"/>
-        </w:rPr>
-        <w:t>AWS SQS/SNS</w:t>
-      </w:r>
-      <w:r>
-        <w:rPr>
-          <w:rFonts w:ascii="Arial" w:hAnsi="Arial" w:cs="Arial"/>
-          <w:sz w:val="18"/>
-        </w:rPr>
-        <w:t xml:space="preserve"> patterns for fan-out notifications and asynchronous processing where synchronous calls were brittle.</w:t>
+      </w:pPr>
+      <w:r>
+        <w:t>Introduced centralized exception handling, request correlation, and standardized response payloads, helping support teams diagnose failures faster and reducing repeated debugging effort across multiple customer implementations.</w:t>
       </w:r>
     </w:p>
     <w:p>
@@ -1862,37 +868,30 @@
         <w:pStyle w:val="NormalWeb"/>
         <w:numPr>
           <w:ilvl w:val="0"/>
-          <w:numId w:val="15"/>
+          <w:numId w:val="36"/>
         </w:numPr>
         <w:jc w:val="both"/>
-        <w:rPr>
-          <w:rFonts w:ascii="Arial" w:hAnsi="Arial" w:cs="Arial"/>
-          <w:sz w:val="18"/>
-        </w:rPr>
-      </w:pPr>
-      <w:r>
-        <w:rPr>
-          <w:rFonts w:ascii="Arial" w:hAnsi="Arial" w:cs="Arial"/>
-          <w:sz w:val="18"/>
-        </w:rPr>
-        <w:t xml:space="preserve">Delivered search-driven endpoints with </w:t>
-      </w:r>
-      <w:proofErr w:type="spellStart"/>
+      </w:pPr>
+      <w:r>
+        <w:t xml:space="preserve">Led migration work from older authentication flows toward stronger </w:t>
+      </w:r>
       <w:r>
         <w:rPr>
           <w:rStyle w:val="Strong"/>
-          <w:rFonts w:ascii="Arial" w:hAnsi="Arial" w:cs="Arial"/>
-          <w:sz w:val="18"/>
         </w:rPr>
-        <w:t>Elasticsearch</w:t>
-      </w:r>
-      <w:proofErr w:type="spellEnd"/>
+        <w:t>Spring Security</w:t>
+      </w:r>
+      <w:r>
+        <w:t xml:space="preserve"> and token-based access control, improving consistency across services and cutting authentication-related defect volume by </w:t>
+      </w:r>
       <w:r>
         <w:rPr>
-          <w:rFonts w:ascii="Arial" w:hAnsi="Arial" w:cs="Arial"/>
-          <w:sz w:val="18"/>
+          <w:rStyle w:val="Strong"/>
         </w:rPr>
-        <w:t xml:space="preserve"> to support fast filtering and user-facing discovery at scale.</w:t>
+        <w:t>19%</w:t>
+      </w:r>
+      <w:r>
+        <w:t xml:space="preserve"> after stabilization.</w:t>
       </w:r>
     </w:p>
     <w:p>
@@ -1900,53 +899,21 @@
         <w:pStyle w:val="NormalWeb"/>
         <w:numPr>
           <w:ilvl w:val="0"/>
-          <w:numId w:val="15"/>
+          <w:numId w:val="36"/>
         </w:numPr>
         <w:jc w:val="both"/>
-        <w:rPr>
-          <w:rFonts w:ascii="Arial" w:hAnsi="Arial" w:cs="Arial"/>
-          <w:sz w:val="18"/>
-        </w:rPr>
-      </w:pPr>
-      <w:r>
-        <w:rPr>
-          <w:rFonts w:ascii="Arial" w:hAnsi="Arial" w:cs="Arial"/>
-          <w:sz w:val="18"/>
-        </w:rPr>
-        <w:lastRenderedPageBreak/>
-        <w:t xml:space="preserve">Supported analytics exports by integrating operational events into </w:t>
+      </w:pPr>
+      <w:r>
+        <w:t xml:space="preserve">Designed integration layers for external partner systems, building retry-safe synchronization jobs and validation safeguards that reduced duplicate record creation by </w:t>
       </w:r>
       <w:r>
         <w:rPr>
           <w:rStyle w:val="Strong"/>
-          <w:rFonts w:ascii="Arial" w:hAnsi="Arial" w:cs="Arial"/>
-          <w:sz w:val="18"/>
         </w:rPr>
-        <w:t>Redshift</w:t>
-      </w:r>
-      <w:r>
-        <w:rPr>
-          <w:rFonts w:ascii="Arial" w:hAnsi="Arial" w:cs="Arial"/>
-          <w:sz w:val="18"/>
-        </w:rPr>
-        <w:t xml:space="preserve"> and consuming partner datasets from </w:t>
-      </w:r>
-      <w:proofErr w:type="spellStart"/>
-      <w:r>
-        <w:rPr>
-          <w:rStyle w:val="Strong"/>
-          <w:rFonts w:ascii="Arial" w:hAnsi="Arial" w:cs="Arial"/>
-          <w:sz w:val="18"/>
-        </w:rPr>
-        <w:t>BigQuery</w:t>
-      </w:r>
-      <w:proofErr w:type="spellEnd"/>
-      <w:r>
-        <w:rPr>
-          <w:rFonts w:ascii="Arial" w:hAnsi="Arial" w:cs="Arial"/>
-          <w:sz w:val="18"/>
-        </w:rPr>
-        <w:t xml:space="preserve"> pipelines.</w:t>
+        <w:t>26%</w:t>
+      </w:r>
+      <w:r>
+        <w:t xml:space="preserve"> in high-volume data exchange scenarios.</w:t>
       </w:r>
     </w:p>
     <w:p>
@@ -1954,54 +921,32 @@
         <w:pStyle w:val="NormalWeb"/>
         <w:numPr>
           <w:ilvl w:val="0"/>
-          <w:numId w:val="15"/>
+          <w:numId w:val="36"/>
         </w:numPr>
         <w:jc w:val="both"/>
-        <w:rPr>
-          <w:rFonts w:ascii="Arial" w:hAnsi="Arial" w:cs="Arial"/>
-          <w:sz w:val="18"/>
-        </w:rPr>
-      </w:pPr>
-      <w:r>
-        <w:rPr>
-          <w:rFonts w:ascii="Arial" w:hAnsi="Arial" w:cs="Arial"/>
-          <w:sz w:val="18"/>
-        </w:rPr>
-        <w:t xml:space="preserve">Deployed containerized services with </w:t>
-      </w:r>
-      <w:proofErr w:type="spellStart"/>
+      </w:pPr>
+      <w:r>
+        <w:t xml:space="preserve">Expanded automated testing with </w:t>
+      </w:r>
       <w:r>
         <w:rPr>
           <w:rStyle w:val="Strong"/>
-          <w:rFonts w:ascii="Arial" w:hAnsi="Arial" w:cs="Arial"/>
-          <w:sz w:val="18"/>
         </w:rPr>
-        <w:t>Docker</w:t>
-      </w:r>
-      <w:proofErr w:type="spellEnd"/>
-      <w:r>
-        <w:rPr>
-          <w:rFonts w:ascii="Arial" w:hAnsi="Arial" w:cs="Arial"/>
-          <w:sz w:val="18"/>
-        </w:rPr>
-        <w:t xml:space="preserve"> and </w:t>
+        <w:t>JUnit</w:t>
+      </w:r>
+      <w:r>
+        <w:t xml:space="preserve">, </w:t>
       </w:r>
       <w:proofErr w:type="spellStart"/>
       <w:r>
         <w:rPr>
           <w:rStyle w:val="Strong"/>
-          <w:rFonts w:ascii="Arial" w:hAnsi="Arial" w:cs="Arial"/>
-          <w:sz w:val="18"/>
         </w:rPr>
-        <w:t>Kubernetes</w:t>
+        <w:t>Mockito</w:t>
       </w:r>
       <w:proofErr w:type="spellEnd"/>
       <w:r>
-        <w:rPr>
-          <w:rFonts w:ascii="Arial" w:hAnsi="Arial" w:cs="Arial"/>
-          <w:sz w:val="18"/>
-        </w:rPr>
-        <w:t>, coordinating release rollouts with health checks and rollback-friendly practices.</w:t>
+        <w:t>, and API-level regression suites, giving the team a more reliable release process and catching backend contract issues earlier in the development lifecycle.</w:t>
       </w:r>
     </w:p>
     <w:p>
@@ -2009,70 +954,12 @@
         <w:pStyle w:val="NormalWeb"/>
         <w:numPr>
           <w:ilvl w:val="0"/>
-          <w:numId w:val="15"/>
+          <w:numId w:val="36"/>
         </w:numPr>
         <w:jc w:val="both"/>
-        <w:rPr>
-          <w:rFonts w:ascii="Arial" w:hAnsi="Arial" w:cs="Arial"/>
-          <w:sz w:val="18"/>
-        </w:rPr>
-      </w:pPr>
-      <w:r>
-        <w:rPr>
-          <w:rFonts w:ascii="Arial" w:hAnsi="Arial" w:cs="Arial"/>
-          <w:sz w:val="18"/>
-        </w:rPr>
-        <w:t xml:space="preserve">Implemented CI quality gates using </w:t>
-      </w:r>
-      <w:proofErr w:type="spellStart"/>
-      <w:r>
-        <w:rPr>
-          <w:rStyle w:val="Strong"/>
-          <w:rFonts w:ascii="Arial" w:hAnsi="Arial" w:cs="Arial"/>
-          <w:sz w:val="18"/>
-        </w:rPr>
-        <w:t>GitHub</w:t>
-      </w:r>
-      <w:proofErr w:type="spellEnd"/>
-      <w:r>
-        <w:rPr>
-          <w:rStyle w:val="Strong"/>
-          <w:rFonts w:ascii="Arial" w:hAnsi="Arial" w:cs="Arial"/>
-          <w:sz w:val="18"/>
-        </w:rPr>
-        <w:t xml:space="preserve"> Actions</w:t>
-      </w:r>
-      <w:r>
-        <w:rPr>
-          <w:rFonts w:ascii="Arial" w:hAnsi="Arial" w:cs="Arial"/>
-          <w:sz w:val="18"/>
-        </w:rPr>
-        <w:t xml:space="preserve"> and </w:t>
-      </w:r>
-      <w:proofErr w:type="spellStart"/>
-      <w:r>
-        <w:rPr>
-          <w:rStyle w:val="Strong"/>
-          <w:rFonts w:ascii="Arial" w:hAnsi="Arial" w:cs="Arial"/>
-          <w:sz w:val="18"/>
-        </w:rPr>
-        <w:t>GitLab</w:t>
-      </w:r>
-      <w:proofErr w:type="spellEnd"/>
-      <w:r>
-        <w:rPr>
-          <w:rStyle w:val="Strong"/>
-          <w:rFonts w:ascii="Arial" w:hAnsi="Arial" w:cs="Arial"/>
-          <w:sz w:val="18"/>
-        </w:rPr>
-        <w:t xml:space="preserve"> CI</w:t>
-      </w:r>
-      <w:r>
-        <w:rPr>
-          <w:rFonts w:ascii="Arial" w:hAnsi="Arial" w:cs="Arial"/>
-          <w:sz w:val="18"/>
-        </w:rPr>
-        <w:t>, standardizing tests, static checks, and artifact publishing.</w:t>
+      </w:pPr>
+      <w:r>
+        <w:t>Improved frontend bundle organization and lazy-loaded selected routes in larger customer portals, which helped reduce initial load overhead and improved perceived responsiveness for frequently used operational pages.</w:t>
       </w:r>
     </w:p>
     <w:p>
@@ -2080,180 +967,12 @@
         <w:pStyle w:val="NormalWeb"/>
         <w:numPr>
           <w:ilvl w:val="0"/>
-          <w:numId w:val="15"/>
+          <w:numId w:val="36"/>
         </w:numPr>
         <w:jc w:val="both"/>
-        <w:rPr>
-          <w:rFonts w:ascii="Arial" w:hAnsi="Arial" w:cs="Arial"/>
-          <w:sz w:val="18"/>
-        </w:rPr>
-      </w:pPr>
-      <w:r>
-        <w:rPr>
-          <w:rFonts w:ascii="Arial" w:hAnsi="Arial" w:cs="Arial"/>
-          <w:sz w:val="18"/>
-        </w:rPr>
-        <w:t xml:space="preserve">Improved </w:t>
-      </w:r>
-      <w:proofErr w:type="spellStart"/>
-      <w:r>
-        <w:rPr>
-          <w:rFonts w:ascii="Arial" w:hAnsi="Arial" w:cs="Arial"/>
-          <w:sz w:val="18"/>
-        </w:rPr>
-        <w:t>observability</w:t>
-      </w:r>
-      <w:proofErr w:type="spellEnd"/>
-      <w:r>
-        <w:rPr>
-          <w:rFonts w:ascii="Arial" w:hAnsi="Arial" w:cs="Arial"/>
-          <w:sz w:val="18"/>
-        </w:rPr>
-        <w:t xml:space="preserve"> using </w:t>
-      </w:r>
-      <w:r>
-        <w:rPr>
-          <w:rStyle w:val="Strong"/>
-          <w:rFonts w:ascii="Arial" w:hAnsi="Arial" w:cs="Arial"/>
-          <w:sz w:val="18"/>
-        </w:rPr>
-        <w:t>ELK/EFK</w:t>
-      </w:r>
-      <w:r>
-        <w:rPr>
-          <w:rFonts w:ascii="Arial" w:hAnsi="Arial" w:cs="Arial"/>
-          <w:sz w:val="18"/>
-        </w:rPr>
-        <w:t xml:space="preserve"> and </w:t>
-      </w:r>
-      <w:proofErr w:type="spellStart"/>
-      <w:r>
-        <w:rPr>
-          <w:rStyle w:val="Strong"/>
-          <w:rFonts w:ascii="Arial" w:hAnsi="Arial" w:cs="Arial"/>
-          <w:sz w:val="18"/>
-        </w:rPr>
-        <w:t>CloudWatch</w:t>
-      </w:r>
-      <w:proofErr w:type="spellEnd"/>
-      <w:r>
-        <w:rPr>
-          <w:rFonts w:ascii="Arial" w:hAnsi="Arial" w:cs="Arial"/>
-          <w:sz w:val="18"/>
-        </w:rPr>
-        <w:t xml:space="preserve"> logs, adding correlation IDs to trace failures across API and worker boundaries.</w:t>
-      </w:r>
-    </w:p>
-    <w:p>
-      <w:pPr>
-        <w:pStyle w:val="NormalWeb"/>
-        <w:numPr>
-          <w:ilvl w:val="0"/>
-          <w:numId w:val="15"/>
-        </w:numPr>
-        <w:jc w:val="both"/>
-        <w:rPr>
-          <w:rFonts w:ascii="Arial" w:hAnsi="Arial" w:cs="Arial"/>
-          <w:sz w:val="18"/>
-        </w:rPr>
-      </w:pPr>
-      <w:r>
-        <w:rPr>
-          <w:rFonts w:ascii="Arial" w:hAnsi="Arial" w:cs="Arial"/>
-          <w:sz w:val="18"/>
-        </w:rPr>
-        <w:t xml:space="preserve">Enforced security with </w:t>
-      </w:r>
-      <w:proofErr w:type="spellStart"/>
-      <w:r>
-        <w:rPr>
-          <w:rStyle w:val="Strong"/>
-          <w:rFonts w:ascii="Arial" w:hAnsi="Arial" w:cs="Arial"/>
-          <w:sz w:val="18"/>
-        </w:rPr>
-        <w:t>Okta</w:t>
-      </w:r>
-      <w:proofErr w:type="spellEnd"/>
-      <w:r>
-        <w:rPr>
-          <w:rStyle w:val="Strong"/>
-          <w:rFonts w:ascii="Arial" w:hAnsi="Arial" w:cs="Arial"/>
-          <w:sz w:val="18"/>
-        </w:rPr>
-        <w:t>/Auth0</w:t>
-      </w:r>
-      <w:r>
-        <w:rPr>
-          <w:rFonts w:ascii="Arial" w:hAnsi="Arial" w:cs="Arial"/>
-          <w:sz w:val="18"/>
-        </w:rPr>
-        <w:t xml:space="preserve"> integrations and </w:t>
-      </w:r>
-      <w:r>
-        <w:rPr>
-          <w:rStyle w:val="Strong"/>
-          <w:rFonts w:ascii="Arial" w:hAnsi="Arial" w:cs="Arial"/>
-          <w:sz w:val="18"/>
-        </w:rPr>
-        <w:t>JWT</w:t>
-      </w:r>
-      <w:r>
-        <w:rPr>
-          <w:rFonts w:ascii="Arial" w:hAnsi="Arial" w:cs="Arial"/>
-          <w:sz w:val="18"/>
-        </w:rPr>
-        <w:t xml:space="preserve"> validation, adding rate limiting to reduce abuse and protect critical endpoints.</w:t>
-      </w:r>
-    </w:p>
-    <w:p>
-      <w:pPr>
-        <w:pStyle w:val="NormalWeb"/>
-        <w:numPr>
-          <w:ilvl w:val="0"/>
-          <w:numId w:val="15"/>
-        </w:numPr>
-        <w:jc w:val="both"/>
-        <w:rPr>
-          <w:rFonts w:ascii="Arial" w:hAnsi="Arial" w:cs="Arial"/>
-          <w:sz w:val="18"/>
-        </w:rPr>
-      </w:pPr>
-      <w:r>
-        <w:rPr>
-          <w:rFonts w:ascii="Arial" w:hAnsi="Arial" w:cs="Arial"/>
-          <w:sz w:val="18"/>
-        </w:rPr>
-        <w:t xml:space="preserve">Raised code quality through focused tests and regression prevention, using </w:t>
-      </w:r>
-      <w:r>
-        <w:rPr>
-          <w:rStyle w:val="Strong"/>
-          <w:rFonts w:ascii="Arial" w:hAnsi="Arial" w:cs="Arial"/>
-          <w:sz w:val="18"/>
-        </w:rPr>
-        <w:t>Mocha/Chai</w:t>
-      </w:r>
-      <w:r>
-        <w:rPr>
-          <w:rFonts w:ascii="Arial" w:hAnsi="Arial" w:cs="Arial"/>
-          <w:sz w:val="18"/>
-        </w:rPr>
-        <w:t xml:space="preserve"> and </w:t>
-      </w:r>
-      <w:r>
-        <w:rPr>
-          <w:rStyle w:val="Strong"/>
-          <w:rFonts w:ascii="Arial" w:hAnsi="Arial" w:cs="Arial"/>
-          <w:sz w:val="18"/>
-        </w:rPr>
-        <w:t>Jest</w:t>
-      </w:r>
-      <w:r>
-        <w:rPr>
-          <w:rFonts w:ascii="Arial" w:hAnsi="Arial" w:cs="Arial"/>
-          <w:sz w:val="18"/>
-        </w:rPr>
-        <w:t xml:space="preserve"> where platform tooling required it.</w:t>
+      </w:pPr>
+      <w:r>
+        <w:t>Supported cloud deployment and CI/CD refinement by working across Docker, build pipelines, and environment configuration, demonstrating flexible ownership beyond coding tasks and reducing release-related manual corrections over time.</w:t>
       </w:r>
     </w:p>
     <w:p>
@@ -2285,50 +1004,30 @@
         <w:pStyle w:val="NormalWeb"/>
         <w:numPr>
           <w:ilvl w:val="0"/>
-          <w:numId w:val="27"/>
+          <w:numId w:val="37"/>
         </w:numPr>
         <w:jc w:val="both"/>
-        <w:rPr>
-          <w:rFonts w:ascii="Arial" w:hAnsi="Arial" w:cs="Arial"/>
-          <w:sz w:val="18"/>
-        </w:rPr>
-      </w:pPr>
-      <w:r>
-        <w:rPr>
-          <w:rFonts w:ascii="Arial" w:hAnsi="Arial" w:cs="Arial"/>
-          <w:sz w:val="18"/>
-        </w:rPr>
-        <w:t xml:space="preserve">Built reliable backend services in </w:t>
+      </w:pPr>
+      <w:r>
+        <w:t xml:space="preserve">Developed </w:t>
       </w:r>
       <w:r>
         <w:rPr>
           <w:rStyle w:val="Strong"/>
-          <w:rFonts w:ascii="Arial" w:hAnsi="Arial" w:cs="Arial"/>
-          <w:sz w:val="18"/>
         </w:rPr>
         <w:t>Java</w:t>
       </w:r>
       <w:r>
-        <w:rPr>
-          <w:rFonts w:ascii="Arial" w:hAnsi="Arial" w:cs="Arial"/>
-          <w:sz w:val="18"/>
-        </w:rPr>
-        <w:t xml:space="preserve"> with </w:t>
+        <w:t xml:space="preserve"> services and </w:t>
       </w:r>
       <w:r>
         <w:rPr>
           <w:rStyle w:val="Strong"/>
-          <w:rFonts w:ascii="Arial" w:hAnsi="Arial" w:cs="Arial"/>
-          <w:sz w:val="18"/>
         </w:rPr>
-        <w:t>Spring Boot</w:t>
-      </w:r>
-      <w:r>
-        <w:rPr>
-          <w:rFonts w:ascii="Arial" w:hAnsi="Arial" w:cs="Arial"/>
-          <w:sz w:val="18"/>
-        </w:rPr>
-        <w:t>, delivering stable APIs with strong validation and predictable error contracts.</w:t>
+        <w:t>Angular</w:t>
+      </w:r>
+      <w:r>
+        <w:t xml:space="preserve"> interfaces for commercial web products, contributing across feature implementation, maintenance, and platform reliability work in an environment that required strong delivery speed and practical engineering judgment.</w:t>
       </w:r>
     </w:p>
     <w:p>
@@ -2336,35 +1035,29 @@
         <w:pStyle w:val="NormalWeb"/>
         <w:numPr>
           <w:ilvl w:val="0"/>
-          <w:numId w:val="27"/>
+          <w:numId w:val="37"/>
         </w:numPr>
         <w:jc w:val="both"/>
-        <w:rPr>
-          <w:rFonts w:ascii="Arial" w:hAnsi="Arial" w:cs="Arial"/>
-          <w:sz w:val="18"/>
-        </w:rPr>
-      </w:pPr>
-      <w:r>
-        <w:rPr>
-          <w:rFonts w:ascii="Arial" w:hAnsi="Arial" w:cs="Arial"/>
-          <w:sz w:val="18"/>
-        </w:rPr>
-        <w:t xml:space="preserve">Delivered </w:t>
+      </w:pPr>
+      <w:r>
+        <w:t xml:space="preserve">Helped migrate older application layers toward </w:t>
       </w:r>
       <w:r>
         <w:rPr>
           <w:rStyle w:val="Strong"/>
-          <w:rFonts w:ascii="Arial" w:hAnsi="Arial" w:cs="Arial"/>
-          <w:sz w:val="18"/>
         </w:rPr>
-        <w:t>Angular</w:t>
-      </w:r>
-      <w:r>
-        <w:rPr>
-          <w:rFonts w:ascii="Arial" w:hAnsi="Arial" w:cs="Arial"/>
-          <w:sz w:val="18"/>
-        </w:rPr>
-        <w:t xml:space="preserve"> workflow screens for internal operations, improving navigation reliability and reducing support friction for multi-step processes.</w:t>
+        <w:t>Java 11</w:t>
+      </w:r>
+      <w:r>
+        <w:t xml:space="preserve"> and more maintainable </w:t>
+      </w:r>
+      <w:proofErr w:type="gramStart"/>
+      <w:r>
+        <w:t>Spring</w:t>
+      </w:r>
+      <w:proofErr w:type="gramEnd"/>
+      <w:r>
+        <w:t xml:space="preserve"> patterns, replacing brittle configuration and reducing environment-specific failures that previously slowed testing and release preparation.</w:t>
       </w:r>
     </w:p>
     <w:p>
@@ -2372,67 +1065,21 @@
         <w:pStyle w:val="NormalWeb"/>
         <w:numPr>
           <w:ilvl w:val="0"/>
-          <w:numId w:val="27"/>
+          <w:numId w:val="37"/>
         </w:numPr>
         <w:jc w:val="both"/>
-        <w:rPr>
-          <w:rFonts w:ascii="Arial" w:hAnsi="Arial" w:cs="Arial"/>
-          <w:sz w:val="18"/>
-        </w:rPr>
-      </w:pPr>
-      <w:r>
-        <w:rPr>
-          <w:rFonts w:ascii="Arial" w:hAnsi="Arial" w:cs="Arial"/>
-          <w:sz w:val="18"/>
-        </w:rPr>
-        <w:t xml:space="preserve">Implemented asynchronous workloads using </w:t>
+      </w:pPr>
+      <w:r>
+        <w:lastRenderedPageBreak/>
+        <w:t xml:space="preserve">Solved a recurring issue in asynchronous notification processing where users received duplicate updates after transient retries, implementing </w:t>
       </w:r>
       <w:proofErr w:type="spellStart"/>
       <w:r>
-        <w:rPr>
-          <w:rStyle w:val="Strong"/>
-          <w:rFonts w:ascii="Arial" w:hAnsi="Arial" w:cs="Arial"/>
-          <w:sz w:val="18"/>
-        </w:rPr>
-        <w:t>RabbitMQ</w:t>
+        <w:t>idempotency</w:t>
       </w:r>
       <w:proofErr w:type="spellEnd"/>
       <w:r>
-        <w:rPr>
-          <w:rFonts w:ascii="Arial" w:hAnsi="Arial" w:cs="Arial"/>
-          <w:sz w:val="18"/>
-        </w:rPr>
-        <w:t xml:space="preserve"> and </w:t>
-      </w:r>
-      <w:r>
-        <w:rPr>
-          <w:rStyle w:val="Strong"/>
-          <w:rFonts w:ascii="Arial" w:hAnsi="Arial" w:cs="Arial"/>
-          <w:sz w:val="18"/>
-        </w:rPr>
-        <w:t>Kafka</w:t>
-      </w:r>
-      <w:r>
-        <w:rPr>
-          <w:rFonts w:ascii="Arial" w:hAnsi="Arial" w:cs="Arial"/>
-          <w:sz w:val="18"/>
-        </w:rPr>
-        <w:t xml:space="preserve">, adding </w:t>
-      </w:r>
-      <w:r>
-        <w:rPr>
-          <w:rStyle w:val="Strong"/>
-          <w:rFonts w:ascii="Arial" w:hAnsi="Arial" w:cs="Arial"/>
-          <w:sz w:val="18"/>
-        </w:rPr>
-        <w:t>DLQ</w:t>
-      </w:r>
-      <w:r>
-        <w:rPr>
-          <w:rFonts w:ascii="Arial" w:hAnsi="Arial" w:cs="Arial"/>
-          <w:sz w:val="18"/>
-        </w:rPr>
-        <w:t xml:space="preserve"> patterns and replay-safe consumers to handle spikes.</w:t>
+        <w:t xml:space="preserve"> checks and queue-handling safeguards that improved trust in workflow automation.</w:t>
       </w:r>
     </w:p>
     <w:p>
@@ -2440,52 +1087,21 @@
         <w:pStyle w:val="NormalWeb"/>
         <w:numPr>
           <w:ilvl w:val="0"/>
-          <w:numId w:val="27"/>
+          <w:numId w:val="37"/>
         </w:numPr>
         <w:jc w:val="both"/>
-        <w:rPr>
-          <w:rFonts w:ascii="Arial" w:hAnsi="Arial" w:cs="Arial"/>
-          <w:sz w:val="18"/>
-        </w:rPr>
-      </w:pPr>
-      <w:r>
-        <w:rPr>
-          <w:rFonts w:ascii="Arial" w:hAnsi="Arial" w:cs="Arial"/>
-          <w:sz w:val="18"/>
-        </w:rPr>
-        <w:t xml:space="preserve">Optimized data access for operational endpoints in </w:t>
-      </w:r>
-      <w:proofErr w:type="spellStart"/>
+      </w:pPr>
+      <w:r>
+        <w:t xml:space="preserve">Built reusable dashboard modules and administrative tools in </w:t>
+      </w:r>
       <w:r>
         <w:rPr>
           <w:rStyle w:val="Strong"/>
-          <w:rFonts w:ascii="Arial" w:hAnsi="Arial" w:cs="Arial"/>
-          <w:sz w:val="18"/>
         </w:rPr>
-        <w:t>PostgreSQL</w:t>
-      </w:r>
-      <w:proofErr w:type="spellEnd"/>
-      <w:r>
-        <w:rPr>
-          <w:rFonts w:ascii="Arial" w:hAnsi="Arial" w:cs="Arial"/>
-          <w:sz w:val="18"/>
-        </w:rPr>
-        <w:t xml:space="preserve"> and </w:t>
-      </w:r>
-      <w:r>
-        <w:rPr>
-          <w:rStyle w:val="Strong"/>
-          <w:rFonts w:ascii="Arial" w:hAnsi="Arial" w:cs="Arial"/>
-          <w:sz w:val="18"/>
-        </w:rPr>
-        <w:t>SQL Server</w:t>
-      </w:r>
-      <w:r>
-        <w:rPr>
-          <w:rFonts w:ascii="Arial" w:hAnsi="Arial" w:cs="Arial"/>
-          <w:sz w:val="18"/>
-        </w:rPr>
-        <w:t>, improving query plans and indexing for consistent performance.</w:t>
+        <w:t>Angular 8–10</w:t>
+      </w:r>
+      <w:r>
+        <w:t>, allowing product teams to introduce new views faster while keeping UI behavior more consistent across reporting and management screens.</w:t>
       </w:r>
     </w:p>
     <w:p>
@@ -2493,39 +1109,21 @@
         <w:pStyle w:val="NormalWeb"/>
         <w:numPr>
           <w:ilvl w:val="0"/>
-          <w:numId w:val="27"/>
+          <w:numId w:val="37"/>
         </w:numPr>
         <w:jc w:val="both"/>
-        <w:rPr>
-          <w:rFonts w:ascii="Arial" w:hAnsi="Arial" w:cs="Arial"/>
-          <w:sz w:val="18"/>
-        </w:rPr>
-      </w:pPr>
-      <w:r>
-        <w:rPr>
-          <w:rFonts w:ascii="Arial" w:hAnsi="Arial" w:cs="Arial"/>
-          <w:sz w:val="18"/>
-        </w:rPr>
-        <w:t xml:space="preserve">Added caching strategies using </w:t>
-      </w:r>
-      <w:proofErr w:type="spellStart"/>
-      <w:proofErr w:type="gramStart"/>
+      </w:pPr>
+      <w:r>
+        <w:t xml:space="preserve">Optimized data-intensive endpoints used by operational teams through query tuning, caching for low-volatility lookups, and response shaping, which improved response times by </w:t>
+      </w:r>
       <w:r>
         <w:rPr>
           <w:rStyle w:val="Strong"/>
-          <w:rFonts w:ascii="Arial" w:hAnsi="Arial" w:cs="Arial"/>
-          <w:sz w:val="18"/>
         </w:rPr>
-        <w:t>Redis</w:t>
-      </w:r>
-      <w:proofErr w:type="spellEnd"/>
-      <w:proofErr w:type="gramEnd"/>
-      <w:r>
-        <w:rPr>
-          <w:rFonts w:ascii="Arial" w:hAnsi="Arial" w:cs="Arial"/>
-          <w:sz w:val="18"/>
-        </w:rPr>
-        <w:t xml:space="preserve"> to reduce database load and stabilize high-read paths under peak traffic.</w:t>
+        <w:t>27%</w:t>
+      </w:r>
+      <w:r>
+        <w:t xml:space="preserve"> for the most commonly used screens.</w:t>
       </w:r>
     </w:p>
     <w:p>
@@ -2533,80 +1131,12 @@
         <w:pStyle w:val="NormalWeb"/>
         <w:numPr>
           <w:ilvl w:val="0"/>
-          <w:numId w:val="27"/>
+          <w:numId w:val="37"/>
         </w:numPr>
         <w:jc w:val="both"/>
-        <w:rPr>
-          <w:rFonts w:ascii="Arial" w:hAnsi="Arial" w:cs="Arial"/>
-          <w:sz w:val="18"/>
-        </w:rPr>
-      </w:pPr>
-      <w:r>
-        <w:rPr>
-          <w:rFonts w:ascii="Arial" w:hAnsi="Arial" w:cs="Arial"/>
-          <w:sz w:val="18"/>
-        </w:rPr>
-        <w:t xml:space="preserve">Integrated AWS services including </w:t>
-      </w:r>
-      <w:r>
-        <w:rPr>
-          <w:rStyle w:val="Strong"/>
-          <w:rFonts w:ascii="Arial" w:hAnsi="Arial" w:cs="Arial"/>
-          <w:sz w:val="18"/>
-        </w:rPr>
-        <w:t>S3</w:t>
-      </w:r>
-      <w:r>
-        <w:rPr>
-          <w:rFonts w:ascii="Arial" w:hAnsi="Arial" w:cs="Arial"/>
-          <w:sz w:val="18"/>
-        </w:rPr>
-        <w:t xml:space="preserve">, </w:t>
-      </w:r>
-      <w:r>
-        <w:rPr>
-          <w:rStyle w:val="Strong"/>
-          <w:rFonts w:ascii="Arial" w:hAnsi="Arial" w:cs="Arial"/>
-          <w:sz w:val="18"/>
-        </w:rPr>
-        <w:t>RDS</w:t>
-      </w:r>
-      <w:r>
-        <w:rPr>
-          <w:rFonts w:ascii="Arial" w:hAnsi="Arial" w:cs="Arial"/>
-          <w:sz w:val="18"/>
-        </w:rPr>
-        <w:t xml:space="preserve">, and </w:t>
-      </w:r>
-      <w:r>
-        <w:rPr>
-          <w:rStyle w:val="Strong"/>
-          <w:rFonts w:ascii="Arial" w:hAnsi="Arial" w:cs="Arial"/>
-          <w:sz w:val="18"/>
-        </w:rPr>
-        <w:t>API Gateway</w:t>
-      </w:r>
-      <w:r>
-        <w:rPr>
-          <w:rFonts w:ascii="Arial" w:hAnsi="Arial" w:cs="Arial"/>
-          <w:sz w:val="18"/>
-        </w:rPr>
-        <w:t xml:space="preserve"> for storage and API exposure, keeping access scoped with </w:t>
-      </w:r>
-      <w:r>
-        <w:rPr>
-          <w:rStyle w:val="Strong"/>
-          <w:rFonts w:ascii="Arial" w:hAnsi="Arial" w:cs="Arial"/>
-          <w:sz w:val="18"/>
-        </w:rPr>
-        <w:t>IAM</w:t>
-      </w:r>
-      <w:r>
-        <w:rPr>
-          <w:rFonts w:ascii="Arial" w:hAnsi="Arial" w:cs="Arial"/>
-          <w:sz w:val="18"/>
-        </w:rPr>
-        <w:t xml:space="preserve"> controls.</w:t>
+      </w:pPr>
+      <w:r>
+        <w:t>Added structured validation and clearer backend error contracts so frontend forms could display actionable messages instead of generic failures, reducing support tickets linked to input mistakes and incomplete requests.</w:t>
       </w:r>
     </w:p>
     <w:p>
@@ -2614,37 +1144,21 @@
         <w:pStyle w:val="NormalWeb"/>
         <w:numPr>
           <w:ilvl w:val="0"/>
-          <w:numId w:val="27"/>
+          <w:numId w:val="37"/>
         </w:numPr>
         <w:jc w:val="both"/>
-        <w:rPr>
-          <w:rFonts w:ascii="Arial" w:hAnsi="Arial" w:cs="Arial"/>
-          <w:sz w:val="18"/>
-        </w:rPr>
-      </w:pPr>
-      <w:r>
-        <w:rPr>
-          <w:rFonts w:ascii="Arial" w:hAnsi="Arial" w:cs="Arial"/>
-          <w:sz w:val="18"/>
-        </w:rPr>
-        <w:t xml:space="preserve">Introduced search indexing via </w:t>
-      </w:r>
-      <w:proofErr w:type="spellStart"/>
+      </w:pPr>
+      <w:r>
+        <w:t xml:space="preserve">Improved release reliability by strengthening Jenkins-based CI checks, expanding smoke tests, and documenting deployment rollback steps, which reduced failed release recoveries by </w:t>
+      </w:r>
       <w:r>
         <w:rPr>
           <w:rStyle w:val="Strong"/>
-          <w:rFonts w:ascii="Arial" w:hAnsi="Arial" w:cs="Arial"/>
-          <w:sz w:val="18"/>
         </w:rPr>
-        <w:t>Elasticsearch</w:t>
-      </w:r>
-      <w:proofErr w:type="spellEnd"/>
-      <w:r>
-        <w:rPr>
-          <w:rFonts w:ascii="Arial" w:hAnsi="Arial" w:cs="Arial"/>
-          <w:sz w:val="18"/>
-        </w:rPr>
-        <w:t xml:space="preserve"> to enable fast lookups without degrading transactional workloads.</w:t>
+        <w:t>21%</w:t>
+      </w:r>
+      <w:r>
+        <w:t xml:space="preserve"> across shared application environments.</w:t>
       </w:r>
     </w:p>
     <w:p>
@@ -2652,54 +1166,20 @@
         <w:pStyle w:val="NormalWeb"/>
         <w:numPr>
           <w:ilvl w:val="0"/>
-          <w:numId w:val="27"/>
+          <w:numId w:val="37"/>
         </w:numPr>
         <w:jc w:val="both"/>
-        <w:rPr>
-          <w:rFonts w:ascii="Arial" w:hAnsi="Arial" w:cs="Arial"/>
-          <w:sz w:val="18"/>
-        </w:rPr>
-      </w:pPr>
-      <w:r>
-        <w:rPr>
-          <w:rFonts w:ascii="Arial" w:hAnsi="Arial" w:cs="Arial"/>
-          <w:sz w:val="18"/>
-        </w:rPr>
-        <w:t xml:space="preserve">Containerized services with </w:t>
+      </w:pPr>
+      <w:r>
+        <w:t xml:space="preserve">Contributed to </w:t>
       </w:r>
       <w:proofErr w:type="spellStart"/>
       <w:r>
-        <w:rPr>
-          <w:rStyle w:val="Strong"/>
-          <w:rFonts w:ascii="Arial" w:hAnsi="Arial" w:cs="Arial"/>
-          <w:sz w:val="18"/>
-        </w:rPr>
-        <w:t>Docker</w:t>
+        <w:t>Elasticsearch</w:t>
       </w:r>
       <w:proofErr w:type="spellEnd"/>
       <w:r>
-        <w:rPr>
-          <w:rFonts w:ascii="Arial" w:hAnsi="Arial" w:cs="Arial"/>
-          <w:sz w:val="18"/>
-        </w:rPr>
-        <w:t xml:space="preserve"> and supported early </w:t>
-      </w:r>
-      <w:proofErr w:type="spellStart"/>
-      <w:r>
-        <w:rPr>
-          <w:rStyle w:val="Strong"/>
-          <w:rFonts w:ascii="Arial" w:hAnsi="Arial" w:cs="Arial"/>
-          <w:sz w:val="18"/>
-        </w:rPr>
-        <w:t>Kubernetes</w:t>
-      </w:r>
-      <w:proofErr w:type="spellEnd"/>
-      <w:r>
-        <w:rPr>
-          <w:rFonts w:ascii="Arial" w:hAnsi="Arial" w:cs="Arial"/>
-          <w:sz w:val="18"/>
-        </w:rPr>
-        <w:t xml:space="preserve"> adoption patterns for consistent deployments across environments.</w:t>
+        <w:t>-backed search improvements by refining indexing behavior and query structure, making result relevance better for operational users while lowering the need for manual filtering.</w:t>
       </w:r>
     </w:p>
     <w:p>
@@ -2707,52 +1187,20 @@
         <w:pStyle w:val="NormalWeb"/>
         <w:numPr>
           <w:ilvl w:val="0"/>
-          <w:numId w:val="27"/>
+          <w:numId w:val="37"/>
         </w:numPr>
         <w:jc w:val="both"/>
-        <w:rPr>
-          <w:rFonts w:ascii="Arial" w:hAnsi="Arial" w:cs="Arial"/>
-          <w:sz w:val="18"/>
-        </w:rPr>
-      </w:pPr>
-      <w:r>
-        <w:rPr>
-          <w:rFonts w:ascii="Arial" w:hAnsi="Arial" w:cs="Arial"/>
-          <w:sz w:val="18"/>
-        </w:rPr>
-        <w:t xml:space="preserve">Improved monitoring with </w:t>
-      </w:r>
-      <w:r>
-        <w:rPr>
-          <w:rStyle w:val="Strong"/>
-          <w:rFonts w:ascii="Arial" w:hAnsi="Arial" w:cs="Arial"/>
-          <w:sz w:val="18"/>
-        </w:rPr>
-        <w:t>Prometheus</w:t>
-      </w:r>
-      <w:r>
-        <w:rPr>
-          <w:rFonts w:ascii="Arial" w:hAnsi="Arial" w:cs="Arial"/>
-          <w:sz w:val="18"/>
-        </w:rPr>
-        <w:t xml:space="preserve">, </w:t>
-      </w:r>
-      <w:proofErr w:type="spellStart"/>
-      <w:r>
-        <w:rPr>
-          <w:rStyle w:val="Strong"/>
-          <w:rFonts w:ascii="Arial" w:hAnsi="Arial" w:cs="Arial"/>
-          <w:sz w:val="18"/>
-        </w:rPr>
-        <w:t>Grafana</w:t>
-      </w:r>
-      <w:proofErr w:type="spellEnd"/>
-      <w:r>
-        <w:rPr>
-          <w:rFonts w:ascii="Arial" w:hAnsi="Arial" w:cs="Arial"/>
-          <w:sz w:val="18"/>
-        </w:rPr>
-        <w:t>, and structured logging, making incident triage faster and more actionable.</w:t>
+      </w:pPr>
+      <w:r>
+        <w:t xml:space="preserve">Worked directly with QA and product stakeholders to reproduce difficult edge-case bugs, including race conditions and role-specific visibility problems, </w:t>
+      </w:r>
+      <w:proofErr w:type="gramStart"/>
+      <w:r>
+        <w:t>then</w:t>
+      </w:r>
+      <w:proofErr w:type="gramEnd"/>
+      <w:r>
+        <w:t xml:space="preserve"> turned findings into durable fixes rather than one-off patches.</w:t>
       </w:r>
     </w:p>
     <w:p>
@@ -2760,101 +1208,12 @@
         <w:pStyle w:val="NormalWeb"/>
         <w:numPr>
           <w:ilvl w:val="0"/>
-          <w:numId w:val="27"/>
+          <w:numId w:val="37"/>
         </w:numPr>
         <w:jc w:val="both"/>
-        <w:rPr>
-          <w:rFonts w:ascii="Arial" w:hAnsi="Arial" w:cs="Arial"/>
-          <w:sz w:val="18"/>
-        </w:rPr>
-      </w:pPr>
-      <w:r>
-        <w:rPr>
-          <w:rFonts w:ascii="Arial" w:hAnsi="Arial" w:cs="Arial"/>
-          <w:sz w:val="18"/>
-        </w:rPr>
-        <w:t xml:space="preserve">Strengthened API reliability with contract-style checks and CI enforcement using </w:t>
-      </w:r>
-      <w:r>
-        <w:rPr>
-          <w:rStyle w:val="Strong"/>
-          <w:rFonts w:ascii="Arial" w:hAnsi="Arial" w:cs="Arial"/>
-          <w:sz w:val="18"/>
-        </w:rPr>
-        <w:t>Jenkins</w:t>
-      </w:r>
-      <w:r>
-        <w:rPr>
-          <w:rFonts w:ascii="Arial" w:hAnsi="Arial" w:cs="Arial"/>
-          <w:sz w:val="18"/>
-        </w:rPr>
-        <w:t>, reducing release-time surprises.</w:t>
-      </w:r>
-    </w:p>
-    <w:p>
-      <w:pPr>
-        <w:pStyle w:val="NormalWeb"/>
-        <w:numPr>
-          <w:ilvl w:val="0"/>
-          <w:numId w:val="27"/>
-        </w:numPr>
-        <w:jc w:val="both"/>
-        <w:rPr>
-          <w:rFonts w:ascii="Arial" w:hAnsi="Arial" w:cs="Arial"/>
-          <w:sz w:val="18"/>
-        </w:rPr>
-      </w:pPr>
-      <w:r>
-        <w:rPr>
-          <w:rFonts w:ascii="Arial" w:hAnsi="Arial" w:cs="Arial"/>
-          <w:sz w:val="18"/>
-        </w:rPr>
-        <w:t xml:space="preserve">Implemented security controls using </w:t>
-      </w:r>
-      <w:r>
-        <w:rPr>
-          <w:rStyle w:val="Strong"/>
-          <w:rFonts w:ascii="Arial" w:hAnsi="Arial" w:cs="Arial"/>
-          <w:sz w:val="18"/>
-        </w:rPr>
-        <w:t>OAuth2</w:t>
-      </w:r>
-      <w:r>
-        <w:rPr>
-          <w:rFonts w:ascii="Arial" w:hAnsi="Arial" w:cs="Arial"/>
-          <w:sz w:val="18"/>
-        </w:rPr>
-        <w:t xml:space="preserve"> and </w:t>
-      </w:r>
-      <w:r>
-        <w:rPr>
-          <w:rStyle w:val="Strong"/>
-          <w:rFonts w:ascii="Arial" w:hAnsi="Arial" w:cs="Arial"/>
-          <w:sz w:val="18"/>
-        </w:rPr>
-        <w:t>JWT</w:t>
-      </w:r>
-      <w:r>
-        <w:rPr>
-          <w:rFonts w:ascii="Arial" w:hAnsi="Arial" w:cs="Arial"/>
-          <w:sz w:val="18"/>
-        </w:rPr>
-        <w:t xml:space="preserve">, applying </w:t>
-      </w:r>
-      <w:r>
-        <w:rPr>
-          <w:rStyle w:val="Strong"/>
-          <w:rFonts w:ascii="Arial" w:hAnsi="Arial" w:cs="Arial"/>
-          <w:sz w:val="18"/>
-        </w:rPr>
-        <w:t>RBAC</w:t>
-      </w:r>
-      <w:r>
-        <w:rPr>
-          <w:rFonts w:ascii="Arial" w:hAnsi="Arial" w:cs="Arial"/>
-          <w:sz w:val="18"/>
-        </w:rPr>
-        <w:t xml:space="preserve"> rules at API boundaries and service layers.</w:t>
+      </w:pPr>
+      <w:r>
+        <w:t>Provided flexible support across backend services, frontend workflows, and database changes, making it easier for smaller teams to keep delivery moving even when priorities shifted suddenly between feature and production work.</w:t>
       </w:r>
     </w:p>
     <w:p>
@@ -2899,52 +1258,21 @@
         <w:pStyle w:val="NormalWeb"/>
         <w:numPr>
           <w:ilvl w:val="0"/>
-          <w:numId w:val="28"/>
+          <w:numId w:val="38"/>
         </w:numPr>
         <w:jc w:val="both"/>
-        <w:rPr>
-          <w:rFonts w:ascii="Arial" w:hAnsi="Arial" w:cs="Arial"/>
-          <w:sz w:val="18"/>
-        </w:rPr>
-      </w:pPr>
-      <w:r>
-        <w:rPr>
-          <w:rFonts w:ascii="Arial" w:hAnsi="Arial" w:cs="Arial"/>
-          <w:sz w:val="18"/>
-        </w:rPr>
-        <w:t xml:space="preserve">Developed backend APIs in </w:t>
+      </w:pPr>
+      <w:r>
+        <w:t xml:space="preserve">Contributed to enterprise application delivery using </w:t>
       </w:r>
       <w:r>
         <w:rPr>
           <w:rStyle w:val="Strong"/>
-          <w:rFonts w:ascii="Arial" w:hAnsi="Arial" w:cs="Arial"/>
-          <w:sz w:val="18"/>
         </w:rPr>
         <w:t>Java</w:t>
       </w:r>
       <w:r>
-        <w:rPr>
-          <w:rFonts w:ascii="Arial" w:hAnsi="Arial" w:cs="Arial"/>
-          <w:sz w:val="18"/>
-        </w:rPr>
-        <w:t xml:space="preserve"> using </w:t>
-      </w:r>
-      <w:proofErr w:type="gramStart"/>
-      <w:r>
-        <w:rPr>
-          <w:rStyle w:val="Strong"/>
-          <w:rFonts w:ascii="Arial" w:hAnsi="Arial" w:cs="Arial"/>
-          <w:sz w:val="18"/>
-        </w:rPr>
-        <w:t>Spring</w:t>
-      </w:r>
-      <w:proofErr w:type="gramEnd"/>
-      <w:r>
-        <w:rPr>
-          <w:rFonts w:ascii="Arial" w:hAnsi="Arial" w:cs="Arial"/>
-          <w:sz w:val="18"/>
-        </w:rPr>
-        <w:t xml:space="preserve"> patterns, delivering stable contracts with clear validation and maintainable service boundaries.</w:t>
+        <w:t xml:space="preserve"> and web technologies for business process automation projects, building reliable features while learning how to balance client expectations, code quality, and maintainable design.</w:t>
       </w:r>
     </w:p>
     <w:p>
@@ -2952,52 +1280,21 @@
         <w:pStyle w:val="NormalWeb"/>
         <w:numPr>
           <w:ilvl w:val="0"/>
-          <w:numId w:val="28"/>
+          <w:numId w:val="38"/>
         </w:numPr>
         <w:jc w:val="both"/>
-        <w:rPr>
-          <w:rFonts w:ascii="Arial" w:hAnsi="Arial" w:cs="Arial"/>
-          <w:sz w:val="18"/>
-        </w:rPr>
-      </w:pPr>
-      <w:r>
-        <w:rPr>
-          <w:rFonts w:ascii="Arial" w:hAnsi="Arial" w:cs="Arial"/>
-          <w:sz w:val="18"/>
-        </w:rPr>
-        <w:t xml:space="preserve">Built database-backed features using </w:t>
+      </w:pPr>
+      <w:r>
+        <w:t xml:space="preserve">Worked on backend modules with </w:t>
       </w:r>
       <w:r>
         <w:rPr>
           <w:rStyle w:val="Strong"/>
-          <w:rFonts w:ascii="Arial" w:hAnsi="Arial" w:cs="Arial"/>
-          <w:sz w:val="18"/>
         </w:rPr>
-        <w:t>MySQL</w:t>
-      </w:r>
-      <w:r>
-        <w:rPr>
-          <w:rFonts w:ascii="Arial" w:hAnsi="Arial" w:cs="Arial"/>
-          <w:sz w:val="18"/>
-        </w:rPr>
-        <w:t xml:space="preserve"> and </w:t>
-      </w:r>
-      <w:proofErr w:type="spellStart"/>
-      <w:r>
-        <w:rPr>
-          <w:rStyle w:val="Strong"/>
-          <w:rFonts w:ascii="Arial" w:hAnsi="Arial" w:cs="Arial"/>
-          <w:sz w:val="18"/>
-        </w:rPr>
-        <w:t>PostgreSQL</w:t>
-      </w:r>
-      <w:proofErr w:type="spellEnd"/>
-      <w:r>
-        <w:rPr>
-          <w:rFonts w:ascii="Arial" w:hAnsi="Arial" w:cs="Arial"/>
-          <w:sz w:val="18"/>
-        </w:rPr>
-        <w:t>, applying transactions, indexing, and schema constraints to protect data integrity.</w:t>
+        <w:t>Spring MVC</w:t>
+      </w:r>
+      <w:r>
+        <w:t xml:space="preserve"> and relational database integrations, implementing business rules, service endpoints, and data validation logic that supported real operational workflows rather than isolated technical demos.</w:t>
       </w:r>
     </w:p>
     <w:p>
@@ -3005,20 +1302,12 @@
         <w:pStyle w:val="NormalWeb"/>
         <w:numPr>
           <w:ilvl w:val="0"/>
-          <w:numId w:val="28"/>
+          <w:numId w:val="38"/>
         </w:numPr>
         <w:jc w:val="both"/>
-        <w:rPr>
-          <w:rFonts w:ascii="Arial" w:hAnsi="Arial" w:cs="Arial"/>
-          <w:sz w:val="18"/>
-        </w:rPr>
-      </w:pPr>
-      <w:r>
-        <w:rPr>
-          <w:rFonts w:ascii="Arial" w:hAnsi="Arial" w:cs="Arial"/>
-          <w:sz w:val="18"/>
-        </w:rPr>
-        <w:t>Implemented background job processing and scheduled workflows, improving reliability for long-running tasks and operational backfills.</w:t>
+      </w:pPr>
+      <w:r>
+        <w:t>Resolved a long-standing defect in a form-driven approval flow where concurrent updates occasionally overwrote the latest reviewer action, fixing transaction handling and server-side validation to preserve data integrity.</w:t>
       </w:r>
     </w:p>
     <w:p>
@@ -3026,35 +1315,21 @@
         <w:pStyle w:val="NormalWeb"/>
         <w:numPr>
           <w:ilvl w:val="0"/>
-          <w:numId w:val="28"/>
+          <w:numId w:val="38"/>
         </w:numPr>
         <w:jc w:val="both"/>
-        <w:rPr>
-          <w:rFonts w:ascii="Arial" w:hAnsi="Arial" w:cs="Arial"/>
-          <w:sz w:val="18"/>
-        </w:rPr>
-      </w:pPr>
-      <w:r>
-        <w:rPr>
-          <w:rFonts w:ascii="Arial" w:hAnsi="Arial" w:cs="Arial"/>
-          <w:sz w:val="18"/>
-        </w:rPr>
-        <w:t xml:space="preserve">Supported CI automation with </w:t>
+      </w:pPr>
+      <w:r>
+        <w:t xml:space="preserve">Supported frontend development in early </w:t>
       </w:r>
       <w:r>
         <w:rPr>
           <w:rStyle w:val="Strong"/>
-          <w:rFonts w:ascii="Arial" w:hAnsi="Arial" w:cs="Arial"/>
-          <w:sz w:val="18"/>
         </w:rPr>
-        <w:t>Jenkins</w:t>
-      </w:r>
-      <w:r>
-        <w:rPr>
-          <w:rFonts w:ascii="Arial" w:hAnsi="Arial" w:cs="Arial"/>
-          <w:sz w:val="18"/>
-        </w:rPr>
-        <w:t>, standardizing build steps and reducing environment-specific deployment failures.</w:t>
+        <w:t>AngularJS</w:t>
+      </w:r>
+      <w:r>
+        <w:t xml:space="preserve"> and later structured JavaScript application patterns, helping modernize administrative interfaces and making complex client workflows easier to use and maintain.</w:t>
       </w:r>
     </w:p>
     <w:p>
@@ -3062,37 +1337,21 @@
         <w:pStyle w:val="NormalWeb"/>
         <w:numPr>
           <w:ilvl w:val="0"/>
-          <w:numId w:val="28"/>
+          <w:numId w:val="38"/>
         </w:numPr>
         <w:jc w:val="both"/>
-        <w:rPr>
-          <w:rFonts w:ascii="Arial" w:hAnsi="Arial" w:cs="Arial"/>
-          <w:sz w:val="18"/>
-        </w:rPr>
-      </w:pPr>
-      <w:r>
-        <w:rPr>
-          <w:rFonts w:ascii="Arial" w:hAnsi="Arial" w:cs="Arial"/>
-          <w:sz w:val="18"/>
-        </w:rPr>
-        <w:t xml:space="preserve">Added practical caching for repeated reads using </w:t>
-      </w:r>
-      <w:proofErr w:type="spellStart"/>
+      </w:pPr>
+      <w:r>
+        <w:t xml:space="preserve">Improved SQL queries and stored procedure usage for reporting-heavy screens, which reduced page wait times by </w:t>
+      </w:r>
       <w:r>
         <w:rPr>
           <w:rStyle w:val="Strong"/>
-          <w:rFonts w:ascii="Arial" w:hAnsi="Arial" w:cs="Arial"/>
-          <w:sz w:val="18"/>
         </w:rPr>
-        <w:t>Redis</w:t>
-      </w:r>
-      <w:proofErr w:type="spellEnd"/>
-      <w:r>
-        <w:rPr>
-          <w:rFonts w:ascii="Arial" w:hAnsi="Arial" w:cs="Arial"/>
-          <w:sz w:val="18"/>
-        </w:rPr>
-        <w:t>, reducing load on core reporting queries.</w:t>
+        <w:t>24%</w:t>
+      </w:r>
+      <w:r>
+        <w:t xml:space="preserve"> for key internal users and improved confidence in daily operational reporting.</w:t>
       </w:r>
     </w:p>
     <w:p>
@@ -3100,37 +1359,12 @@
         <w:pStyle w:val="NormalWeb"/>
         <w:numPr>
           <w:ilvl w:val="0"/>
-          <w:numId w:val="28"/>
+          <w:numId w:val="38"/>
         </w:numPr>
         <w:jc w:val="both"/>
-        <w:rPr>
-          <w:rFonts w:ascii="Arial" w:hAnsi="Arial" w:cs="Arial"/>
-          <w:sz w:val="18"/>
-        </w:rPr>
-      </w:pPr>
-      <w:r>
-        <w:rPr>
-          <w:rFonts w:ascii="Arial" w:hAnsi="Arial" w:cs="Arial"/>
-          <w:sz w:val="18"/>
-        </w:rPr>
-        <w:t xml:space="preserve">Implemented early search capabilities with </w:t>
-      </w:r>
-      <w:proofErr w:type="spellStart"/>
-      <w:r>
-        <w:rPr>
-          <w:rStyle w:val="Strong"/>
-          <w:rFonts w:ascii="Arial" w:hAnsi="Arial" w:cs="Arial"/>
-          <w:sz w:val="18"/>
-        </w:rPr>
-        <w:t>Elasticsearch</w:t>
-      </w:r>
-      <w:proofErr w:type="spellEnd"/>
-      <w:r>
-        <w:rPr>
-          <w:rFonts w:ascii="Arial" w:hAnsi="Arial" w:cs="Arial"/>
-          <w:sz w:val="18"/>
-        </w:rPr>
-        <w:t>, enabling filtering and discovery without overloading relational queries.</w:t>
+      </w:pPr>
+      <w:r>
+        <w:t>Helped stabilize deployments by tightening environment configuration, logging, and release checklists, reducing avoidable post-release issues and giving senior engineers more confidence in handoff quality.</w:t>
       </w:r>
     </w:p>
     <w:p>
@@ -3138,66 +1372,12 @@
         <w:pStyle w:val="NormalWeb"/>
         <w:numPr>
           <w:ilvl w:val="0"/>
-          <w:numId w:val="28"/>
+          <w:numId w:val="38"/>
         </w:numPr>
         <w:jc w:val="both"/>
-        <w:rPr>
-          <w:rFonts w:ascii="Arial" w:hAnsi="Arial" w:cs="Arial"/>
-          <w:sz w:val="18"/>
-        </w:rPr>
-      </w:pPr>
-      <w:r>
-        <w:rPr>
-          <w:rFonts w:ascii="Arial" w:hAnsi="Arial" w:cs="Arial"/>
-          <w:sz w:val="18"/>
-        </w:rPr>
-        <w:t xml:space="preserve">Strengthened security patterns with </w:t>
-      </w:r>
-      <w:r>
-        <w:rPr>
-          <w:rStyle w:val="Strong"/>
-          <w:rFonts w:ascii="Arial" w:hAnsi="Arial" w:cs="Arial"/>
-          <w:sz w:val="18"/>
-        </w:rPr>
-        <w:t>JWT</w:t>
-      </w:r>
-      <w:r>
-        <w:rPr>
-          <w:rFonts w:ascii="Arial" w:hAnsi="Arial" w:cs="Arial"/>
-          <w:sz w:val="18"/>
-        </w:rPr>
-        <w:t xml:space="preserve">-based </w:t>
-      </w:r>
-      <w:proofErr w:type="spellStart"/>
-      <w:r>
-        <w:rPr>
-          <w:rFonts w:ascii="Arial" w:hAnsi="Arial" w:cs="Arial"/>
-          <w:sz w:val="18"/>
-        </w:rPr>
-        <w:t>auth</w:t>
-      </w:r>
-      <w:proofErr w:type="spellEnd"/>
-      <w:r>
-        <w:rPr>
-          <w:rFonts w:ascii="Arial" w:hAnsi="Arial" w:cs="Arial"/>
-          <w:sz w:val="18"/>
-        </w:rPr>
-        <w:t xml:space="preserve"> flows and permission checks aligned to </w:t>
-      </w:r>
-      <w:r>
-        <w:rPr>
-          <w:rStyle w:val="Strong"/>
-          <w:rFonts w:ascii="Arial" w:hAnsi="Arial" w:cs="Arial"/>
-          <w:sz w:val="18"/>
-        </w:rPr>
-        <w:t>RBAC</w:t>
-      </w:r>
-      <w:r>
-        <w:rPr>
-          <w:rFonts w:ascii="Arial" w:hAnsi="Arial" w:cs="Arial"/>
-          <w:sz w:val="18"/>
-        </w:rPr>
-        <w:t xml:space="preserve"> expectations.</w:t>
+      </w:pPr>
+      <w:r>
+        <w:t>Participated in migration efforts from older project conventions toward cleaner layered architecture and better test coverage, building practical experience in refactoring legacy code without disrupting active customer delivery.</w:t>
       </w:r>
     </w:p>
     <w:p>
@@ -3205,16 +1385,33 @@
         <w:pStyle w:val="NormalWeb"/>
         <w:numPr>
           <w:ilvl w:val="0"/>
-          <w:numId w:val="28"/>
+          <w:numId w:val="38"/>
         </w:numPr>
         <w:jc w:val="both"/>
       </w:pPr>
       <w:r>
-        <w:rPr>
-          <w:rFonts w:ascii="Arial" w:hAnsi="Arial" w:cs="Arial"/>
-          <w:sz w:val="18"/>
-        </w:rPr>
-        <w:t>Contributed to production readiness through logging discipline and operational documentation, improving handoffs and on-call execution.</w:t>
+        <w:t xml:space="preserve">Added unit and integration tests around fragile business logic, which reduced regression risk and improved maintainability as </w:t>
+      </w:r>
+      <w:proofErr w:type="gramStart"/>
+      <w:r>
+        <w:t>the codebase</w:t>
+      </w:r>
+      <w:proofErr w:type="gramEnd"/>
+      <w:r>
+        <w:t xml:space="preserve"> grew across multiple client engagements.</w:t>
+      </w:r>
+    </w:p>
+    <w:p>
+      <w:pPr>
+        <w:pStyle w:val="NormalWeb"/>
+        <w:numPr>
+          <w:ilvl w:val="0"/>
+          <w:numId w:val="38"/>
+        </w:numPr>
+        <w:jc w:val="both"/>
+      </w:pPr>
+      <w:r>
+        <w:t>Worked flexibly with senior developers, QA, and analysts to translate ambiguous requirements into deliverable solutions, building a strong foundation in full-lifecycle engineering and customer-facing enterprise software execution.</w:t>
       </w:r>
     </w:p>
     <w:tbl>
@@ -3270,6 +1467,7 @@
                 <w:sz w:val="22"/>
                 <w:szCs w:val="22"/>
               </w:rPr>
+              <w:lastRenderedPageBreak/>
               <w:t>Skills</w:t>
             </w:r>
           </w:p>
@@ -3278,682 +1476,292 @@
     </w:tbl>
     <w:p>
       <w:pPr>
-        <w:pStyle w:val="ListParagraph"/>
+        <w:pStyle w:val="NormalWeb"/>
         <w:numPr>
           <w:ilvl w:val="0"/>
-          <w:numId w:val="31"/>
+          <w:numId w:val="34"/>
         </w:numPr>
         <w:jc w:val="both"/>
+      </w:pPr>
+      <w:r>
         <w:rPr>
-          <w:rFonts w:ascii="Arial" w:hAnsi="Arial" w:cs="Arial"/>
-          <w:sz w:val="18"/>
+          <w:rStyle w:val="Strong"/>
         </w:rPr>
-      </w:pPr>
+        <w:t>Frontend:</w:t>
+      </w:r>
+      <w:r>
+        <w:t xml:space="preserve"> </w:t>
+      </w:r>
       <w:r>
         <w:rPr>
-          <w:rFonts w:ascii="Arial" w:hAnsi="Arial" w:cs="Arial"/>
-          <w:b/>
-          <w:sz w:val="18"/>
+          <w:rStyle w:val="Strong"/>
         </w:rPr>
-        <w:t>Frontend —</w:t>
-      </w:r>
+        <w:t>Angular 8–18</w:t>
+      </w:r>
+      <w:r>
+        <w:t xml:space="preserve">, </w:t>
+      </w:r>
+      <w:proofErr w:type="spellStart"/>
       <w:r>
         <w:rPr>
-          <w:rFonts w:ascii="Arial" w:hAnsi="Arial" w:cs="Arial"/>
-          <w:sz w:val="18"/>
-        </w:rPr>
-        <w:t xml:space="preserve"> Angular, </w:t>
-      </w:r>
-      <w:proofErr w:type="spellStart"/>
-      <w:r>
-        <w:rPr>
-          <w:rFonts w:ascii="Arial" w:hAnsi="Arial" w:cs="Arial"/>
-          <w:sz w:val="18"/>
+          <w:rStyle w:val="Strong"/>
         </w:rPr>
         <w:t>TypeScript</w:t>
       </w:r>
       <w:proofErr w:type="spellEnd"/>
       <w:r>
         <w:rPr>
-          <w:rFonts w:ascii="Arial" w:hAnsi="Arial" w:cs="Arial"/>
-          <w:sz w:val="18"/>
+          <w:rStyle w:val="Strong"/>
         </w:rPr>
-        <w:t xml:space="preserve">, component-driven UI, form validation, </w:t>
+        <w:t xml:space="preserve"> 3.x–5.x</w:t>
+      </w:r>
+      <w:r>
+        <w:t xml:space="preserve">, JavaScript ES6+, </w:t>
       </w:r>
       <w:proofErr w:type="spellStart"/>
       <w:r>
-        <w:rPr>
-          <w:rFonts w:ascii="Arial" w:hAnsi="Arial" w:cs="Arial"/>
-          <w:sz w:val="18"/>
-        </w:rPr>
-        <w:t>stateful</w:t>
+        <w:t>RxJS</w:t>
       </w:r>
       <w:proofErr w:type="spellEnd"/>
       <w:r>
-        <w:rPr>
-          <w:rFonts w:ascii="Arial" w:hAnsi="Arial" w:cs="Arial"/>
-          <w:sz w:val="18"/>
-        </w:rPr>
-        <w:t xml:space="preserve"> workflows, API integration patterns</w:t>
-      </w:r>
-    </w:p>
-    <w:p>
-      <w:pPr>
-        <w:pStyle w:val="ListParagraph"/>
-        <w:numPr>
-          <w:ilvl w:val="0"/>
-          <w:numId w:val="31"/>
-        </w:numPr>
-        <w:jc w:val="both"/>
-        <w:rPr>
-          <w:rFonts w:ascii="Arial" w:hAnsi="Arial" w:cs="Arial"/>
-          <w:sz w:val="18"/>
-        </w:rPr>
-      </w:pPr>
-      <w:r>
-        <w:rPr>
-          <w:rFonts w:ascii="Arial" w:hAnsi="Arial" w:cs="Arial"/>
-          <w:b/>
-          <w:sz w:val="18"/>
-        </w:rPr>
-        <w:t>Backend &amp; APIs —</w:t>
-      </w:r>
-      <w:r>
-        <w:rPr>
-          <w:rFonts w:ascii="Arial" w:hAnsi="Arial" w:cs="Arial"/>
-          <w:sz w:val="18"/>
-        </w:rPr>
-        <w:t xml:space="preserve"> Java, Spring Boot, layered architecture, REST APIs, request validation, pagination, </w:t>
+        <w:t xml:space="preserve"> 6.x–7.x, </w:t>
       </w:r>
       <w:proofErr w:type="spellStart"/>
       <w:r>
-        <w:rPr>
-          <w:rFonts w:ascii="Arial" w:hAnsi="Arial" w:cs="Arial"/>
-          <w:sz w:val="18"/>
-        </w:rPr>
-        <w:t>idempotency</w:t>
+        <w:t>NgRx</w:t>
       </w:r>
       <w:proofErr w:type="spellEnd"/>
       <w:r>
-        <w:rPr>
-          <w:rFonts w:ascii="Arial" w:hAnsi="Arial" w:cs="Arial"/>
-          <w:sz w:val="18"/>
-        </w:rPr>
-        <w:t xml:space="preserve">, background workers, </w:t>
+        <w:t xml:space="preserve">, Angular Material, HTML5, CSS3, SCSS, Responsive UI, Reactive Forms, REST integration, </w:t>
       </w:r>
       <w:proofErr w:type="spellStart"/>
       <w:r>
-        <w:rPr>
-          <w:rFonts w:ascii="Arial" w:hAnsi="Arial" w:cs="Arial"/>
-          <w:sz w:val="18"/>
-        </w:rPr>
-        <w:t>webhooks</w:t>
+        <w:t>Webpack</w:t>
+      </w:r>
+      <w:proofErr w:type="spellEnd"/>
+      <w:r>
+        <w:t xml:space="preserve">, </w:t>
+      </w:r>
+      <w:proofErr w:type="spellStart"/>
+      <w:r>
+        <w:t>Vite</w:t>
       </w:r>
       <w:proofErr w:type="spellEnd"/>
     </w:p>
     <w:p>
       <w:pPr>
-        <w:pStyle w:val="ListParagraph"/>
+        <w:pStyle w:val="NormalWeb"/>
         <w:numPr>
           <w:ilvl w:val="0"/>
-          <w:numId w:val="31"/>
+          <w:numId w:val="34"/>
         </w:numPr>
         <w:jc w:val="both"/>
+      </w:pPr>
+      <w:r>
         <w:rPr>
-          <w:rFonts w:ascii="Arial" w:hAnsi="Arial" w:cs="Arial"/>
-          <w:sz w:val="18"/>
+          <w:rStyle w:val="Strong"/>
         </w:rPr>
-      </w:pPr>
+        <w:t>Backend:</w:t>
+      </w:r>
+      <w:r>
+        <w:t xml:space="preserve"> </w:t>
+      </w:r>
       <w:r>
         <w:rPr>
-          <w:rFonts w:ascii="Arial" w:hAnsi="Arial" w:cs="Arial"/>
-          <w:b/>
-          <w:sz w:val="18"/>
+          <w:rStyle w:val="Strong"/>
         </w:rPr>
-        <w:t xml:space="preserve">Data, Messaging &amp; Search — </w:t>
+        <w:t>Java 8–21</w:t>
+      </w:r>
+      <w:r>
+        <w:t xml:space="preserve">, </w:t>
       </w:r>
       <w:r>
         <w:rPr>
-          <w:rFonts w:ascii="Arial" w:hAnsi="Arial" w:cs="Arial"/>
-          <w:sz w:val="18"/>
+          <w:rStyle w:val="Strong"/>
         </w:rPr>
-        <w:t xml:space="preserve">Relational: </w:t>
+        <w:t>Spring Framework 4.x–6.x</w:t>
+      </w:r>
+      <w:r>
+        <w:t xml:space="preserve">, </w:t>
+      </w:r>
+      <w:r>
+        <w:rPr>
+          <w:rStyle w:val="Strong"/>
+        </w:rPr>
+        <w:t>Spring Boot 1.5–3.2</w:t>
+      </w:r>
+      <w:r>
+        <w:t xml:space="preserve">, Spring MVC, Spring Security, Spring Data JPA, Hibernate 5.x–6.x, Maven, </w:t>
       </w:r>
       <w:proofErr w:type="spellStart"/>
       <w:r>
-        <w:rPr>
-          <w:rFonts w:ascii="Arial" w:hAnsi="Arial" w:cs="Arial"/>
-          <w:sz w:val="18"/>
-        </w:rPr>
-        <w:t>PostgreSQL</w:t>
+        <w:t>Gradle</w:t>
       </w:r>
       <w:proofErr w:type="spellEnd"/>
       <w:r>
-        <w:rPr>
-          <w:rFonts w:ascii="Arial" w:hAnsi="Arial" w:cs="Arial"/>
-          <w:sz w:val="18"/>
-        </w:rPr>
-        <w:t xml:space="preserve">, MySQL, SQL Server • </w:t>
+        <w:t xml:space="preserve">, JUnit, </w:t>
       </w:r>
       <w:proofErr w:type="spellStart"/>
       <w:r>
-        <w:rPr>
-          <w:rFonts w:ascii="Arial" w:hAnsi="Arial" w:cs="Arial"/>
-          <w:sz w:val="18"/>
-        </w:rPr>
-        <w:t>NoSQL</w:t>
-      </w:r>
-      <w:proofErr w:type="spellEnd"/>
-      <w:r>
-        <w:rPr>
-          <w:rFonts w:ascii="Arial" w:hAnsi="Arial" w:cs="Arial"/>
-          <w:sz w:val="18"/>
-        </w:rPr>
-        <w:t xml:space="preserve">: </w:t>
-      </w:r>
-      <w:proofErr w:type="spellStart"/>
-      <w:r>
-        <w:rPr>
-          <w:rFonts w:ascii="Arial" w:hAnsi="Arial" w:cs="Arial"/>
-          <w:sz w:val="18"/>
-        </w:rPr>
-        <w:t>Redis</w:t>
-      </w:r>
-      <w:proofErr w:type="spellEnd"/>
-      <w:r>
-        <w:rPr>
-          <w:rFonts w:ascii="Arial" w:hAnsi="Arial" w:cs="Arial"/>
-          <w:sz w:val="18"/>
-        </w:rPr>
-        <w:t xml:space="preserve">, </w:t>
-      </w:r>
-      <w:proofErr w:type="spellStart"/>
-      <w:r>
-        <w:rPr>
-          <w:rFonts w:ascii="Arial" w:hAnsi="Arial" w:cs="Arial"/>
-          <w:sz w:val="18"/>
-        </w:rPr>
-        <w:t>MongoDB</w:t>
-      </w:r>
-      <w:proofErr w:type="spellEnd"/>
-      <w:r>
-        <w:rPr>
-          <w:rFonts w:ascii="Arial" w:hAnsi="Arial" w:cs="Arial"/>
-          <w:sz w:val="18"/>
-        </w:rPr>
-        <w:t xml:space="preserve">, </w:t>
-      </w:r>
-      <w:proofErr w:type="spellStart"/>
-      <w:r>
-        <w:rPr>
-          <w:rFonts w:ascii="Arial" w:hAnsi="Arial" w:cs="Arial"/>
-          <w:sz w:val="18"/>
-        </w:rPr>
-        <w:t>DynamoDB</w:t>
-      </w:r>
-      <w:proofErr w:type="spellEnd"/>
-      <w:r>
-        <w:rPr>
-          <w:rFonts w:ascii="Arial" w:hAnsi="Arial" w:cs="Arial"/>
-          <w:sz w:val="18"/>
-        </w:rPr>
-        <w:t xml:space="preserve"> • Queues/streams: AWS SQS/SNS, Kafka, </w:t>
-      </w:r>
-      <w:proofErr w:type="spellStart"/>
-      <w:r>
-        <w:rPr>
-          <w:rFonts w:ascii="Arial" w:hAnsi="Arial" w:cs="Arial"/>
-          <w:sz w:val="18"/>
-        </w:rPr>
-        <w:t>RabbitMQ</w:t>
-      </w:r>
-      <w:proofErr w:type="spellEnd"/>
-      <w:r>
-        <w:rPr>
-          <w:rFonts w:ascii="Arial" w:hAnsi="Arial" w:cs="Arial"/>
-          <w:sz w:val="18"/>
-        </w:rPr>
-        <w:t xml:space="preserve"> • Search: </w:t>
-      </w:r>
-      <w:proofErr w:type="spellStart"/>
-      <w:r>
-        <w:rPr>
-          <w:rFonts w:ascii="Arial" w:hAnsi="Arial" w:cs="Arial"/>
-          <w:sz w:val="18"/>
-        </w:rPr>
-        <w:t>Elasticsearch</w:t>
-      </w:r>
-      <w:proofErr w:type="spellEnd"/>
-      <w:r>
-        <w:rPr>
-          <w:rFonts w:ascii="Arial" w:hAnsi="Arial" w:cs="Arial"/>
-          <w:sz w:val="18"/>
-        </w:rPr>
-        <w:t xml:space="preserve">, OpenSearch • Analytics: Redshift, </w:t>
-      </w:r>
-      <w:proofErr w:type="spellStart"/>
-      <w:r>
-        <w:rPr>
-          <w:rFonts w:ascii="Arial" w:hAnsi="Arial" w:cs="Arial"/>
-          <w:sz w:val="18"/>
-        </w:rPr>
-        <w:t>BigQuery</w:t>
+        <w:t>Mockito</w:t>
       </w:r>
       <w:proofErr w:type="spellEnd"/>
     </w:p>
     <w:p>
       <w:pPr>
-        <w:pStyle w:val="ListParagraph"/>
+        <w:pStyle w:val="NormalWeb"/>
         <w:numPr>
           <w:ilvl w:val="0"/>
-          <w:numId w:val="31"/>
+          <w:numId w:val="34"/>
         </w:numPr>
         <w:jc w:val="both"/>
+      </w:pPr>
+      <w:r>
         <w:rPr>
-          <w:rFonts w:ascii="Arial" w:hAnsi="Arial" w:cs="Arial"/>
-          <w:sz w:val="18"/>
+          <w:rStyle w:val="Strong"/>
         </w:rPr>
-      </w:pPr>
+        <w:t>Architecture &amp; APIs:</w:t>
+      </w:r>
+      <w:r>
+        <w:t xml:space="preserve"> </w:t>
+      </w:r>
+      <w:proofErr w:type="spellStart"/>
       <w:r>
         <w:rPr>
-          <w:rFonts w:ascii="Arial" w:hAnsi="Arial" w:cs="Arial"/>
-          <w:b/>
-          <w:sz w:val="18"/>
+          <w:rStyle w:val="Strong"/>
         </w:rPr>
-        <w:t xml:space="preserve">Cloud &amp; </w:t>
+        <w:t>Microservices</w:t>
+      </w:r>
+      <w:proofErr w:type="spellEnd"/>
+      <w:r>
+        <w:t xml:space="preserve">, </w:t>
+      </w:r>
+      <w:r>
+        <w:rPr>
+          <w:rStyle w:val="Strong"/>
+        </w:rPr>
+        <w:t>RESTful APIs</w:t>
+      </w:r>
+      <w:r>
+        <w:t xml:space="preserve">, API versioning, </w:t>
       </w:r>
       <w:proofErr w:type="spellStart"/>
       <w:r>
+        <w:t>OpenAPI</w:t>
+      </w:r>
+      <w:proofErr w:type="spellEnd"/>
+      <w:r>
+        <w:t>/Swagger, JWT, RBAC, distributed workflows, background processing, integration services</w:t>
+      </w:r>
+    </w:p>
+    <w:p>
+      <w:pPr>
+        <w:pStyle w:val="NormalWeb"/>
+        <w:numPr>
+          <w:ilvl w:val="0"/>
+          <w:numId w:val="34"/>
+        </w:numPr>
+        <w:jc w:val="both"/>
+      </w:pPr>
+      <w:r>
         <w:rPr>
-          <w:rFonts w:ascii="Arial" w:hAnsi="Arial" w:cs="Arial"/>
-          <w:b/>
-          <w:sz w:val="18"/>
+          <w:rStyle w:val="Strong"/>
         </w:rPr>
-        <w:t>DevOps</w:t>
+        <w:t>Data &amp; Messaging:</w:t>
+      </w:r>
+      <w:r>
+        <w:t xml:space="preserve"> PostgreSQL, MySQL, SQL Server, </w:t>
+      </w:r>
+      <w:proofErr w:type="spellStart"/>
+      <w:r>
+        <w:t>Redis</w:t>
       </w:r>
       <w:proofErr w:type="spellEnd"/>
       <w:r>
-        <w:rPr>
-          <w:rFonts w:ascii="Arial" w:hAnsi="Arial" w:cs="Arial"/>
-          <w:b/>
-          <w:sz w:val="18"/>
-        </w:rPr>
-        <w:t xml:space="preserve"> —</w:t>
-      </w:r>
-      <w:r>
-        <w:rPr>
-          <w:rFonts w:ascii="Arial" w:hAnsi="Arial" w:cs="Arial"/>
-          <w:sz w:val="18"/>
-        </w:rPr>
-        <w:t xml:space="preserve"> AWS: EKS, ECS, EC2, Lambda, API Gateway, S3, </w:t>
+        <w:t xml:space="preserve">, MongoDB, Kafka, </w:t>
       </w:r>
       <w:proofErr w:type="spellStart"/>
       <w:r>
-        <w:rPr>
-          <w:rFonts w:ascii="Arial" w:hAnsi="Arial" w:cs="Arial"/>
-          <w:sz w:val="18"/>
-        </w:rPr>
-        <w:t>CloudFront</w:t>
+        <w:t>RabbitMQ</w:t>
       </w:r>
       <w:proofErr w:type="spellEnd"/>
       <w:r>
-        <w:rPr>
-          <w:rFonts w:ascii="Arial" w:hAnsi="Arial" w:cs="Arial"/>
-          <w:sz w:val="18"/>
-        </w:rPr>
-        <w:t xml:space="preserve">, RDS, </w:t>
+        <w:t xml:space="preserve">, </w:t>
       </w:r>
       <w:proofErr w:type="spellStart"/>
       <w:r>
-        <w:rPr>
-          <w:rFonts w:ascii="Arial" w:hAnsi="Arial" w:cs="Arial"/>
-          <w:sz w:val="18"/>
-        </w:rPr>
-        <w:t>DynamoDB</w:t>
-      </w:r>
-      <w:proofErr w:type="spellEnd"/>
-      <w:r>
-        <w:rPr>
-          <w:rFonts w:ascii="Arial" w:hAnsi="Arial" w:cs="Arial"/>
-          <w:sz w:val="18"/>
-        </w:rPr>
-        <w:t xml:space="preserve">, </w:t>
-      </w:r>
-      <w:proofErr w:type="spellStart"/>
-      <w:r>
-        <w:rPr>
-          <w:rFonts w:ascii="Arial" w:hAnsi="Arial" w:cs="Arial"/>
-          <w:sz w:val="18"/>
-        </w:rPr>
-        <w:t>ElastiCache</w:t>
-      </w:r>
-      <w:proofErr w:type="spellEnd"/>
-      <w:r>
-        <w:rPr>
-          <w:rFonts w:ascii="Arial" w:hAnsi="Arial" w:cs="Arial"/>
-          <w:sz w:val="18"/>
-        </w:rPr>
-        <w:t xml:space="preserve">, </w:t>
-      </w:r>
-      <w:proofErr w:type="spellStart"/>
-      <w:r>
-        <w:rPr>
-          <w:rFonts w:ascii="Arial" w:hAnsi="Arial" w:cs="Arial"/>
-          <w:sz w:val="18"/>
-        </w:rPr>
-        <w:t>EventBridge</w:t>
-      </w:r>
-      <w:proofErr w:type="spellEnd"/>
-      <w:r>
-        <w:rPr>
-          <w:rFonts w:ascii="Arial" w:hAnsi="Arial" w:cs="Arial"/>
-          <w:sz w:val="18"/>
-        </w:rPr>
-        <w:t xml:space="preserve">, Step Functions, IAM • Azure: AKS, App Service, Azure SQL, Service Bus, Key Vault, Application Insights • GCP: GKE, Cloud Run, Pub/Sub, Cloud Storage, </w:t>
-      </w:r>
-      <w:proofErr w:type="spellStart"/>
-      <w:r>
-        <w:rPr>
-          <w:rFonts w:ascii="Arial" w:hAnsi="Arial" w:cs="Arial"/>
-          <w:sz w:val="18"/>
-        </w:rPr>
-        <w:t>BigQuery</w:t>
-      </w:r>
-      <w:proofErr w:type="spellEnd"/>
-      <w:r>
-        <w:rPr>
-          <w:rFonts w:ascii="Arial" w:hAnsi="Arial" w:cs="Arial"/>
-          <w:sz w:val="18"/>
-        </w:rPr>
-        <w:t xml:space="preserve"> • Platform &amp; Delivery: </w:t>
-      </w:r>
-      <w:proofErr w:type="spellStart"/>
-      <w:r>
-        <w:rPr>
-          <w:rFonts w:ascii="Arial" w:hAnsi="Arial" w:cs="Arial"/>
-          <w:sz w:val="18"/>
-        </w:rPr>
-        <w:t>Docker</w:t>
-      </w:r>
-      <w:proofErr w:type="spellEnd"/>
-      <w:r>
-        <w:rPr>
-          <w:rFonts w:ascii="Arial" w:hAnsi="Arial" w:cs="Arial"/>
-          <w:sz w:val="18"/>
-        </w:rPr>
-        <w:t xml:space="preserve">, </w:t>
-      </w:r>
-      <w:proofErr w:type="spellStart"/>
-      <w:r>
-        <w:rPr>
-          <w:rFonts w:ascii="Arial" w:hAnsi="Arial" w:cs="Arial"/>
-          <w:sz w:val="18"/>
-        </w:rPr>
-        <w:t>Kubernetes</w:t>
-      </w:r>
-      <w:proofErr w:type="spellEnd"/>
-      <w:r>
-        <w:rPr>
-          <w:rFonts w:ascii="Arial" w:hAnsi="Arial" w:cs="Arial"/>
-          <w:sz w:val="18"/>
-        </w:rPr>
-        <w:t xml:space="preserve">, Helm, Argo CD, </w:t>
-      </w:r>
-      <w:proofErr w:type="spellStart"/>
-      <w:r>
-        <w:rPr>
-          <w:rFonts w:ascii="Arial" w:hAnsi="Arial" w:cs="Arial"/>
-          <w:sz w:val="18"/>
-        </w:rPr>
-        <w:t>GitOps</w:t>
-      </w:r>
-      <w:proofErr w:type="spellEnd"/>
-      <w:r>
-        <w:rPr>
-          <w:rFonts w:ascii="Arial" w:hAnsi="Arial" w:cs="Arial"/>
-          <w:sz w:val="18"/>
-        </w:rPr>
-        <w:t xml:space="preserve">, </w:t>
-      </w:r>
-      <w:proofErr w:type="spellStart"/>
-      <w:r>
-        <w:rPr>
-          <w:rFonts w:ascii="Arial" w:hAnsi="Arial" w:cs="Arial"/>
-          <w:sz w:val="18"/>
-        </w:rPr>
-        <w:t>Terraform</w:t>
-      </w:r>
-      <w:proofErr w:type="spellEnd"/>
-      <w:r>
-        <w:rPr>
-          <w:rFonts w:ascii="Arial" w:hAnsi="Arial" w:cs="Arial"/>
-          <w:sz w:val="18"/>
-        </w:rPr>
-        <w:t xml:space="preserve">, </w:t>
-      </w:r>
-      <w:proofErr w:type="spellStart"/>
-      <w:r>
-        <w:rPr>
-          <w:rFonts w:ascii="Arial" w:hAnsi="Arial" w:cs="Arial"/>
-          <w:sz w:val="18"/>
-        </w:rPr>
-        <w:t>CloudFormation</w:t>
-      </w:r>
-      <w:proofErr w:type="spellEnd"/>
-      <w:r>
-        <w:rPr>
-          <w:rFonts w:ascii="Arial" w:hAnsi="Arial" w:cs="Arial"/>
-          <w:sz w:val="18"/>
-        </w:rPr>
-        <w:t xml:space="preserve"> • CI/CD: </w:t>
-      </w:r>
-      <w:proofErr w:type="spellStart"/>
-      <w:r>
-        <w:rPr>
-          <w:rFonts w:ascii="Arial" w:hAnsi="Arial" w:cs="Arial"/>
-          <w:sz w:val="18"/>
-        </w:rPr>
-        <w:t>GitHub</w:t>
-      </w:r>
-      <w:proofErr w:type="spellEnd"/>
-      <w:r>
-        <w:rPr>
-          <w:rFonts w:ascii="Arial" w:hAnsi="Arial" w:cs="Arial"/>
-          <w:sz w:val="18"/>
-        </w:rPr>
-        <w:t xml:space="preserve"> Actions, </w:t>
-      </w:r>
-      <w:proofErr w:type="spellStart"/>
-      <w:r>
-        <w:rPr>
-          <w:rFonts w:ascii="Arial" w:hAnsi="Arial" w:cs="Arial"/>
-          <w:sz w:val="18"/>
-        </w:rPr>
-        <w:t>GitLab</w:t>
-      </w:r>
-      <w:proofErr w:type="spellEnd"/>
-      <w:r>
-        <w:rPr>
-          <w:rFonts w:ascii="Arial" w:hAnsi="Arial" w:cs="Arial"/>
-          <w:sz w:val="18"/>
-        </w:rPr>
-        <w:t xml:space="preserve"> CI, Jenkins, Azure </w:t>
-      </w:r>
-      <w:proofErr w:type="spellStart"/>
-      <w:r>
-        <w:rPr>
-          <w:rFonts w:ascii="Arial" w:hAnsi="Arial" w:cs="Arial"/>
-          <w:sz w:val="18"/>
-        </w:rPr>
-        <w:t>DevOps</w:t>
-      </w:r>
-      <w:proofErr w:type="spellEnd"/>
-      <w:r>
-        <w:rPr>
-          <w:rFonts w:ascii="Arial" w:hAnsi="Arial" w:cs="Arial"/>
-          <w:sz w:val="18"/>
-        </w:rPr>
-        <w:t xml:space="preserve">, </w:t>
-      </w:r>
-      <w:proofErr w:type="spellStart"/>
-      <w:r>
-        <w:rPr>
-          <w:rFonts w:ascii="Arial" w:hAnsi="Arial" w:cs="Arial"/>
-          <w:sz w:val="18"/>
-        </w:rPr>
-        <w:t>CircleCI</w:t>
+        <w:t>Elasticsearch</w:t>
       </w:r>
       <w:proofErr w:type="spellEnd"/>
     </w:p>
     <w:p>
       <w:pPr>
-        <w:pStyle w:val="ListParagraph"/>
+        <w:pStyle w:val="NormalWeb"/>
         <w:numPr>
           <w:ilvl w:val="0"/>
-          <w:numId w:val="31"/>
+          <w:numId w:val="34"/>
         </w:numPr>
         <w:jc w:val="both"/>
+      </w:pPr>
+      <w:r>
         <w:rPr>
-          <w:rFonts w:ascii="Arial" w:hAnsi="Arial" w:cs="Arial"/>
-          <w:sz w:val="18"/>
+          <w:rStyle w:val="Strong"/>
         </w:rPr>
-      </w:pPr>
+        <w:t>Cloud &amp; DevOps:</w:t>
+      </w:r>
+      <w:r>
+        <w:t xml:space="preserve"> AWS, Azure, Docker, Kubernetes, Helm, Jenkins, GitHub Actions, </w:t>
+      </w:r>
       <w:proofErr w:type="spellStart"/>
       <w:r>
+        <w:t>GitLab</w:t>
+      </w:r>
+      <w:proofErr w:type="spellEnd"/>
+      <w:r>
+        <w:t xml:space="preserve"> CI, Nginx, Linux, CI/CD, containerized deployments</w:t>
+      </w:r>
+    </w:p>
+    <w:p>
+      <w:pPr>
+        <w:pStyle w:val="NormalWeb"/>
+        <w:numPr>
+          <w:ilvl w:val="0"/>
+          <w:numId w:val="34"/>
+        </w:numPr>
+        <w:jc w:val="both"/>
+      </w:pPr>
+      <w:r>
         <w:rPr>
-          <w:rFonts w:ascii="Arial" w:hAnsi="Arial" w:cs="Arial"/>
-          <w:b/>
-          <w:sz w:val="18"/>
+          <w:rStyle w:val="Strong"/>
         </w:rPr>
-        <w:t>Observability</w:t>
+        <w:t>Observability &amp; Quality:</w:t>
+      </w:r>
+      <w:r>
+        <w:t xml:space="preserve"> Prometheus, </w:t>
+      </w:r>
+      <w:proofErr w:type="spellStart"/>
+      <w:r>
+        <w:t>Grafana</w:t>
       </w:r>
       <w:proofErr w:type="spellEnd"/>
       <w:r>
-        <w:rPr>
-          <w:rFonts w:ascii="Arial" w:hAnsi="Arial" w:cs="Arial"/>
-          <w:b/>
-          <w:sz w:val="18"/>
-        </w:rPr>
-        <w:t>, Quality &amp; Security —</w:t>
-      </w:r>
-      <w:r>
-        <w:rPr>
-          <w:rFonts w:ascii="Arial" w:hAnsi="Arial" w:cs="Arial"/>
-          <w:sz w:val="18"/>
-        </w:rPr>
-        <w:t xml:space="preserve"> </w:t>
+        <w:t xml:space="preserve">, ELK, </w:t>
       </w:r>
       <w:proofErr w:type="spellStart"/>
       <w:r>
-        <w:rPr>
-          <w:rFonts w:ascii="Arial" w:hAnsi="Arial" w:cs="Arial"/>
-          <w:sz w:val="18"/>
-        </w:rPr>
-        <w:t>OpenTelemetry</w:t>
+        <w:t>Datadog</w:t>
       </w:r>
       <w:proofErr w:type="spellEnd"/>
       <w:r>
-        <w:rPr>
-          <w:rFonts w:ascii="Arial" w:hAnsi="Arial" w:cs="Arial"/>
-          <w:sz w:val="18"/>
-        </w:rPr>
         <w:t xml:space="preserve">, </w:t>
       </w:r>
       <w:proofErr w:type="spellStart"/>
       <w:r>
-        <w:rPr>
-          <w:rFonts w:ascii="Arial" w:hAnsi="Arial" w:cs="Arial"/>
-          <w:sz w:val="18"/>
-        </w:rPr>
-        <w:t>Datadog</w:t>
+        <w:t>SonarQube</w:t>
       </w:r>
       <w:proofErr w:type="spellEnd"/>
       <w:r>
-        <w:rPr>
-          <w:rFonts w:ascii="Arial" w:hAnsi="Arial" w:cs="Arial"/>
-          <w:sz w:val="18"/>
-        </w:rPr>
-        <w:t xml:space="preserve">, Prometheus, </w:t>
-      </w:r>
-      <w:proofErr w:type="spellStart"/>
-      <w:r>
-        <w:rPr>
-          <w:rFonts w:ascii="Arial" w:hAnsi="Arial" w:cs="Arial"/>
-          <w:sz w:val="18"/>
-        </w:rPr>
-        <w:t>Grafana</w:t>
-      </w:r>
-      <w:proofErr w:type="spellEnd"/>
-      <w:r>
-        <w:rPr>
-          <w:rFonts w:ascii="Arial" w:hAnsi="Arial" w:cs="Arial"/>
-          <w:sz w:val="18"/>
-        </w:rPr>
-        <w:t xml:space="preserve">, ELK/EFK, </w:t>
-      </w:r>
-      <w:proofErr w:type="spellStart"/>
-      <w:r>
-        <w:rPr>
-          <w:rFonts w:ascii="Arial" w:hAnsi="Arial" w:cs="Arial"/>
-          <w:sz w:val="18"/>
-        </w:rPr>
-        <w:t>CloudWatch</w:t>
-      </w:r>
-      <w:proofErr w:type="spellEnd"/>
-      <w:r>
-        <w:rPr>
-          <w:rFonts w:ascii="Arial" w:hAnsi="Arial" w:cs="Arial"/>
-          <w:sz w:val="18"/>
-        </w:rPr>
-        <w:t xml:space="preserve">, structured logging • Testing: Jest, Mocha, Chai, React Testing Library, Cypress, Playwright, Pact-style API contract tests • Security: OAuth2, </w:t>
-      </w:r>
-      <w:proofErr w:type="spellStart"/>
-      <w:r>
-        <w:rPr>
-          <w:rFonts w:ascii="Arial" w:hAnsi="Arial" w:cs="Arial"/>
-          <w:sz w:val="18"/>
-        </w:rPr>
-        <w:t>OpenID</w:t>
-      </w:r>
-      <w:proofErr w:type="spellEnd"/>
-      <w:r>
-        <w:rPr>
-          <w:rFonts w:ascii="Arial" w:hAnsi="Arial" w:cs="Arial"/>
-          <w:sz w:val="18"/>
-        </w:rPr>
-        <w:t xml:space="preserve"> Connect, JWT, </w:t>
-      </w:r>
-      <w:proofErr w:type="spellStart"/>
-      <w:r>
-        <w:rPr>
-          <w:rFonts w:ascii="Arial" w:hAnsi="Arial" w:cs="Arial"/>
-          <w:sz w:val="18"/>
-        </w:rPr>
-        <w:t>Okta</w:t>
-      </w:r>
-      <w:proofErr w:type="spellEnd"/>
-      <w:r>
-        <w:rPr>
-          <w:rFonts w:ascii="Arial" w:hAnsi="Arial" w:cs="Arial"/>
-          <w:sz w:val="18"/>
-        </w:rPr>
-        <w:t xml:space="preserve">, Auth0, AWS </w:t>
-      </w:r>
-      <w:proofErr w:type="spellStart"/>
-      <w:r>
-        <w:rPr>
-          <w:rFonts w:ascii="Arial" w:hAnsi="Arial" w:cs="Arial"/>
-          <w:sz w:val="18"/>
-        </w:rPr>
-        <w:t>Cognito</w:t>
-      </w:r>
-      <w:proofErr w:type="spellEnd"/>
-      <w:r>
-        <w:rPr>
-          <w:rFonts w:ascii="Arial" w:hAnsi="Arial" w:cs="Arial"/>
-          <w:sz w:val="18"/>
-        </w:rPr>
-        <w:t>, rate limiting, RBAC/ABAC, audit logging</w:t>
+        <w:t>, Pact-style contract testing, integration testing, performance tuning, audit logging</w:t>
       </w:r>
     </w:p>
     <w:tbl>
@@ -4063,633 +1871,61 @@
         <w:spacing w:after="80"/>
         <w:jc w:val="both"/>
         <w:rPr>
-          <w:rFonts w:ascii="Arial" w:hAnsi="Arial" w:cs="Arial"/>
+          <w:sz w:val="24"/>
+          <w:szCs w:val="24"/>
         </w:rPr>
       </w:pPr>
       <w:r>
         <w:rPr>
-          <w:rFonts w:ascii="Arial" w:hAnsi="Arial" w:cs="Arial"/>
-          <w:sz w:val="18"/>
+          <w:sz w:val="24"/>
+          <w:szCs w:val="24"/>
         </w:rPr>
         <w:t xml:space="preserve">Focused on strong fundamentals in </w:t>
       </w:r>
       <w:r>
         <w:rPr>
           <w:rStyle w:val="Strong"/>
-          <w:rFonts w:ascii="Arial" w:hAnsi="Arial" w:cs="Arial"/>
-          <w:sz w:val="18"/>
+          <w:sz w:val="24"/>
+          <w:szCs w:val="24"/>
         </w:rPr>
         <w:t>algorithms</w:t>
       </w:r>
       <w:r>
         <w:rPr>
-          <w:rFonts w:ascii="Arial" w:hAnsi="Arial" w:cs="Arial"/>
-          <w:sz w:val="18"/>
+          <w:sz w:val="24"/>
+          <w:szCs w:val="24"/>
         </w:rPr>
         <w:t xml:space="preserve">, </w:t>
       </w:r>
       <w:r>
         <w:rPr>
           <w:rStyle w:val="Strong"/>
-          <w:rFonts w:ascii="Arial" w:hAnsi="Arial" w:cs="Arial"/>
-          <w:sz w:val="18"/>
+          <w:sz w:val="24"/>
+          <w:szCs w:val="24"/>
         </w:rPr>
         <w:t>databases</w:t>
       </w:r>
       <w:r>
         <w:rPr>
-          <w:rFonts w:ascii="Arial" w:hAnsi="Arial" w:cs="Arial"/>
-          <w:sz w:val="18"/>
+          <w:sz w:val="24"/>
+          <w:szCs w:val="24"/>
         </w:rPr>
         <w:t xml:space="preserve">, and </w:t>
       </w:r>
       <w:r>
         <w:rPr>
           <w:rStyle w:val="Strong"/>
-          <w:rFonts w:ascii="Arial" w:hAnsi="Arial" w:cs="Arial"/>
-          <w:sz w:val="18"/>
+          <w:sz w:val="24"/>
+          <w:szCs w:val="24"/>
         </w:rPr>
         <w:t>software engineering</w:t>
       </w:r>
       <w:r>
         <w:rPr>
-          <w:rFonts w:ascii="Arial" w:hAnsi="Arial" w:cs="Arial"/>
-          <w:sz w:val="18"/>
+          <w:sz w:val="24"/>
+          <w:szCs w:val="24"/>
         </w:rPr>
         <w:t>, with coursework that supported production-grade backend development.</w:t>
-      </w:r>
-    </w:p>
-    <w:tbl>
-      <w:tblPr>
-        <w:tblW w:w="5000" w:type="pct"/>
-        <w:tblInd w:w="70" w:type="dxa"/>
-        <w:tblBorders>
-          <w:top w:val="none" w:sz="0" w:space="0" w:color="FFFFFF"/>
-          <w:left w:val="none" w:sz="0" w:space="0" w:color="FFFFFF"/>
-          <w:bottom w:val="none" w:sz="0" w:space="0" w:color="FFFFFF"/>
-          <w:right w:val="none" w:sz="0" w:space="0" w:color="FFFFFF"/>
-          <w:insideH w:val="none" w:sz="0" w:space="0" w:color="FFFFFF"/>
-          <w:insideV w:val="none" w:sz="0" w:space="0" w:color="FFFFFF"/>
-        </w:tblBorders>
-        <w:tblCellMar>
-          <w:left w:w="10" w:type="dxa"/>
-          <w:right w:w="10" w:type="dxa"/>
-        </w:tblCellMar>
-        <w:tblLook w:val="04A0" w:firstRow="1" w:lastRow="0" w:firstColumn="1" w:lastColumn="0" w:noHBand="0" w:noVBand="1"/>
-      </w:tblPr>
-      <w:tblGrid>
-        <w:gridCol w:w="10340"/>
-      </w:tblGrid>
-      <w:tr>
-        <w:tc>
-          <w:tcPr>
-            <w:tcW w:w="0" w:type="auto"/>
-            <w:tcBorders>
-              <w:top w:val="none" w:sz="0" w:space="0" w:color="FFFFFF"/>
-              <w:left w:val="none" w:sz="0" w:space="0" w:color="FFFFFF"/>
-              <w:bottom w:val="none" w:sz="0" w:space="0" w:color="FFFFFF"/>
-              <w:right w:val="none" w:sz="0" w:space="0" w:color="FFFFFF"/>
-            </w:tcBorders>
-            <w:shd w:val="clear" w:color="auto" w:fill="F4E9E1"/>
-            <w:tcMar>
-              <w:top w:w="40" w:type="dxa"/>
-              <w:left w:w="80" w:type="dxa"/>
-              <w:bottom w:w="40" w:type="dxa"/>
-              <w:right w:w="80" w:type="dxa"/>
-            </w:tcMar>
-            <w:vAlign w:val="center"/>
-          </w:tcPr>
-          <w:p>
-            <w:pPr>
-              <w:jc w:val="center"/>
-            </w:pPr>
-            <w:r>
-              <w:rPr>
-                <w:rFonts w:ascii="Arial" w:eastAsia="Arial" w:hAnsi="Arial" w:cs="Arial"/>
-                <w:b/>
-                <w:bCs/>
-                <w:color w:val="3B2F2B"/>
-                <w:sz w:val="22"/>
-                <w:szCs w:val="22"/>
-              </w:rPr>
-              <w:t>Projects</w:t>
-            </w:r>
-          </w:p>
-        </w:tc>
-      </w:tr>
-    </w:tbl>
-    <w:p>
-      <w:pPr>
-        <w:pStyle w:val="Heading3"/>
-        <w:jc w:val="both"/>
-        <w:rPr>
-          <w:rFonts w:ascii="Arial" w:hAnsi="Arial" w:cs="Arial"/>
-          <w:color w:val="000000" w:themeColor="text1"/>
-          <w:sz w:val="18"/>
-        </w:rPr>
-      </w:pPr>
-      <w:r>
-        <w:rPr>
-          <w:rStyle w:val="Strong"/>
-          <w:rFonts w:ascii="Arial" w:hAnsi="Arial" w:cs="Arial"/>
-          <w:bCs w:val="0"/>
-          <w:color w:val="000000" w:themeColor="text1"/>
-          <w:sz w:val="18"/>
-        </w:rPr>
-        <w:t>Workflow Orchestrator + Ops Console (Java + Angular)</w:t>
-      </w:r>
-    </w:p>
-    <w:p>
-      <w:pPr>
-        <w:pStyle w:val="NormalWeb"/>
-        <w:numPr>
-          <w:ilvl w:val="0"/>
-          <w:numId w:val="32"/>
-        </w:numPr>
-        <w:jc w:val="both"/>
-        <w:rPr>
-          <w:rFonts w:ascii="Arial" w:hAnsi="Arial" w:cs="Arial"/>
-          <w:color w:val="000000" w:themeColor="text1"/>
-          <w:sz w:val="18"/>
-        </w:rPr>
-      </w:pPr>
-      <w:r>
-        <w:rPr>
-          <w:rFonts w:ascii="Arial" w:hAnsi="Arial" w:cs="Arial"/>
-          <w:color w:val="000000" w:themeColor="text1"/>
-          <w:sz w:val="18"/>
-        </w:rPr>
-        <w:t xml:space="preserve">Built a secure </w:t>
-      </w:r>
-      <w:r>
-        <w:rPr>
-          <w:rStyle w:val="Strong"/>
-          <w:rFonts w:ascii="Arial" w:hAnsi="Arial" w:cs="Arial"/>
-          <w:color w:val="000000" w:themeColor="text1"/>
-          <w:sz w:val="18"/>
-        </w:rPr>
-        <w:t>Angular</w:t>
-      </w:r>
-      <w:r>
-        <w:rPr>
-          <w:rFonts w:ascii="Arial" w:hAnsi="Arial" w:cs="Arial"/>
-          <w:color w:val="000000" w:themeColor="text1"/>
-          <w:sz w:val="18"/>
-        </w:rPr>
-        <w:t xml:space="preserve"> console to operate long-running jobs with clear statuses, retries, and operator-safe actions backed by </w:t>
-      </w:r>
-      <w:r>
-        <w:rPr>
-          <w:rStyle w:val="Strong"/>
-          <w:rFonts w:ascii="Arial" w:hAnsi="Arial" w:cs="Arial"/>
-          <w:color w:val="000000" w:themeColor="text1"/>
-          <w:sz w:val="18"/>
-        </w:rPr>
-        <w:t>Spring Boot</w:t>
-      </w:r>
-      <w:r>
-        <w:rPr>
-          <w:rFonts w:ascii="Arial" w:hAnsi="Arial" w:cs="Arial"/>
-          <w:color w:val="000000" w:themeColor="text1"/>
-          <w:sz w:val="18"/>
-        </w:rPr>
-        <w:t xml:space="preserve"> APIs.</w:t>
-      </w:r>
-    </w:p>
-    <w:p>
-      <w:pPr>
-        <w:pStyle w:val="NormalWeb"/>
-        <w:numPr>
-          <w:ilvl w:val="0"/>
-          <w:numId w:val="32"/>
-        </w:numPr>
-        <w:jc w:val="both"/>
-        <w:rPr>
-          <w:rFonts w:ascii="Arial" w:hAnsi="Arial" w:cs="Arial"/>
-          <w:color w:val="000000" w:themeColor="text1"/>
-          <w:sz w:val="18"/>
-        </w:rPr>
-      </w:pPr>
-      <w:r>
-        <w:rPr>
-          <w:rFonts w:ascii="Arial" w:hAnsi="Arial" w:cs="Arial"/>
-          <w:color w:val="000000" w:themeColor="text1"/>
-          <w:sz w:val="18"/>
-        </w:rPr>
-        <w:t xml:space="preserve">Implemented event-driven execution using </w:t>
-      </w:r>
-      <w:r>
-        <w:rPr>
-          <w:rStyle w:val="Strong"/>
-          <w:rFonts w:ascii="Arial" w:hAnsi="Arial" w:cs="Arial"/>
-          <w:color w:val="000000" w:themeColor="text1"/>
-          <w:sz w:val="18"/>
-        </w:rPr>
-        <w:t>AWS SQS/SNS</w:t>
-      </w:r>
-      <w:r>
-        <w:rPr>
-          <w:rFonts w:ascii="Arial" w:hAnsi="Arial" w:cs="Arial"/>
-          <w:color w:val="000000" w:themeColor="text1"/>
-          <w:sz w:val="18"/>
-        </w:rPr>
-        <w:t xml:space="preserve"> and </w:t>
-      </w:r>
-      <w:r>
-        <w:rPr>
-          <w:rStyle w:val="Strong"/>
-          <w:rFonts w:ascii="Arial" w:hAnsi="Arial" w:cs="Arial"/>
-          <w:color w:val="000000" w:themeColor="text1"/>
-          <w:sz w:val="18"/>
-        </w:rPr>
-        <w:t>Kafka</w:t>
-      </w:r>
-      <w:r>
-        <w:rPr>
-          <w:rFonts w:ascii="Arial" w:hAnsi="Arial" w:cs="Arial"/>
-          <w:color w:val="000000" w:themeColor="text1"/>
-          <w:sz w:val="18"/>
-        </w:rPr>
-        <w:t xml:space="preserve">, including </w:t>
-      </w:r>
-      <w:r>
-        <w:rPr>
-          <w:rStyle w:val="Strong"/>
-          <w:rFonts w:ascii="Arial" w:hAnsi="Arial" w:cs="Arial"/>
-          <w:color w:val="000000" w:themeColor="text1"/>
-          <w:sz w:val="18"/>
-        </w:rPr>
-        <w:t>DLQs</w:t>
-      </w:r>
-      <w:r>
-        <w:rPr>
-          <w:rFonts w:ascii="Arial" w:hAnsi="Arial" w:cs="Arial"/>
-          <w:color w:val="000000" w:themeColor="text1"/>
-          <w:sz w:val="18"/>
-        </w:rPr>
-        <w:t>, replay-safe consumers, and idempotent handlers for safe recovery.</w:t>
-      </w:r>
-    </w:p>
-    <w:p>
-      <w:pPr>
-        <w:pStyle w:val="NormalWeb"/>
-        <w:numPr>
-          <w:ilvl w:val="0"/>
-          <w:numId w:val="32"/>
-        </w:numPr>
-        <w:jc w:val="both"/>
-        <w:rPr>
-          <w:rFonts w:ascii="Arial" w:hAnsi="Arial" w:cs="Arial"/>
-          <w:color w:val="000000" w:themeColor="text1"/>
-          <w:sz w:val="18"/>
-        </w:rPr>
-      </w:pPr>
-      <w:r>
-        <w:rPr>
-          <w:rFonts w:ascii="Arial" w:hAnsi="Arial" w:cs="Arial"/>
-          <w:color w:val="000000" w:themeColor="text1"/>
-          <w:sz w:val="18"/>
-        </w:rPr>
-        <w:t xml:space="preserve">Added end-to-end </w:t>
-      </w:r>
-      <w:proofErr w:type="spellStart"/>
-      <w:r>
-        <w:rPr>
-          <w:rFonts w:ascii="Arial" w:hAnsi="Arial" w:cs="Arial"/>
-          <w:color w:val="000000" w:themeColor="text1"/>
-          <w:sz w:val="18"/>
-        </w:rPr>
-        <w:t>observability</w:t>
-      </w:r>
-      <w:proofErr w:type="spellEnd"/>
-      <w:r>
-        <w:rPr>
-          <w:rFonts w:ascii="Arial" w:hAnsi="Arial" w:cs="Arial"/>
-          <w:color w:val="000000" w:themeColor="text1"/>
-          <w:sz w:val="18"/>
-        </w:rPr>
-        <w:t xml:space="preserve"> using </w:t>
-      </w:r>
-      <w:proofErr w:type="spellStart"/>
-      <w:r>
-        <w:rPr>
-          <w:rStyle w:val="Strong"/>
-          <w:rFonts w:ascii="Arial" w:hAnsi="Arial" w:cs="Arial"/>
-          <w:color w:val="000000" w:themeColor="text1"/>
-          <w:sz w:val="18"/>
-        </w:rPr>
-        <w:t>OpenTelemetry</w:t>
-      </w:r>
-      <w:proofErr w:type="spellEnd"/>
-      <w:r>
-        <w:rPr>
-          <w:rFonts w:ascii="Arial" w:hAnsi="Arial" w:cs="Arial"/>
-          <w:color w:val="000000" w:themeColor="text1"/>
-          <w:sz w:val="18"/>
-        </w:rPr>
-        <w:t xml:space="preserve"> with dashboards in </w:t>
-      </w:r>
-      <w:proofErr w:type="spellStart"/>
-      <w:r>
-        <w:rPr>
-          <w:rStyle w:val="Strong"/>
-          <w:rFonts w:ascii="Arial" w:hAnsi="Arial" w:cs="Arial"/>
-          <w:color w:val="000000" w:themeColor="text1"/>
-          <w:sz w:val="18"/>
-        </w:rPr>
-        <w:t>Datadog</w:t>
-      </w:r>
-      <w:proofErr w:type="spellEnd"/>
-      <w:r>
-        <w:rPr>
-          <w:rStyle w:val="Strong"/>
-          <w:rFonts w:ascii="Arial" w:hAnsi="Arial" w:cs="Arial"/>
-          <w:color w:val="000000" w:themeColor="text1"/>
-          <w:sz w:val="18"/>
-        </w:rPr>
-        <w:t>/</w:t>
-      </w:r>
-      <w:proofErr w:type="spellStart"/>
-      <w:r>
-        <w:rPr>
-          <w:rStyle w:val="Strong"/>
-          <w:rFonts w:ascii="Arial" w:hAnsi="Arial" w:cs="Arial"/>
-          <w:color w:val="000000" w:themeColor="text1"/>
-          <w:sz w:val="18"/>
-        </w:rPr>
-        <w:t>Grafana</w:t>
-      </w:r>
-      <w:proofErr w:type="spellEnd"/>
-      <w:r>
-        <w:rPr>
-          <w:rFonts w:ascii="Arial" w:hAnsi="Arial" w:cs="Arial"/>
-          <w:color w:val="000000" w:themeColor="text1"/>
-          <w:sz w:val="18"/>
-        </w:rPr>
-        <w:t xml:space="preserve"> and alerts in </w:t>
-      </w:r>
-      <w:proofErr w:type="spellStart"/>
-      <w:r>
-        <w:rPr>
-          <w:rStyle w:val="Strong"/>
-          <w:rFonts w:ascii="Arial" w:hAnsi="Arial" w:cs="Arial"/>
-          <w:color w:val="000000" w:themeColor="text1"/>
-          <w:sz w:val="18"/>
-        </w:rPr>
-        <w:t>CloudWatch</w:t>
-      </w:r>
-      <w:proofErr w:type="spellEnd"/>
-      <w:r>
-        <w:rPr>
-          <w:rFonts w:ascii="Arial" w:hAnsi="Arial" w:cs="Arial"/>
-          <w:color w:val="000000" w:themeColor="text1"/>
-          <w:sz w:val="18"/>
-        </w:rPr>
-        <w:t xml:space="preserve">, plus </w:t>
-      </w:r>
-      <w:r>
-        <w:rPr>
-          <w:rStyle w:val="Strong"/>
-          <w:rFonts w:ascii="Arial" w:hAnsi="Arial" w:cs="Arial"/>
-          <w:color w:val="000000" w:themeColor="text1"/>
-          <w:sz w:val="18"/>
-        </w:rPr>
-        <w:t>RBAC/ABAC</w:t>
-      </w:r>
-      <w:r>
-        <w:rPr>
-          <w:rFonts w:ascii="Arial" w:hAnsi="Arial" w:cs="Arial"/>
-          <w:color w:val="000000" w:themeColor="text1"/>
-          <w:sz w:val="18"/>
-        </w:rPr>
-        <w:t xml:space="preserve"> and </w:t>
-      </w:r>
-      <w:r>
-        <w:rPr>
-          <w:rStyle w:val="Strong"/>
-          <w:rFonts w:ascii="Arial" w:hAnsi="Arial" w:cs="Arial"/>
-          <w:color w:val="000000" w:themeColor="text1"/>
-          <w:sz w:val="18"/>
-        </w:rPr>
-        <w:t>audit logging</w:t>
-      </w:r>
-      <w:r>
-        <w:rPr>
-          <w:rFonts w:ascii="Arial" w:hAnsi="Arial" w:cs="Arial"/>
-          <w:color w:val="000000" w:themeColor="text1"/>
-          <w:sz w:val="18"/>
-        </w:rPr>
-        <w:t xml:space="preserve"> for compliance.</w:t>
-      </w:r>
-    </w:p>
-    <w:p>
-      <w:pPr>
-        <w:pStyle w:val="Heading3"/>
-        <w:jc w:val="both"/>
-        <w:rPr>
-          <w:rFonts w:ascii="Arial" w:hAnsi="Arial" w:cs="Arial"/>
-          <w:color w:val="000000" w:themeColor="text1"/>
-          <w:sz w:val="18"/>
-        </w:rPr>
-      </w:pPr>
-      <w:r>
-        <w:rPr>
-          <w:rStyle w:val="Strong"/>
-          <w:rFonts w:ascii="Arial" w:hAnsi="Arial" w:cs="Arial"/>
-          <w:bCs w:val="0"/>
-          <w:color w:val="000000" w:themeColor="text1"/>
-          <w:sz w:val="18"/>
-        </w:rPr>
-        <w:t>Search + Analytics Delivery Pipeline (Operational Discovery &amp; Reporting)</w:t>
-      </w:r>
-    </w:p>
-    <w:p>
-      <w:pPr>
-        <w:pStyle w:val="NormalWeb"/>
-        <w:numPr>
-          <w:ilvl w:val="0"/>
-          <w:numId w:val="33"/>
-        </w:numPr>
-        <w:jc w:val="both"/>
-        <w:rPr>
-          <w:rFonts w:ascii="Arial" w:hAnsi="Arial" w:cs="Arial"/>
-          <w:color w:val="000000" w:themeColor="text1"/>
-          <w:sz w:val="18"/>
-        </w:rPr>
-      </w:pPr>
-      <w:r>
-        <w:rPr>
-          <w:rFonts w:ascii="Arial" w:hAnsi="Arial" w:cs="Arial"/>
-          <w:color w:val="000000" w:themeColor="text1"/>
-          <w:sz w:val="18"/>
-        </w:rPr>
-        <w:t xml:space="preserve">Indexed domain entities into </w:t>
-      </w:r>
-      <w:proofErr w:type="spellStart"/>
-      <w:r>
-        <w:rPr>
-          <w:rStyle w:val="Strong"/>
-          <w:rFonts w:ascii="Arial" w:hAnsi="Arial" w:cs="Arial"/>
-          <w:color w:val="000000" w:themeColor="text1"/>
-          <w:sz w:val="18"/>
-        </w:rPr>
-        <w:t>Elasticsearch</w:t>
-      </w:r>
-      <w:proofErr w:type="spellEnd"/>
-      <w:r>
-        <w:rPr>
-          <w:rStyle w:val="Strong"/>
-          <w:rFonts w:ascii="Arial" w:hAnsi="Arial" w:cs="Arial"/>
-          <w:color w:val="000000" w:themeColor="text1"/>
-          <w:sz w:val="18"/>
-        </w:rPr>
-        <w:t>/OpenSearch</w:t>
-      </w:r>
-      <w:r>
-        <w:rPr>
-          <w:rFonts w:ascii="Arial" w:hAnsi="Arial" w:cs="Arial"/>
-          <w:color w:val="000000" w:themeColor="text1"/>
-          <w:sz w:val="18"/>
-        </w:rPr>
-        <w:t xml:space="preserve"> with backward-compatible mappings and safe </w:t>
-      </w:r>
-      <w:proofErr w:type="spellStart"/>
-      <w:r>
-        <w:rPr>
-          <w:rFonts w:ascii="Arial" w:hAnsi="Arial" w:cs="Arial"/>
-          <w:color w:val="000000" w:themeColor="text1"/>
-          <w:sz w:val="18"/>
-        </w:rPr>
-        <w:t>reindexing</w:t>
-      </w:r>
-      <w:proofErr w:type="spellEnd"/>
-      <w:r>
-        <w:rPr>
-          <w:rFonts w:ascii="Arial" w:hAnsi="Arial" w:cs="Arial"/>
-          <w:color w:val="000000" w:themeColor="text1"/>
-          <w:sz w:val="18"/>
-        </w:rPr>
-        <w:t>, enabling fast filtering without stressing transactional reads.</w:t>
-      </w:r>
-    </w:p>
-    <w:p>
-      <w:pPr>
-        <w:pStyle w:val="NormalWeb"/>
-        <w:numPr>
-          <w:ilvl w:val="0"/>
-          <w:numId w:val="33"/>
-        </w:numPr>
-        <w:jc w:val="both"/>
-        <w:rPr>
-          <w:rFonts w:ascii="Arial" w:hAnsi="Arial" w:cs="Arial"/>
-          <w:color w:val="000000" w:themeColor="text1"/>
-          <w:sz w:val="18"/>
-        </w:rPr>
-      </w:pPr>
-      <w:r>
-        <w:rPr>
-          <w:rFonts w:ascii="Arial" w:hAnsi="Arial" w:cs="Arial"/>
-          <w:color w:val="000000" w:themeColor="text1"/>
-          <w:sz w:val="18"/>
-        </w:rPr>
-        <w:t xml:space="preserve">Streamed curated events into </w:t>
-      </w:r>
-      <w:r>
-        <w:rPr>
-          <w:rStyle w:val="Strong"/>
-          <w:rFonts w:ascii="Arial" w:hAnsi="Arial" w:cs="Arial"/>
-          <w:color w:val="000000" w:themeColor="text1"/>
-          <w:sz w:val="18"/>
-        </w:rPr>
-        <w:t>Redshift</w:t>
-      </w:r>
-      <w:r>
-        <w:rPr>
-          <w:rFonts w:ascii="Arial" w:hAnsi="Arial" w:cs="Arial"/>
-          <w:color w:val="000000" w:themeColor="text1"/>
-          <w:sz w:val="18"/>
-        </w:rPr>
-        <w:t xml:space="preserve"> and consumed partner datasets from </w:t>
-      </w:r>
-      <w:proofErr w:type="spellStart"/>
-      <w:r>
-        <w:rPr>
-          <w:rStyle w:val="Strong"/>
-          <w:rFonts w:ascii="Arial" w:hAnsi="Arial" w:cs="Arial"/>
-          <w:color w:val="000000" w:themeColor="text1"/>
-          <w:sz w:val="18"/>
-        </w:rPr>
-        <w:t>BigQuery</w:t>
-      </w:r>
-      <w:proofErr w:type="spellEnd"/>
-      <w:r>
-        <w:rPr>
-          <w:rFonts w:ascii="Arial" w:hAnsi="Arial" w:cs="Arial"/>
-          <w:color w:val="000000" w:themeColor="text1"/>
-          <w:sz w:val="18"/>
-        </w:rPr>
-        <w:t>, improving reporting accuracy through consistent event contracts.</w:t>
-      </w:r>
-    </w:p>
-    <w:p>
-      <w:pPr>
-        <w:pStyle w:val="NormalWeb"/>
-        <w:numPr>
-          <w:ilvl w:val="0"/>
-          <w:numId w:val="33"/>
-        </w:numPr>
-        <w:jc w:val="both"/>
-        <w:rPr>
-          <w:rFonts w:ascii="Arial" w:hAnsi="Arial" w:cs="Arial"/>
-          <w:color w:val="000000" w:themeColor="text1"/>
-          <w:sz w:val="18"/>
-        </w:rPr>
-      </w:pPr>
-      <w:r>
-        <w:rPr>
-          <w:rFonts w:ascii="Arial" w:hAnsi="Arial" w:cs="Arial"/>
-          <w:color w:val="000000" w:themeColor="text1"/>
-          <w:sz w:val="18"/>
-        </w:rPr>
-        <w:t xml:space="preserve">Optimized storage and performance using </w:t>
-      </w:r>
-      <w:proofErr w:type="spellStart"/>
-      <w:r>
-        <w:rPr>
-          <w:rStyle w:val="Strong"/>
-          <w:rFonts w:ascii="Arial" w:hAnsi="Arial" w:cs="Arial"/>
-          <w:color w:val="000000" w:themeColor="text1"/>
-          <w:sz w:val="18"/>
-        </w:rPr>
-        <w:t>PostgreSQL</w:t>
-      </w:r>
-      <w:proofErr w:type="spellEnd"/>
-      <w:r>
-        <w:rPr>
-          <w:rFonts w:ascii="Arial" w:hAnsi="Arial" w:cs="Arial"/>
-          <w:color w:val="000000" w:themeColor="text1"/>
-          <w:sz w:val="18"/>
-        </w:rPr>
-        <w:t xml:space="preserve"> indexing and </w:t>
-      </w:r>
-      <w:proofErr w:type="spellStart"/>
-      <w:r>
-        <w:rPr>
-          <w:rStyle w:val="Strong"/>
-          <w:rFonts w:ascii="Arial" w:hAnsi="Arial" w:cs="Arial"/>
-          <w:color w:val="000000" w:themeColor="text1"/>
-          <w:sz w:val="18"/>
-        </w:rPr>
-        <w:t>Redis</w:t>
-      </w:r>
-      <w:proofErr w:type="spellEnd"/>
-      <w:r>
-        <w:rPr>
-          <w:rFonts w:ascii="Arial" w:hAnsi="Arial" w:cs="Arial"/>
-          <w:color w:val="000000" w:themeColor="text1"/>
-          <w:sz w:val="18"/>
-        </w:rPr>
-        <w:t xml:space="preserve"> caching, keeping latency predictable under peak usage.</w:t>
       </w:r>
     </w:p>
     <w:p>
@@ -5543,6 +2779,119 @@
     </w:lvl>
   </w:abstractNum>
   <w:abstractNum w:abstractNumId="7">
+    <w:nsid w:val="106359C3"/>
+    <w:multiLevelType w:val="hybridMultilevel"/>
+    <w:tmpl w:val="892A849E"/>
+    <w:lvl w:ilvl="0" w:tplc="04090001">
+      <w:start w:val="1"/>
+      <w:numFmt w:val="bullet"/>
+      <w:lvlText w:val=""/>
+      <w:lvlJc w:val="left"/>
+      <w:pPr>
+        <w:ind w:left="360" w:hanging="360"/>
+      </w:pPr>
+      <w:rPr>
+        <w:rFonts w:ascii="Symbol" w:hAnsi="Symbol" w:hint="default"/>
+      </w:rPr>
+    </w:lvl>
+    <w:lvl w:ilvl="1" w:tplc="04090003" w:tentative="1">
+      <w:start w:val="1"/>
+      <w:numFmt w:val="bullet"/>
+      <w:lvlText w:val="o"/>
+      <w:lvlJc w:val="left"/>
+      <w:pPr>
+        <w:ind w:left="1080" w:hanging="360"/>
+      </w:pPr>
+      <w:rPr>
+        <w:rFonts w:ascii="Courier New" w:hAnsi="Courier New" w:cs="Courier New" w:hint="default"/>
+      </w:rPr>
+    </w:lvl>
+    <w:lvl w:ilvl="2" w:tplc="04090005" w:tentative="1">
+      <w:start w:val="1"/>
+      <w:numFmt w:val="bullet"/>
+      <w:lvlText w:val=""/>
+      <w:lvlJc w:val="left"/>
+      <w:pPr>
+        <w:ind w:left="1800" w:hanging="360"/>
+      </w:pPr>
+      <w:rPr>
+        <w:rFonts w:ascii="Wingdings" w:hAnsi="Wingdings" w:hint="default"/>
+      </w:rPr>
+    </w:lvl>
+    <w:lvl w:ilvl="3" w:tplc="04090001" w:tentative="1">
+      <w:start w:val="1"/>
+      <w:numFmt w:val="bullet"/>
+      <w:lvlText w:val=""/>
+      <w:lvlJc w:val="left"/>
+      <w:pPr>
+        <w:ind w:left="2520" w:hanging="360"/>
+      </w:pPr>
+      <w:rPr>
+        <w:rFonts w:ascii="Symbol" w:hAnsi="Symbol" w:hint="default"/>
+      </w:rPr>
+    </w:lvl>
+    <w:lvl w:ilvl="4" w:tplc="04090003" w:tentative="1">
+      <w:start w:val="1"/>
+      <w:numFmt w:val="bullet"/>
+      <w:lvlText w:val="o"/>
+      <w:lvlJc w:val="left"/>
+      <w:pPr>
+        <w:ind w:left="3240" w:hanging="360"/>
+      </w:pPr>
+      <w:rPr>
+        <w:rFonts w:ascii="Courier New" w:hAnsi="Courier New" w:cs="Courier New" w:hint="default"/>
+      </w:rPr>
+    </w:lvl>
+    <w:lvl w:ilvl="5" w:tplc="04090005" w:tentative="1">
+      <w:start w:val="1"/>
+      <w:numFmt w:val="bullet"/>
+      <w:lvlText w:val=""/>
+      <w:lvlJc w:val="left"/>
+      <w:pPr>
+        <w:ind w:left="3960" w:hanging="360"/>
+      </w:pPr>
+      <w:rPr>
+        <w:rFonts w:ascii="Wingdings" w:hAnsi="Wingdings" w:hint="default"/>
+      </w:rPr>
+    </w:lvl>
+    <w:lvl w:ilvl="6" w:tplc="04090001" w:tentative="1">
+      <w:start w:val="1"/>
+      <w:numFmt w:val="bullet"/>
+      <w:lvlText w:val=""/>
+      <w:lvlJc w:val="left"/>
+      <w:pPr>
+        <w:ind w:left="4680" w:hanging="360"/>
+      </w:pPr>
+      <w:rPr>
+        <w:rFonts w:ascii="Symbol" w:hAnsi="Symbol" w:hint="default"/>
+      </w:rPr>
+    </w:lvl>
+    <w:lvl w:ilvl="7" w:tplc="04090003" w:tentative="1">
+      <w:start w:val="1"/>
+      <w:numFmt w:val="bullet"/>
+      <w:lvlText w:val="o"/>
+      <w:lvlJc w:val="left"/>
+      <w:pPr>
+        <w:ind w:left="5400" w:hanging="360"/>
+      </w:pPr>
+      <w:rPr>
+        <w:rFonts w:ascii="Courier New" w:hAnsi="Courier New" w:cs="Courier New" w:hint="default"/>
+      </w:rPr>
+    </w:lvl>
+    <w:lvl w:ilvl="8" w:tplc="04090005" w:tentative="1">
+      <w:start w:val="1"/>
+      <w:numFmt w:val="bullet"/>
+      <w:lvlText w:val=""/>
+      <w:lvlJc w:val="left"/>
+      <w:pPr>
+        <w:ind w:left="6120" w:hanging="360"/>
+      </w:pPr>
+      <w:rPr>
+        <w:rFonts w:ascii="Wingdings" w:hAnsi="Wingdings" w:hint="default"/>
+      </w:rPr>
+    </w:lvl>
+  </w:abstractNum>
+  <w:abstractNum w:abstractNumId="8">
     <w:nsid w:val="12A4448E"/>
     <w:multiLevelType w:val="hybridMultilevel"/>
     <w:tmpl w:val="70B40668"/>
@@ -5655,7 +3004,7 @@
       </w:rPr>
     </w:lvl>
   </w:abstractNum>
-  <w:abstractNum w:abstractNumId="8">
+  <w:abstractNum w:abstractNumId="9">
     <w:nsid w:val="1BEF57D0"/>
     <w:multiLevelType w:val="hybridMultilevel"/>
     <w:tmpl w:val="1C1CE5F8"/>
@@ -5768,7 +3117,7 @@
       </w:rPr>
     </w:lvl>
   </w:abstractNum>
-  <w:abstractNum w:abstractNumId="9">
+  <w:abstractNum w:abstractNumId="10">
     <w:nsid w:val="1CD67C1A"/>
     <w:multiLevelType w:val="multilevel"/>
     <w:tmpl w:val="7FE875AE"/>
@@ -5917,7 +3266,7 @@
       </w:rPr>
     </w:lvl>
   </w:abstractNum>
-  <w:abstractNum w:abstractNumId="10">
+  <w:abstractNum w:abstractNumId="11">
     <w:nsid w:val="1EA9761B"/>
     <w:multiLevelType w:val="hybridMultilevel"/>
     <w:tmpl w:val="64849886"/>
@@ -6029,7 +3378,7 @@
       </w:rPr>
     </w:lvl>
   </w:abstractNum>
-  <w:abstractNum w:abstractNumId="11">
+  <w:abstractNum w:abstractNumId="12">
     <w:nsid w:val="1F1F1528"/>
     <w:multiLevelType w:val="hybridMultilevel"/>
     <w:tmpl w:val="8A28C37C"/>
@@ -6142,7 +3491,120 @@
       </w:rPr>
     </w:lvl>
   </w:abstractNum>
-  <w:abstractNum w:abstractNumId="12">
+  <w:abstractNum w:abstractNumId="13">
+    <w:nsid w:val="1F50010E"/>
+    <w:multiLevelType w:val="hybridMultilevel"/>
+    <w:tmpl w:val="453EDD14"/>
+    <w:lvl w:ilvl="0" w:tplc="04090001">
+      <w:start w:val="1"/>
+      <w:numFmt w:val="bullet"/>
+      <w:lvlText w:val=""/>
+      <w:lvlJc w:val="left"/>
+      <w:pPr>
+        <w:ind w:left="360" w:hanging="360"/>
+      </w:pPr>
+      <w:rPr>
+        <w:rFonts w:ascii="Symbol" w:hAnsi="Symbol" w:hint="default"/>
+      </w:rPr>
+    </w:lvl>
+    <w:lvl w:ilvl="1" w:tplc="04090003" w:tentative="1">
+      <w:start w:val="1"/>
+      <w:numFmt w:val="bullet"/>
+      <w:lvlText w:val="o"/>
+      <w:lvlJc w:val="left"/>
+      <w:pPr>
+        <w:ind w:left="1080" w:hanging="360"/>
+      </w:pPr>
+      <w:rPr>
+        <w:rFonts w:ascii="Courier New" w:hAnsi="Courier New" w:cs="Courier New" w:hint="default"/>
+      </w:rPr>
+    </w:lvl>
+    <w:lvl w:ilvl="2" w:tplc="04090005" w:tentative="1">
+      <w:start w:val="1"/>
+      <w:numFmt w:val="bullet"/>
+      <w:lvlText w:val=""/>
+      <w:lvlJc w:val="left"/>
+      <w:pPr>
+        <w:ind w:left="1800" w:hanging="360"/>
+      </w:pPr>
+      <w:rPr>
+        <w:rFonts w:ascii="Wingdings" w:hAnsi="Wingdings" w:hint="default"/>
+      </w:rPr>
+    </w:lvl>
+    <w:lvl w:ilvl="3" w:tplc="04090001" w:tentative="1">
+      <w:start w:val="1"/>
+      <w:numFmt w:val="bullet"/>
+      <w:lvlText w:val=""/>
+      <w:lvlJc w:val="left"/>
+      <w:pPr>
+        <w:ind w:left="2520" w:hanging="360"/>
+      </w:pPr>
+      <w:rPr>
+        <w:rFonts w:ascii="Symbol" w:hAnsi="Symbol" w:hint="default"/>
+      </w:rPr>
+    </w:lvl>
+    <w:lvl w:ilvl="4" w:tplc="04090003" w:tentative="1">
+      <w:start w:val="1"/>
+      <w:numFmt w:val="bullet"/>
+      <w:lvlText w:val="o"/>
+      <w:lvlJc w:val="left"/>
+      <w:pPr>
+        <w:ind w:left="3240" w:hanging="360"/>
+      </w:pPr>
+      <w:rPr>
+        <w:rFonts w:ascii="Courier New" w:hAnsi="Courier New" w:cs="Courier New" w:hint="default"/>
+      </w:rPr>
+    </w:lvl>
+    <w:lvl w:ilvl="5" w:tplc="04090005" w:tentative="1">
+      <w:start w:val="1"/>
+      <w:numFmt w:val="bullet"/>
+      <w:lvlText w:val=""/>
+      <w:lvlJc w:val="left"/>
+      <w:pPr>
+        <w:ind w:left="3960" w:hanging="360"/>
+      </w:pPr>
+      <w:rPr>
+        <w:rFonts w:ascii="Wingdings" w:hAnsi="Wingdings" w:hint="default"/>
+      </w:rPr>
+    </w:lvl>
+    <w:lvl w:ilvl="6" w:tplc="04090001" w:tentative="1">
+      <w:start w:val="1"/>
+      <w:numFmt w:val="bullet"/>
+      <w:lvlText w:val=""/>
+      <w:lvlJc w:val="left"/>
+      <w:pPr>
+        <w:ind w:left="4680" w:hanging="360"/>
+      </w:pPr>
+      <w:rPr>
+        <w:rFonts w:ascii="Symbol" w:hAnsi="Symbol" w:hint="default"/>
+      </w:rPr>
+    </w:lvl>
+    <w:lvl w:ilvl="7" w:tplc="04090003" w:tentative="1">
+      <w:start w:val="1"/>
+      <w:numFmt w:val="bullet"/>
+      <w:lvlText w:val="o"/>
+      <w:lvlJc w:val="left"/>
+      <w:pPr>
+        <w:ind w:left="5400" w:hanging="360"/>
+      </w:pPr>
+      <w:rPr>
+        <w:rFonts w:ascii="Courier New" w:hAnsi="Courier New" w:cs="Courier New" w:hint="default"/>
+      </w:rPr>
+    </w:lvl>
+    <w:lvl w:ilvl="8" w:tplc="04090005" w:tentative="1">
+      <w:start w:val="1"/>
+      <w:numFmt w:val="bullet"/>
+      <w:lvlText w:val=""/>
+      <w:lvlJc w:val="left"/>
+      <w:pPr>
+        <w:ind w:left="6120" w:hanging="360"/>
+      </w:pPr>
+      <w:rPr>
+        <w:rFonts w:ascii="Wingdings" w:hAnsi="Wingdings" w:hint="default"/>
+      </w:rPr>
+    </w:lvl>
+  </w:abstractNum>
+  <w:abstractNum w:abstractNumId="14">
     <w:nsid w:val="202C7BDA"/>
     <w:multiLevelType w:val="hybridMultilevel"/>
     <w:tmpl w:val="5C8A7660"/>
@@ -6255,7 +3717,7 @@
       </w:rPr>
     </w:lvl>
   </w:abstractNum>
-  <w:abstractNum w:abstractNumId="13">
+  <w:abstractNum w:abstractNumId="15">
     <w:nsid w:val="350D77D9"/>
     <w:multiLevelType w:val="hybridMultilevel"/>
     <w:tmpl w:val="0F4660B8"/>
@@ -6368,7 +3830,120 @@
       </w:rPr>
     </w:lvl>
   </w:abstractNum>
-  <w:abstractNum w:abstractNumId="14">
+  <w:abstractNum w:abstractNumId="16">
+    <w:nsid w:val="3B574847"/>
+    <w:multiLevelType w:val="hybridMultilevel"/>
+    <w:tmpl w:val="12C09360"/>
+    <w:lvl w:ilvl="0" w:tplc="04090001">
+      <w:start w:val="1"/>
+      <w:numFmt w:val="bullet"/>
+      <w:lvlText w:val=""/>
+      <w:lvlJc w:val="left"/>
+      <w:pPr>
+        <w:ind w:left="360" w:hanging="360"/>
+      </w:pPr>
+      <w:rPr>
+        <w:rFonts w:ascii="Symbol" w:hAnsi="Symbol" w:hint="default"/>
+      </w:rPr>
+    </w:lvl>
+    <w:lvl w:ilvl="1" w:tplc="04090003" w:tentative="1">
+      <w:start w:val="1"/>
+      <w:numFmt w:val="bullet"/>
+      <w:lvlText w:val="o"/>
+      <w:lvlJc w:val="left"/>
+      <w:pPr>
+        <w:ind w:left="1080" w:hanging="360"/>
+      </w:pPr>
+      <w:rPr>
+        <w:rFonts w:ascii="Courier New" w:hAnsi="Courier New" w:cs="Courier New" w:hint="default"/>
+      </w:rPr>
+    </w:lvl>
+    <w:lvl w:ilvl="2" w:tplc="04090005" w:tentative="1">
+      <w:start w:val="1"/>
+      <w:numFmt w:val="bullet"/>
+      <w:lvlText w:val=""/>
+      <w:lvlJc w:val="left"/>
+      <w:pPr>
+        <w:ind w:left="1800" w:hanging="360"/>
+      </w:pPr>
+      <w:rPr>
+        <w:rFonts w:ascii="Wingdings" w:hAnsi="Wingdings" w:hint="default"/>
+      </w:rPr>
+    </w:lvl>
+    <w:lvl w:ilvl="3" w:tplc="04090001" w:tentative="1">
+      <w:start w:val="1"/>
+      <w:numFmt w:val="bullet"/>
+      <w:lvlText w:val=""/>
+      <w:lvlJc w:val="left"/>
+      <w:pPr>
+        <w:ind w:left="2520" w:hanging="360"/>
+      </w:pPr>
+      <w:rPr>
+        <w:rFonts w:ascii="Symbol" w:hAnsi="Symbol" w:hint="default"/>
+      </w:rPr>
+    </w:lvl>
+    <w:lvl w:ilvl="4" w:tplc="04090003" w:tentative="1">
+      <w:start w:val="1"/>
+      <w:numFmt w:val="bullet"/>
+      <w:lvlText w:val="o"/>
+      <w:lvlJc w:val="left"/>
+      <w:pPr>
+        <w:ind w:left="3240" w:hanging="360"/>
+      </w:pPr>
+      <w:rPr>
+        <w:rFonts w:ascii="Courier New" w:hAnsi="Courier New" w:cs="Courier New" w:hint="default"/>
+      </w:rPr>
+    </w:lvl>
+    <w:lvl w:ilvl="5" w:tplc="04090005" w:tentative="1">
+      <w:start w:val="1"/>
+      <w:numFmt w:val="bullet"/>
+      <w:lvlText w:val=""/>
+      <w:lvlJc w:val="left"/>
+      <w:pPr>
+        <w:ind w:left="3960" w:hanging="360"/>
+      </w:pPr>
+      <w:rPr>
+        <w:rFonts w:ascii="Wingdings" w:hAnsi="Wingdings" w:hint="default"/>
+      </w:rPr>
+    </w:lvl>
+    <w:lvl w:ilvl="6" w:tplc="04090001" w:tentative="1">
+      <w:start w:val="1"/>
+      <w:numFmt w:val="bullet"/>
+      <w:lvlText w:val=""/>
+      <w:lvlJc w:val="left"/>
+      <w:pPr>
+        <w:ind w:left="4680" w:hanging="360"/>
+      </w:pPr>
+      <w:rPr>
+        <w:rFonts w:ascii="Symbol" w:hAnsi="Symbol" w:hint="default"/>
+      </w:rPr>
+    </w:lvl>
+    <w:lvl w:ilvl="7" w:tplc="04090003" w:tentative="1">
+      <w:start w:val="1"/>
+      <w:numFmt w:val="bullet"/>
+      <w:lvlText w:val="o"/>
+      <w:lvlJc w:val="left"/>
+      <w:pPr>
+        <w:ind w:left="5400" w:hanging="360"/>
+      </w:pPr>
+      <w:rPr>
+        <w:rFonts w:ascii="Courier New" w:hAnsi="Courier New" w:cs="Courier New" w:hint="default"/>
+      </w:rPr>
+    </w:lvl>
+    <w:lvl w:ilvl="8" w:tplc="04090005" w:tentative="1">
+      <w:start w:val="1"/>
+      <w:numFmt w:val="bullet"/>
+      <w:lvlText w:val=""/>
+      <w:lvlJc w:val="left"/>
+      <w:pPr>
+        <w:ind w:left="6120" w:hanging="360"/>
+      </w:pPr>
+      <w:rPr>
+        <w:rFonts w:ascii="Wingdings" w:hAnsi="Wingdings" w:hint="default"/>
+      </w:rPr>
+    </w:lvl>
+  </w:abstractNum>
+  <w:abstractNum w:abstractNumId="17">
     <w:nsid w:val="3BD81AF1"/>
     <w:multiLevelType w:val="hybridMultilevel"/>
     <w:tmpl w:val="AF48C81A"/>
@@ -6481,7 +4056,7 @@
       </w:rPr>
     </w:lvl>
   </w:abstractNum>
-  <w:abstractNum w:abstractNumId="15">
+  <w:abstractNum w:abstractNumId="18">
     <w:nsid w:val="400F3C6B"/>
     <w:multiLevelType w:val="multilevel"/>
     <w:tmpl w:val="4404B6BA"/>
@@ -6630,7 +4205,7 @@
       </w:rPr>
     </w:lvl>
   </w:abstractNum>
-  <w:abstractNum w:abstractNumId="16">
+  <w:abstractNum w:abstractNumId="19">
     <w:nsid w:val="401B02AF"/>
     <w:multiLevelType w:val="hybridMultilevel"/>
     <w:tmpl w:val="23468E06"/>
@@ -6743,7 +4318,7 @@
       </w:rPr>
     </w:lvl>
   </w:abstractNum>
-  <w:abstractNum w:abstractNumId="17">
+  <w:abstractNum w:abstractNumId="20">
     <w:nsid w:val="40AC4DF6"/>
     <w:multiLevelType w:val="hybridMultilevel"/>
     <w:tmpl w:val="152ED778"/>
@@ -6856,7 +4431,7 @@
       </w:rPr>
     </w:lvl>
   </w:abstractNum>
-  <w:abstractNum w:abstractNumId="18">
+  <w:abstractNum w:abstractNumId="21">
     <w:nsid w:val="463A55DF"/>
     <w:multiLevelType w:val="multilevel"/>
     <w:tmpl w:val="04C2BF80"/>
@@ -7005,7 +4580,7 @@
       </w:rPr>
     </w:lvl>
   </w:abstractNum>
-  <w:abstractNum w:abstractNumId="19">
+  <w:abstractNum w:abstractNumId="22">
     <w:nsid w:val="4A7117D7"/>
     <w:multiLevelType w:val="hybridMultilevel"/>
     <w:tmpl w:val="B106C838"/>
@@ -7118,7 +4693,233 @@
       </w:rPr>
     </w:lvl>
   </w:abstractNum>
-  <w:abstractNum w:abstractNumId="20">
+  <w:abstractNum w:abstractNumId="23">
+    <w:nsid w:val="4E1F2EAA"/>
+    <w:multiLevelType w:val="hybridMultilevel"/>
+    <w:tmpl w:val="F01C093A"/>
+    <w:lvl w:ilvl="0" w:tplc="04090001">
+      <w:start w:val="1"/>
+      <w:numFmt w:val="bullet"/>
+      <w:lvlText w:val=""/>
+      <w:lvlJc w:val="left"/>
+      <w:pPr>
+        <w:ind w:left="360" w:hanging="360"/>
+      </w:pPr>
+      <w:rPr>
+        <w:rFonts w:ascii="Symbol" w:hAnsi="Symbol" w:hint="default"/>
+      </w:rPr>
+    </w:lvl>
+    <w:lvl w:ilvl="1" w:tplc="04090003" w:tentative="1">
+      <w:start w:val="1"/>
+      <w:numFmt w:val="bullet"/>
+      <w:lvlText w:val="o"/>
+      <w:lvlJc w:val="left"/>
+      <w:pPr>
+        <w:ind w:left="1080" w:hanging="360"/>
+      </w:pPr>
+      <w:rPr>
+        <w:rFonts w:ascii="Courier New" w:hAnsi="Courier New" w:cs="Courier New" w:hint="default"/>
+      </w:rPr>
+    </w:lvl>
+    <w:lvl w:ilvl="2" w:tplc="04090005" w:tentative="1">
+      <w:start w:val="1"/>
+      <w:numFmt w:val="bullet"/>
+      <w:lvlText w:val=""/>
+      <w:lvlJc w:val="left"/>
+      <w:pPr>
+        <w:ind w:left="1800" w:hanging="360"/>
+      </w:pPr>
+      <w:rPr>
+        <w:rFonts w:ascii="Wingdings" w:hAnsi="Wingdings" w:hint="default"/>
+      </w:rPr>
+    </w:lvl>
+    <w:lvl w:ilvl="3" w:tplc="04090001" w:tentative="1">
+      <w:start w:val="1"/>
+      <w:numFmt w:val="bullet"/>
+      <w:lvlText w:val=""/>
+      <w:lvlJc w:val="left"/>
+      <w:pPr>
+        <w:ind w:left="2520" w:hanging="360"/>
+      </w:pPr>
+      <w:rPr>
+        <w:rFonts w:ascii="Symbol" w:hAnsi="Symbol" w:hint="default"/>
+      </w:rPr>
+    </w:lvl>
+    <w:lvl w:ilvl="4" w:tplc="04090003" w:tentative="1">
+      <w:start w:val="1"/>
+      <w:numFmt w:val="bullet"/>
+      <w:lvlText w:val="o"/>
+      <w:lvlJc w:val="left"/>
+      <w:pPr>
+        <w:ind w:left="3240" w:hanging="360"/>
+      </w:pPr>
+      <w:rPr>
+        <w:rFonts w:ascii="Courier New" w:hAnsi="Courier New" w:cs="Courier New" w:hint="default"/>
+      </w:rPr>
+    </w:lvl>
+    <w:lvl w:ilvl="5" w:tplc="04090005" w:tentative="1">
+      <w:start w:val="1"/>
+      <w:numFmt w:val="bullet"/>
+      <w:lvlText w:val=""/>
+      <w:lvlJc w:val="left"/>
+      <w:pPr>
+        <w:ind w:left="3960" w:hanging="360"/>
+      </w:pPr>
+      <w:rPr>
+        <w:rFonts w:ascii="Wingdings" w:hAnsi="Wingdings" w:hint="default"/>
+      </w:rPr>
+    </w:lvl>
+    <w:lvl w:ilvl="6" w:tplc="04090001" w:tentative="1">
+      <w:start w:val="1"/>
+      <w:numFmt w:val="bullet"/>
+      <w:lvlText w:val=""/>
+      <w:lvlJc w:val="left"/>
+      <w:pPr>
+        <w:ind w:left="4680" w:hanging="360"/>
+      </w:pPr>
+      <w:rPr>
+        <w:rFonts w:ascii="Symbol" w:hAnsi="Symbol" w:hint="default"/>
+      </w:rPr>
+    </w:lvl>
+    <w:lvl w:ilvl="7" w:tplc="04090003" w:tentative="1">
+      <w:start w:val="1"/>
+      <w:numFmt w:val="bullet"/>
+      <w:lvlText w:val="o"/>
+      <w:lvlJc w:val="left"/>
+      <w:pPr>
+        <w:ind w:left="5400" w:hanging="360"/>
+      </w:pPr>
+      <w:rPr>
+        <w:rFonts w:ascii="Courier New" w:hAnsi="Courier New" w:cs="Courier New" w:hint="default"/>
+      </w:rPr>
+    </w:lvl>
+    <w:lvl w:ilvl="8" w:tplc="04090005" w:tentative="1">
+      <w:start w:val="1"/>
+      <w:numFmt w:val="bullet"/>
+      <w:lvlText w:val=""/>
+      <w:lvlJc w:val="left"/>
+      <w:pPr>
+        <w:ind w:left="6120" w:hanging="360"/>
+      </w:pPr>
+      <w:rPr>
+        <w:rFonts w:ascii="Wingdings" w:hAnsi="Wingdings" w:hint="default"/>
+      </w:rPr>
+    </w:lvl>
+  </w:abstractNum>
+  <w:abstractNum w:abstractNumId="24">
+    <w:nsid w:val="5580507F"/>
+    <w:multiLevelType w:val="hybridMultilevel"/>
+    <w:tmpl w:val="D5082488"/>
+    <w:lvl w:ilvl="0" w:tplc="04090001">
+      <w:start w:val="1"/>
+      <w:numFmt w:val="bullet"/>
+      <w:lvlText w:val=""/>
+      <w:lvlJc w:val="left"/>
+      <w:pPr>
+        <w:ind w:left="360" w:hanging="360"/>
+      </w:pPr>
+      <w:rPr>
+        <w:rFonts w:ascii="Symbol" w:hAnsi="Symbol" w:hint="default"/>
+      </w:rPr>
+    </w:lvl>
+    <w:lvl w:ilvl="1" w:tplc="04090003" w:tentative="1">
+      <w:start w:val="1"/>
+      <w:numFmt w:val="bullet"/>
+      <w:lvlText w:val="o"/>
+      <w:lvlJc w:val="left"/>
+      <w:pPr>
+        <w:ind w:left="1080" w:hanging="360"/>
+      </w:pPr>
+      <w:rPr>
+        <w:rFonts w:ascii="Courier New" w:hAnsi="Courier New" w:cs="Courier New" w:hint="default"/>
+      </w:rPr>
+    </w:lvl>
+    <w:lvl w:ilvl="2" w:tplc="04090005" w:tentative="1">
+      <w:start w:val="1"/>
+      <w:numFmt w:val="bullet"/>
+      <w:lvlText w:val=""/>
+      <w:lvlJc w:val="left"/>
+      <w:pPr>
+        <w:ind w:left="1800" w:hanging="360"/>
+      </w:pPr>
+      <w:rPr>
+        <w:rFonts w:ascii="Wingdings" w:hAnsi="Wingdings" w:hint="default"/>
+      </w:rPr>
+    </w:lvl>
+    <w:lvl w:ilvl="3" w:tplc="04090001" w:tentative="1">
+      <w:start w:val="1"/>
+      <w:numFmt w:val="bullet"/>
+      <w:lvlText w:val=""/>
+      <w:lvlJc w:val="left"/>
+      <w:pPr>
+        <w:ind w:left="2520" w:hanging="360"/>
+      </w:pPr>
+      <w:rPr>
+        <w:rFonts w:ascii="Symbol" w:hAnsi="Symbol" w:hint="default"/>
+      </w:rPr>
+    </w:lvl>
+    <w:lvl w:ilvl="4" w:tplc="04090003" w:tentative="1">
+      <w:start w:val="1"/>
+      <w:numFmt w:val="bullet"/>
+      <w:lvlText w:val="o"/>
+      <w:lvlJc w:val="left"/>
+      <w:pPr>
+        <w:ind w:left="3240" w:hanging="360"/>
+      </w:pPr>
+      <w:rPr>
+        <w:rFonts w:ascii="Courier New" w:hAnsi="Courier New" w:cs="Courier New" w:hint="default"/>
+      </w:rPr>
+    </w:lvl>
+    <w:lvl w:ilvl="5" w:tplc="04090005" w:tentative="1">
+      <w:start w:val="1"/>
+      <w:numFmt w:val="bullet"/>
+      <w:lvlText w:val=""/>
+      <w:lvlJc w:val="left"/>
+      <w:pPr>
+        <w:ind w:left="3960" w:hanging="360"/>
+      </w:pPr>
+      <w:rPr>
+        <w:rFonts w:ascii="Wingdings" w:hAnsi="Wingdings" w:hint="default"/>
+      </w:rPr>
+    </w:lvl>
+    <w:lvl w:ilvl="6" w:tplc="04090001" w:tentative="1">
+      <w:start w:val="1"/>
+      <w:numFmt w:val="bullet"/>
+      <w:lvlText w:val=""/>
+      <w:lvlJc w:val="left"/>
+      <w:pPr>
+        <w:ind w:left="4680" w:hanging="360"/>
+      </w:pPr>
+      <w:rPr>
+        <w:rFonts w:ascii="Symbol" w:hAnsi="Symbol" w:hint="default"/>
+      </w:rPr>
+    </w:lvl>
+    <w:lvl w:ilvl="7" w:tplc="04090003" w:tentative="1">
+      <w:start w:val="1"/>
+      <w:numFmt w:val="bullet"/>
+      <w:lvlText w:val="o"/>
+      <w:lvlJc w:val="left"/>
+      <w:pPr>
+        <w:ind w:left="5400" w:hanging="360"/>
+      </w:pPr>
+      <w:rPr>
+        <w:rFonts w:ascii="Courier New" w:hAnsi="Courier New" w:cs="Courier New" w:hint="default"/>
+      </w:rPr>
+    </w:lvl>
+    <w:lvl w:ilvl="8" w:tplc="04090005" w:tentative="1">
+      <w:start w:val="1"/>
+      <w:numFmt w:val="bullet"/>
+      <w:lvlText w:val=""/>
+      <w:lvlJc w:val="left"/>
+      <w:pPr>
+        <w:ind w:left="6120" w:hanging="360"/>
+      </w:pPr>
+      <w:rPr>
+        <w:rFonts w:ascii="Wingdings" w:hAnsi="Wingdings" w:hint="default"/>
+      </w:rPr>
+    </w:lvl>
+  </w:abstractNum>
+  <w:abstractNum w:abstractNumId="25">
     <w:nsid w:val="58520F90"/>
     <w:multiLevelType w:val="hybridMultilevel"/>
     <w:tmpl w:val="5D06168A"/>
@@ -7231,7 +5032,7 @@
       </w:rPr>
     </w:lvl>
   </w:abstractNum>
-  <w:abstractNum w:abstractNumId="21">
+  <w:abstractNum w:abstractNumId="26">
     <w:nsid w:val="58AD3C7D"/>
     <w:multiLevelType w:val="multilevel"/>
     <w:tmpl w:val="AFAAB326"/>
@@ -7380,7 +5181,7 @@
       </w:rPr>
     </w:lvl>
   </w:abstractNum>
-  <w:abstractNum w:abstractNumId="22">
+  <w:abstractNum w:abstractNumId="27">
     <w:nsid w:val="58CB3738"/>
     <w:multiLevelType w:val="multilevel"/>
     <w:tmpl w:val="3064D20A"/>
@@ -7529,7 +5330,7 @@
       </w:rPr>
     </w:lvl>
   </w:abstractNum>
-  <w:abstractNum w:abstractNumId="23">
+  <w:abstractNum w:abstractNumId="28">
     <w:nsid w:val="59723FDA"/>
     <w:multiLevelType w:val="hybridMultilevel"/>
     <w:tmpl w:val="B314882A"/>
@@ -7642,7 +5443,7 @@
       </w:rPr>
     </w:lvl>
   </w:abstractNum>
-  <w:abstractNum w:abstractNumId="24">
+  <w:abstractNum w:abstractNumId="29">
     <w:nsid w:val="5C3948B5"/>
     <w:multiLevelType w:val="hybridMultilevel"/>
     <w:tmpl w:val="3346796A"/>
@@ -7755,7 +5556,7 @@
       </w:rPr>
     </w:lvl>
   </w:abstractNum>
-  <w:abstractNum w:abstractNumId="25">
+  <w:abstractNum w:abstractNumId="30">
     <w:nsid w:val="612E7579"/>
     <w:multiLevelType w:val="hybridMultilevel"/>
     <w:tmpl w:val="9C4E0874"/>
@@ -7867,7 +5668,7 @@
       </w:rPr>
     </w:lvl>
   </w:abstractNum>
-  <w:abstractNum w:abstractNumId="26">
+  <w:abstractNum w:abstractNumId="31">
     <w:nsid w:val="650D7001"/>
     <w:multiLevelType w:val="hybridMultilevel"/>
     <w:tmpl w:val="535E98A0"/>
@@ -7980,7 +5781,7 @@
       </w:rPr>
     </w:lvl>
   </w:abstractNum>
-  <w:abstractNum w:abstractNumId="27">
+  <w:abstractNum w:abstractNumId="32">
     <w:nsid w:val="668C4ED6"/>
     <w:multiLevelType w:val="hybridMultilevel"/>
     <w:tmpl w:val="5A248692"/>
@@ -8066,7 +5867,7 @@
       </w:pPr>
     </w:lvl>
   </w:abstractNum>
-  <w:abstractNum w:abstractNumId="28">
+  <w:abstractNum w:abstractNumId="33">
     <w:nsid w:val="68123FB7"/>
     <w:multiLevelType w:val="hybridMultilevel"/>
     <w:tmpl w:val="0FD22D7A"/>
@@ -8179,7 +5980,7 @@
       </w:rPr>
     </w:lvl>
   </w:abstractNum>
-  <w:abstractNum w:abstractNumId="29">
+  <w:abstractNum w:abstractNumId="34">
     <w:nsid w:val="6A36662A"/>
     <w:multiLevelType w:val="multilevel"/>
     <w:tmpl w:val="3D3EF624"/>
@@ -8328,7 +6129,7 @@
       </w:rPr>
     </w:lvl>
   </w:abstractNum>
-  <w:abstractNum w:abstractNumId="30">
+  <w:abstractNum w:abstractNumId="35">
     <w:nsid w:val="6DF9277D"/>
     <w:multiLevelType w:val="hybridMultilevel"/>
     <w:tmpl w:val="4F1A10A0"/>
@@ -8441,7 +6242,7 @@
       </w:rPr>
     </w:lvl>
   </w:abstractNum>
-  <w:abstractNum w:abstractNumId="31">
+  <w:abstractNum w:abstractNumId="36">
     <w:nsid w:val="6FC93A61"/>
     <w:multiLevelType w:val="hybridMultilevel"/>
     <w:tmpl w:val="BA526BA2"/>
@@ -8554,7 +6355,7 @@
       </w:rPr>
     </w:lvl>
   </w:abstractNum>
-  <w:abstractNum w:abstractNumId="32">
+  <w:abstractNum w:abstractNumId="37">
     <w:nsid w:val="74884372"/>
     <w:multiLevelType w:val="hybridMultilevel"/>
     <w:tmpl w:val="CC405FE8"/>
@@ -8668,91 +6469,91 @@
     </w:lvl>
   </w:abstractNum>
   <w:num w:numId="1">
-    <w:abstractNumId w:val="27"/>
+    <w:abstractNumId w:val="32"/>
     <w:lvlOverride w:ilvl="0">
       <w:startOverride w:val="1"/>
     </w:lvlOverride>
   </w:num>
   <w:num w:numId="2">
-    <w:abstractNumId w:val="23"/>
+    <w:abstractNumId w:val="28"/>
   </w:num>
   <w:num w:numId="3">
-    <w:abstractNumId w:val="25"/>
+    <w:abstractNumId w:val="30"/>
   </w:num>
   <w:num w:numId="4">
-    <w:abstractNumId w:val="10"/>
+    <w:abstractNumId w:val="11"/>
   </w:num>
   <w:num w:numId="5">
-    <w:abstractNumId w:val="31"/>
+    <w:abstractNumId w:val="36"/>
   </w:num>
   <w:num w:numId="6">
-    <w:abstractNumId w:val="19"/>
+    <w:abstractNumId w:val="22"/>
   </w:num>
   <w:num w:numId="7">
     <w:abstractNumId w:val="4"/>
   </w:num>
   <w:num w:numId="8">
+    <w:abstractNumId w:val="14"/>
+  </w:num>
+  <w:num w:numId="9">
     <w:abstractNumId w:val="12"/>
   </w:num>
-  <w:num w:numId="9">
-    <w:abstractNumId w:val="11"/>
-  </w:num>
   <w:num w:numId="10">
-    <w:abstractNumId w:val="24"/>
+    <w:abstractNumId w:val="29"/>
   </w:num>
   <w:num w:numId="11">
     <w:abstractNumId w:val="1"/>
   </w:num>
   <w:num w:numId="12">
-    <w:abstractNumId w:val="16"/>
+    <w:abstractNumId w:val="19"/>
   </w:num>
   <w:num w:numId="13">
-    <w:abstractNumId w:val="7"/>
+    <w:abstractNumId w:val="8"/>
   </w:num>
   <w:num w:numId="14">
     <w:abstractNumId w:val="0"/>
   </w:num>
   <w:num w:numId="15">
-    <w:abstractNumId w:val="13"/>
+    <w:abstractNumId w:val="15"/>
   </w:num>
   <w:num w:numId="16">
-    <w:abstractNumId w:val="28"/>
+    <w:abstractNumId w:val="33"/>
   </w:num>
   <w:num w:numId="17">
-    <w:abstractNumId w:val="14"/>
+    <w:abstractNumId w:val="17"/>
   </w:num>
   <w:num w:numId="18">
-    <w:abstractNumId w:val="20"/>
+    <w:abstractNumId w:val="25"/>
   </w:num>
   <w:num w:numId="19">
-    <w:abstractNumId w:val="8"/>
+    <w:abstractNumId w:val="9"/>
   </w:num>
   <w:num w:numId="20">
     <w:abstractNumId w:val="6"/>
   </w:num>
   <w:num w:numId="21">
-    <w:abstractNumId w:val="18"/>
+    <w:abstractNumId w:val="21"/>
   </w:num>
   <w:num w:numId="22">
-    <w:abstractNumId w:val="9"/>
+    <w:abstractNumId w:val="10"/>
   </w:num>
   <w:num w:numId="23">
+    <w:abstractNumId w:val="31"/>
+  </w:num>
+  <w:num w:numId="24">
+    <w:abstractNumId w:val="37"/>
+  </w:num>
+  <w:num w:numId="25">
+    <w:abstractNumId w:val="35"/>
+  </w:num>
+  <w:num w:numId="26">
+    <w:abstractNumId w:val="20"/>
+  </w:num>
+  <w:num w:numId="27">
     <w:abstractNumId w:val="26"/>
   </w:num>
-  <w:num w:numId="24">
-    <w:abstractNumId w:val="32"/>
-  </w:num>
-  <w:num w:numId="25">
-    <w:abstractNumId w:val="30"/>
-  </w:num>
-  <w:num w:numId="26">
-    <w:abstractNumId w:val="17"/>
-  </w:num>
-  <w:num w:numId="27">
-    <w:abstractNumId w:val="21"/>
-  </w:num>
   <w:num w:numId="28">
-    <w:abstractNumId w:val="29"/>
+    <w:abstractNumId w:val="34"/>
   </w:num>
   <w:num w:numId="29">
     <w:abstractNumId w:val="3"/>
@@ -8764,10 +6565,25 @@
     <w:abstractNumId w:val="2"/>
   </w:num>
   <w:num w:numId="32">
-    <w:abstractNumId w:val="22"/>
+    <w:abstractNumId w:val="27"/>
   </w:num>
   <w:num w:numId="33">
-    <w:abstractNumId w:val="15"/>
+    <w:abstractNumId w:val="18"/>
+  </w:num>
+  <w:num w:numId="34">
+    <w:abstractNumId w:val="16"/>
+  </w:num>
+  <w:num w:numId="35">
+    <w:abstractNumId w:val="24"/>
+  </w:num>
+  <w:num w:numId="36">
+    <w:abstractNumId w:val="13"/>
+  </w:num>
+  <w:num w:numId="37">
+    <w:abstractNumId w:val="7"/>
+  </w:num>
+  <w:num w:numId="38">
+    <w:abstractNumId w:val="23"/>
   </w:num>
 </w:numbering>
 </file>
